--- a/Section A.docx
+++ b/Section A.docx
@@ -50,7 +50,6 @@
           <w:szCs w:val="48"/>
         </w:rPr>
       </w:pPr>
-      <w:proofErr w:type="spellStart"/>
       <w:r>
         <w:rPr>
           <w:b/>
@@ -58,17 +57,7 @@
           <w:sz w:val="48"/>
           <w:szCs w:val="48"/>
         </w:rPr>
-        <w:t>AlphaTech</w:t>
-      </w:r>
-      <w:proofErr w:type="spellEnd"/>
-      <w:r>
-        <w:rPr>
-          <w:b/>
-          <w:bCs/>
-          <w:sz w:val="48"/>
-          <w:szCs w:val="48"/>
-        </w:rPr>
-        <w:t xml:space="preserve"> is new to Linux and wants to understand why it is used in enterprise environments.</w:t>
+        <w:t>AlphaTech is new to Linux and wants to understand why it is used in enterprise environments.</w:t>
       </w:r>
     </w:p>
     <w:p>
@@ -991,19 +980,410 @@
           <w:sz w:val="48"/>
           <w:szCs w:val="48"/>
         </w:rPr>
-        <w:t xml:space="preserve">A junior administrator on </w:t>
-      </w:r>
-      <w:proofErr w:type="spellStart"/>
-      <w:r>
+        <w:t>A junior administrator on AlphaTech's team is learning Linux administration and needs to understand the core file and directory commands.</w:t>
+      </w:r>
+    </w:p>
+    <w:p>
+      <w:pPr>
+        <w:jc w:val="both"/>
+        <w:rPr>
+          <w:b/>
+          <w:bCs/>
+          <w:sz w:val="40"/>
+          <w:szCs w:val="40"/>
+        </w:rPr>
+      </w:pPr>
+      <w:r>
+        <w:rPr>
+          <w:b/>
+          <w:bCs/>
+          <w:sz w:val="40"/>
+          <w:szCs w:val="40"/>
+        </w:rPr>
+        <w:t>Question: Explain the purpose of the ls, cd, pwd, mkdir, rm, cp, and mv commands, and describe how each is used in real server management.</w:t>
+      </w:r>
+    </w:p>
+    <w:p>
+      <w:pPr>
+        <w:jc w:val="both"/>
+        <w:rPr>
+          <w:sz w:val="32"/>
+          <w:szCs w:val="32"/>
+        </w:rPr>
+      </w:pPr>
+      <w:r>
+        <w:rPr>
+          <w:b/>
+          <w:bCs/>
+          <w:sz w:val="40"/>
+          <w:szCs w:val="40"/>
+        </w:rPr>
+        <w:sym w:font="Wingdings" w:char="F0E0"/>
+      </w:r>
+      <w:r>
+        <w:rPr>
+          <w:sz w:val="32"/>
+          <w:szCs w:val="32"/>
+        </w:rPr>
+        <w:t xml:space="preserve">Linux provides several basic commands for managing files and directories. The ls command is used to list files and directories. The </w:t>
+      </w:r>
+      <w:r>
+        <w:rPr>
+          <w:b/>
+          <w:bCs/>
+          <w:sz w:val="32"/>
+          <w:szCs w:val="32"/>
+        </w:rPr>
+        <w:lastRenderedPageBreak/>
+        <w:t>cd</w:t>
+      </w:r>
+      <w:r>
+        <w:rPr>
+          <w:sz w:val="32"/>
+          <w:szCs w:val="32"/>
+        </w:rPr>
+        <w:t xml:space="preserve"> command is used to change the current directory, while </w:t>
+      </w:r>
+      <w:r>
+        <w:rPr>
+          <w:b/>
+          <w:bCs/>
+          <w:sz w:val="32"/>
+          <w:szCs w:val="32"/>
+        </w:rPr>
+        <w:t>pwd</w:t>
+      </w:r>
+      <w:r>
+        <w:rPr>
+          <w:sz w:val="32"/>
+          <w:szCs w:val="32"/>
+        </w:rPr>
+        <w:t xml:space="preserve"> displays the current working directory. The </w:t>
+      </w:r>
+      <w:r>
+        <w:rPr>
+          <w:b/>
+          <w:bCs/>
+          <w:sz w:val="32"/>
+          <w:szCs w:val="32"/>
+        </w:rPr>
+        <w:t>mkdir</w:t>
+      </w:r>
+      <w:r>
+        <w:rPr>
+          <w:sz w:val="32"/>
+          <w:szCs w:val="32"/>
+        </w:rPr>
+        <w:t xml:space="preserve"> command creates new directories, and rm removes files or directories. The </w:t>
+      </w:r>
+      <w:r>
+        <w:rPr>
+          <w:b/>
+          <w:bCs/>
+          <w:sz w:val="32"/>
+          <w:szCs w:val="32"/>
+        </w:rPr>
+        <w:t xml:space="preserve">cp </w:t>
+      </w:r>
+      <w:r>
+        <w:rPr>
+          <w:sz w:val="32"/>
+          <w:szCs w:val="32"/>
+        </w:rPr>
+        <w:t xml:space="preserve">command is used to copy files or directories, whereas </w:t>
+      </w:r>
+      <w:r>
+        <w:rPr>
+          <w:b/>
+          <w:bCs/>
+          <w:sz w:val="32"/>
+          <w:szCs w:val="32"/>
+        </w:rPr>
+        <w:t xml:space="preserve">mv </w:t>
+      </w:r>
+      <w:r>
+        <w:rPr>
+          <w:sz w:val="32"/>
+          <w:szCs w:val="32"/>
+        </w:rPr>
+        <w:t>moves or renames them.</w:t>
+      </w:r>
+    </w:p>
+    <w:p>
+      <w:pPr>
+        <w:jc w:val="both"/>
+        <w:rPr>
+          <w:sz w:val="32"/>
+          <w:szCs w:val="32"/>
+        </w:rPr>
+      </w:pPr>
+      <w:r>
+        <w:rPr>
+          <w:b/>
+          <w:bCs/>
+          <w:sz w:val="32"/>
+          <w:szCs w:val="32"/>
+        </w:rPr>
+        <w:t>1. ls</w:t>
+      </w:r>
+    </w:p>
+    <w:p>
+      <w:pPr>
+        <w:jc w:val="both"/>
+        <w:rPr>
+          <w:sz w:val="32"/>
+          <w:szCs w:val="32"/>
+        </w:rPr>
+      </w:pPr>
+      <w:r>
+        <w:rPr>
+          <w:sz w:val="32"/>
+          <w:szCs w:val="32"/>
+        </w:rPr>
+        <w:t>ls -l /var/log</w:t>
+      </w:r>
+    </w:p>
+    <w:p>
+      <w:pPr>
+        <w:jc w:val="both"/>
+        <w:rPr>
+          <w:sz w:val="32"/>
+          <w:szCs w:val="32"/>
+        </w:rPr>
+      </w:pPr>
+      <w:r>
+        <w:rPr>
+          <w:b/>
+          <w:bCs/>
+          <w:sz w:val="32"/>
+          <w:szCs w:val="32"/>
+        </w:rPr>
+        <w:t>2. cd</w:t>
+      </w:r>
+    </w:p>
+    <w:p>
+      <w:pPr>
+        <w:jc w:val="both"/>
+        <w:rPr>
+          <w:sz w:val="32"/>
+          <w:szCs w:val="32"/>
+        </w:rPr>
+      </w:pPr>
+      <w:r>
+        <w:rPr>
+          <w:sz w:val="32"/>
+          <w:szCs w:val="32"/>
+        </w:rPr>
+        <w:t>cd /etc</w:t>
+      </w:r>
+    </w:p>
+    <w:p>
+      <w:pPr>
+        <w:jc w:val="both"/>
+        <w:rPr>
+          <w:sz w:val="32"/>
+          <w:szCs w:val="32"/>
+        </w:rPr>
+      </w:pPr>
+      <w:r>
+        <w:rPr>
+          <w:b/>
+          <w:bCs/>
+          <w:sz w:val="32"/>
+          <w:szCs w:val="32"/>
+        </w:rPr>
+        <w:t>3. pwd</w:t>
+      </w:r>
+    </w:p>
+    <w:p>
+      <w:pPr>
+        <w:jc w:val="both"/>
+        <w:rPr>
+          <w:sz w:val="32"/>
+          <w:szCs w:val="32"/>
+        </w:rPr>
+      </w:pPr>
+      <w:r>
+        <w:rPr>
+          <w:sz w:val="32"/>
+          <w:szCs w:val="32"/>
+        </w:rPr>
+        <w:t>pwd</w:t>
+      </w:r>
+    </w:p>
+    <w:p>
+      <w:pPr>
+        <w:jc w:val="both"/>
+        <w:rPr>
+          <w:sz w:val="32"/>
+          <w:szCs w:val="32"/>
+        </w:rPr>
+      </w:pPr>
+      <w:r>
+        <w:rPr>
+          <w:b/>
+          <w:bCs/>
+          <w:sz w:val="32"/>
+          <w:szCs w:val="32"/>
+        </w:rPr>
+        <w:t>4. mkdir</w:t>
+      </w:r>
+    </w:p>
+    <w:p>
+      <w:pPr>
+        <w:jc w:val="both"/>
+        <w:rPr>
+          <w:sz w:val="32"/>
+          <w:szCs w:val="32"/>
+        </w:rPr>
+      </w:pPr>
+      <w:r>
+        <w:rPr>
+          <w:sz w:val="32"/>
+          <w:szCs w:val="32"/>
+        </w:rPr>
+        <w:t>mkdir /backup</w:t>
+      </w:r>
+    </w:p>
+    <w:p>
+      <w:pPr>
+        <w:jc w:val="both"/>
+        <w:rPr>
+          <w:sz w:val="32"/>
+          <w:szCs w:val="32"/>
+        </w:rPr>
+      </w:pPr>
+      <w:r>
+        <w:rPr>
+          <w:b/>
+          <w:bCs/>
+          <w:sz w:val="32"/>
+          <w:szCs w:val="32"/>
+        </w:rPr>
+        <w:t>5. rm</w:t>
+      </w:r>
+    </w:p>
+    <w:p>
+      <w:pPr>
+        <w:jc w:val="both"/>
+        <w:rPr>
+          <w:sz w:val="32"/>
+          <w:szCs w:val="32"/>
+        </w:rPr>
+      </w:pPr>
+      <w:r>
+        <w:rPr>
+          <w:sz w:val="32"/>
+          <w:szCs w:val="32"/>
+        </w:rPr>
+        <w:t>rm old.log</w:t>
+      </w:r>
+    </w:p>
+    <w:p>
+      <w:pPr>
+        <w:jc w:val="both"/>
+        <w:rPr>
+          <w:sz w:val="32"/>
+          <w:szCs w:val="32"/>
+        </w:rPr>
+      </w:pPr>
+      <w:r>
+        <w:rPr>
+          <w:b/>
+          <w:bCs/>
+          <w:sz w:val="32"/>
+          <w:szCs w:val="32"/>
+        </w:rPr>
+        <w:t>6. cp</w:t>
+      </w:r>
+    </w:p>
+    <w:p>
+      <w:pPr>
+        <w:jc w:val="both"/>
+        <w:rPr>
+          <w:sz w:val="32"/>
+          <w:szCs w:val="32"/>
+        </w:rPr>
+      </w:pPr>
+      <w:r>
+        <w:rPr>
+          <w:sz w:val="32"/>
+          <w:szCs w:val="32"/>
+        </w:rPr>
+        <w:t>cp /etc/ssh/sshd_config /etc/ssh/sshd_config.bak</w:t>
+      </w:r>
+    </w:p>
+    <w:p>
+      <w:pPr>
+        <w:jc w:val="both"/>
+        <w:rPr>
+          <w:sz w:val="32"/>
+          <w:szCs w:val="32"/>
+        </w:rPr>
+      </w:pPr>
+      <w:r>
+        <w:rPr>
+          <w:b/>
+          <w:bCs/>
+          <w:sz w:val="32"/>
+          <w:szCs w:val="32"/>
+        </w:rPr>
+        <w:t>7. mv</w:t>
+      </w:r>
+    </w:p>
+    <w:p>
+      <w:pPr>
+        <w:jc w:val="both"/>
+        <w:rPr>
+          <w:sz w:val="32"/>
+          <w:szCs w:val="32"/>
+        </w:rPr>
+      </w:pPr>
+      <w:r>
+        <w:rPr>
+          <w:sz w:val="32"/>
+          <w:szCs w:val="32"/>
+        </w:rPr>
+        <w:t>mv website_old website_new</w:t>
+      </w:r>
+    </w:p>
+    <w:p>
+      <w:pPr>
+        <w:jc w:val="both"/>
+        <w:rPr>
+          <w:sz w:val="40"/>
+          <w:szCs w:val="40"/>
+        </w:rPr>
+      </w:pPr>
+    </w:p>
+    <w:p>
+      <w:pPr>
+        <w:jc w:val="both"/>
+        <w:rPr>
+          <w:sz w:val="40"/>
+          <w:szCs w:val="40"/>
+        </w:rPr>
+      </w:pPr>
+    </w:p>
+    <w:p>
+      <w:pPr>
+        <w:jc w:val="both"/>
+        <w:rPr>
+          <w:sz w:val="40"/>
+          <w:szCs w:val="40"/>
+        </w:rPr>
+      </w:pPr>
+    </w:p>
+    <w:p>
+      <w:pPr>
+        <w:jc w:val="both"/>
         <w:rPr>
           <w:b/>
           <w:bCs/>
           <w:sz w:val="48"/>
           <w:szCs w:val="48"/>
         </w:rPr>
-        <w:t>AlphaTech's</w:t>
-      </w:r>
-      <w:proofErr w:type="spellEnd"/>
+      </w:pPr>
       <w:r>
         <w:rPr>
           <w:b/>
@@ -1011,567 +1391,9 @@
           <w:sz w:val="48"/>
           <w:szCs w:val="48"/>
         </w:rPr>
-        <w:t xml:space="preserve"> team is learning Linux administration and needs to understand the core file and directory commands.</w:t>
-      </w:r>
-    </w:p>
-    <w:p>
-      <w:pPr>
-        <w:jc w:val="both"/>
-        <w:rPr>
-          <w:b/>
-          <w:bCs/>
-          <w:sz w:val="40"/>
-          <w:szCs w:val="40"/>
-        </w:rPr>
-      </w:pPr>
-      <w:r>
-        <w:rPr>
-          <w:b/>
-          <w:bCs/>
-          <w:sz w:val="40"/>
-          <w:szCs w:val="40"/>
-        </w:rPr>
-        <w:t xml:space="preserve">Question: Explain the purpose of the ls, cd, </w:t>
-      </w:r>
-      <w:proofErr w:type="spellStart"/>
-      <w:r>
-        <w:rPr>
-          <w:b/>
-          <w:bCs/>
-          <w:sz w:val="40"/>
-          <w:szCs w:val="40"/>
-        </w:rPr>
-        <w:t>pwd</w:t>
-      </w:r>
-      <w:proofErr w:type="spellEnd"/>
-      <w:r>
-        <w:rPr>
-          <w:b/>
-          <w:bCs/>
-          <w:sz w:val="40"/>
-          <w:szCs w:val="40"/>
-        </w:rPr>
-        <w:t xml:space="preserve">, </w:t>
-      </w:r>
-      <w:proofErr w:type="spellStart"/>
-      <w:r>
-        <w:rPr>
-          <w:b/>
-          <w:bCs/>
-          <w:sz w:val="40"/>
-          <w:szCs w:val="40"/>
-        </w:rPr>
-        <w:t>mkdir</w:t>
-      </w:r>
-      <w:proofErr w:type="spellEnd"/>
-      <w:r>
-        <w:rPr>
-          <w:b/>
-          <w:bCs/>
-          <w:sz w:val="40"/>
-          <w:szCs w:val="40"/>
-        </w:rPr>
-        <w:t>, rm, cp, and mv commands, and describe how each is used in real server management.</w:t>
-      </w:r>
-    </w:p>
-    <w:p>
-      <w:pPr>
-        <w:jc w:val="both"/>
-        <w:rPr>
-          <w:sz w:val="32"/>
-          <w:szCs w:val="32"/>
-        </w:rPr>
-      </w:pPr>
-      <w:r>
-        <w:rPr>
-          <w:b/>
-          <w:bCs/>
-          <w:sz w:val="40"/>
-          <w:szCs w:val="40"/>
-        </w:rPr>
-        <w:sym w:font="Wingdings" w:char="F0E0"/>
-      </w:r>
-      <w:r>
-        <w:rPr>
-          <w:sz w:val="32"/>
-          <w:szCs w:val="32"/>
-        </w:rPr>
-        <w:t xml:space="preserve">Linux provides several basic commands for managing files and directories. The ls command is used to list files and directories. The </w:t>
-      </w:r>
-      <w:r>
-        <w:rPr>
-          <w:b/>
-          <w:bCs/>
-          <w:sz w:val="32"/>
-          <w:szCs w:val="32"/>
-        </w:rPr>
         <w:lastRenderedPageBreak/>
-        <w:t>cd</w:t>
-      </w:r>
-      <w:r>
-        <w:rPr>
-          <w:sz w:val="32"/>
-          <w:szCs w:val="32"/>
-        </w:rPr>
-        <w:t xml:space="preserve"> command is used to change the current directory, while </w:t>
-      </w:r>
-      <w:proofErr w:type="spellStart"/>
-      <w:r>
-        <w:rPr>
-          <w:b/>
-          <w:bCs/>
-          <w:sz w:val="32"/>
-          <w:szCs w:val="32"/>
-        </w:rPr>
-        <w:t>pwd</w:t>
-      </w:r>
-      <w:proofErr w:type="spellEnd"/>
-      <w:r>
-        <w:rPr>
-          <w:sz w:val="32"/>
-          <w:szCs w:val="32"/>
-        </w:rPr>
-        <w:t xml:space="preserve"> displays the current working directory. The </w:t>
-      </w:r>
-      <w:proofErr w:type="spellStart"/>
-      <w:r>
-        <w:rPr>
-          <w:b/>
-          <w:bCs/>
-          <w:sz w:val="32"/>
-          <w:szCs w:val="32"/>
-        </w:rPr>
-        <w:t>mkdir</w:t>
-      </w:r>
-      <w:proofErr w:type="spellEnd"/>
-      <w:r>
-        <w:rPr>
-          <w:sz w:val="32"/>
-          <w:szCs w:val="32"/>
-        </w:rPr>
-        <w:t xml:space="preserve"> command creates new directories, and rm removes files or directories. The </w:t>
-      </w:r>
-      <w:r>
-        <w:rPr>
-          <w:b/>
-          <w:bCs/>
-          <w:sz w:val="32"/>
-          <w:szCs w:val="32"/>
-        </w:rPr>
-        <w:t xml:space="preserve">cp </w:t>
-      </w:r>
-      <w:r>
-        <w:rPr>
-          <w:sz w:val="32"/>
-          <w:szCs w:val="32"/>
-        </w:rPr>
-        <w:t xml:space="preserve">command is used to copy files or directories, whereas </w:t>
-      </w:r>
-      <w:r>
-        <w:rPr>
-          <w:b/>
-          <w:bCs/>
-          <w:sz w:val="32"/>
-          <w:szCs w:val="32"/>
-        </w:rPr>
-        <w:t xml:space="preserve">mv </w:t>
-      </w:r>
-      <w:r>
-        <w:rPr>
-          <w:sz w:val="32"/>
-          <w:szCs w:val="32"/>
-        </w:rPr>
-        <w:t>moves or renames them.</w:t>
-      </w:r>
-    </w:p>
-    <w:p>
-      <w:pPr>
-        <w:jc w:val="both"/>
-        <w:rPr>
-          <w:sz w:val="32"/>
-          <w:szCs w:val="32"/>
-        </w:rPr>
-      </w:pPr>
-      <w:r>
-        <w:rPr>
-          <w:b/>
-          <w:bCs/>
-          <w:sz w:val="32"/>
-          <w:szCs w:val="32"/>
-        </w:rPr>
-        <w:t>1. ls</w:t>
-      </w:r>
-    </w:p>
-    <w:p>
-      <w:pPr>
-        <w:jc w:val="both"/>
-        <w:rPr>
-          <w:sz w:val="32"/>
-          <w:szCs w:val="32"/>
-        </w:rPr>
-      </w:pPr>
-      <w:r>
-        <w:rPr>
-          <w:sz w:val="32"/>
-          <w:szCs w:val="32"/>
-        </w:rPr>
-        <w:t>ls -l /var/log</w:t>
-      </w:r>
-    </w:p>
-    <w:p>
-      <w:pPr>
-        <w:jc w:val="both"/>
-        <w:rPr>
-          <w:sz w:val="32"/>
-          <w:szCs w:val="32"/>
-        </w:rPr>
-      </w:pPr>
-      <w:r>
-        <w:rPr>
-          <w:b/>
-          <w:bCs/>
-          <w:sz w:val="32"/>
-          <w:szCs w:val="32"/>
-        </w:rPr>
-        <w:t>2. cd</w:t>
-      </w:r>
-    </w:p>
-    <w:p>
-      <w:pPr>
-        <w:jc w:val="both"/>
-        <w:rPr>
-          <w:sz w:val="32"/>
-          <w:szCs w:val="32"/>
-        </w:rPr>
-      </w:pPr>
-      <w:r>
-        <w:rPr>
-          <w:sz w:val="32"/>
-          <w:szCs w:val="32"/>
-        </w:rPr>
-        <w:t>cd /</w:t>
-      </w:r>
-      <w:proofErr w:type="spellStart"/>
-      <w:r>
-        <w:rPr>
-          <w:sz w:val="32"/>
-          <w:szCs w:val="32"/>
-        </w:rPr>
-        <w:t>etc</w:t>
-      </w:r>
-      <w:proofErr w:type="spellEnd"/>
-    </w:p>
-    <w:p>
-      <w:pPr>
-        <w:jc w:val="both"/>
-        <w:rPr>
-          <w:sz w:val="32"/>
-          <w:szCs w:val="32"/>
-        </w:rPr>
-      </w:pPr>
-      <w:r>
-        <w:rPr>
-          <w:b/>
-          <w:bCs/>
-          <w:sz w:val="32"/>
-          <w:szCs w:val="32"/>
-        </w:rPr>
-        <w:t xml:space="preserve">3. </w:t>
-      </w:r>
-      <w:proofErr w:type="spellStart"/>
-      <w:r>
-        <w:rPr>
-          <w:b/>
-          <w:bCs/>
-          <w:sz w:val="32"/>
-          <w:szCs w:val="32"/>
-        </w:rPr>
-        <w:t>pwd</w:t>
-      </w:r>
-      <w:proofErr w:type="spellEnd"/>
-    </w:p>
-    <w:p>
-      <w:pPr>
-        <w:jc w:val="both"/>
-        <w:rPr>
-          <w:sz w:val="32"/>
-          <w:szCs w:val="32"/>
-        </w:rPr>
-      </w:pPr>
-      <w:proofErr w:type="spellStart"/>
-      <w:r>
-        <w:rPr>
-          <w:sz w:val="32"/>
-          <w:szCs w:val="32"/>
-        </w:rPr>
-        <w:t>pwd</w:t>
-      </w:r>
-      <w:proofErr w:type="spellEnd"/>
-    </w:p>
-    <w:p>
-      <w:pPr>
-        <w:jc w:val="both"/>
-        <w:rPr>
-          <w:sz w:val="32"/>
-          <w:szCs w:val="32"/>
-        </w:rPr>
-      </w:pPr>
-      <w:r>
-        <w:rPr>
-          <w:b/>
-          <w:bCs/>
-          <w:sz w:val="32"/>
-          <w:szCs w:val="32"/>
-        </w:rPr>
-        <w:t xml:space="preserve">4. </w:t>
-      </w:r>
-      <w:proofErr w:type="spellStart"/>
-      <w:r>
-        <w:rPr>
-          <w:b/>
-          <w:bCs/>
-          <w:sz w:val="32"/>
-          <w:szCs w:val="32"/>
-        </w:rPr>
-        <w:t>mkdir</w:t>
-      </w:r>
-      <w:proofErr w:type="spellEnd"/>
-    </w:p>
-    <w:p>
-      <w:pPr>
-        <w:jc w:val="both"/>
-        <w:rPr>
-          <w:sz w:val="32"/>
-          <w:szCs w:val="32"/>
-        </w:rPr>
-      </w:pPr>
-      <w:proofErr w:type="spellStart"/>
-      <w:r>
-        <w:rPr>
-          <w:sz w:val="32"/>
-          <w:szCs w:val="32"/>
-        </w:rPr>
-        <w:t>mkdir</w:t>
-      </w:r>
-      <w:proofErr w:type="spellEnd"/>
-      <w:r>
-        <w:rPr>
-          <w:sz w:val="32"/>
-          <w:szCs w:val="32"/>
-        </w:rPr>
-        <w:t xml:space="preserve"> /backup</w:t>
-      </w:r>
-    </w:p>
-    <w:p>
-      <w:pPr>
-        <w:jc w:val="both"/>
-        <w:rPr>
-          <w:sz w:val="32"/>
-          <w:szCs w:val="32"/>
-        </w:rPr>
-      </w:pPr>
-      <w:r>
-        <w:rPr>
-          <w:b/>
-          <w:bCs/>
-          <w:sz w:val="32"/>
-          <w:szCs w:val="32"/>
-        </w:rPr>
-        <w:t>5. rm</w:t>
-      </w:r>
-    </w:p>
-    <w:p>
-      <w:pPr>
-        <w:jc w:val="both"/>
-        <w:rPr>
-          <w:sz w:val="32"/>
-          <w:szCs w:val="32"/>
-        </w:rPr>
-      </w:pPr>
-      <w:r>
-        <w:rPr>
-          <w:sz w:val="32"/>
-          <w:szCs w:val="32"/>
-        </w:rPr>
-        <w:t>rm old.log</w:t>
-      </w:r>
-    </w:p>
-    <w:p>
-      <w:pPr>
-        <w:jc w:val="both"/>
-        <w:rPr>
-          <w:sz w:val="32"/>
-          <w:szCs w:val="32"/>
-        </w:rPr>
-      </w:pPr>
-      <w:r>
-        <w:rPr>
-          <w:b/>
-          <w:bCs/>
-          <w:sz w:val="32"/>
-          <w:szCs w:val="32"/>
-        </w:rPr>
-        <w:t>6. cp</w:t>
-      </w:r>
-    </w:p>
-    <w:p>
-      <w:pPr>
-        <w:jc w:val="both"/>
-        <w:rPr>
-          <w:sz w:val="32"/>
-          <w:szCs w:val="32"/>
-        </w:rPr>
-      </w:pPr>
-      <w:r>
-        <w:rPr>
-          <w:sz w:val="32"/>
-          <w:szCs w:val="32"/>
-        </w:rPr>
-        <w:t>cp /</w:t>
-      </w:r>
-      <w:proofErr w:type="spellStart"/>
-      <w:r>
-        <w:rPr>
-          <w:sz w:val="32"/>
-          <w:szCs w:val="32"/>
-        </w:rPr>
-        <w:t>etc</w:t>
-      </w:r>
-      <w:proofErr w:type="spellEnd"/>
-      <w:r>
-        <w:rPr>
-          <w:sz w:val="32"/>
-          <w:szCs w:val="32"/>
-        </w:rPr>
-        <w:t>/ssh/</w:t>
-      </w:r>
-      <w:proofErr w:type="spellStart"/>
-      <w:r>
-        <w:rPr>
-          <w:sz w:val="32"/>
-          <w:szCs w:val="32"/>
-        </w:rPr>
-        <w:t>sshd_config</w:t>
-      </w:r>
-      <w:proofErr w:type="spellEnd"/>
-      <w:r>
-        <w:rPr>
-          <w:sz w:val="32"/>
-          <w:szCs w:val="32"/>
-        </w:rPr>
-        <w:t xml:space="preserve"> /</w:t>
-      </w:r>
-      <w:proofErr w:type="spellStart"/>
-      <w:r>
-        <w:rPr>
-          <w:sz w:val="32"/>
-          <w:szCs w:val="32"/>
-        </w:rPr>
-        <w:t>etc</w:t>
-      </w:r>
-      <w:proofErr w:type="spellEnd"/>
-      <w:r>
-        <w:rPr>
-          <w:sz w:val="32"/>
-          <w:szCs w:val="32"/>
-        </w:rPr>
-        <w:t>/ssh/</w:t>
-      </w:r>
-      <w:proofErr w:type="spellStart"/>
-      <w:r>
-        <w:rPr>
-          <w:sz w:val="32"/>
-          <w:szCs w:val="32"/>
-        </w:rPr>
-        <w:t>sshd_config.bak</w:t>
-      </w:r>
-      <w:proofErr w:type="spellEnd"/>
-    </w:p>
-    <w:p>
-      <w:pPr>
-        <w:jc w:val="both"/>
-        <w:rPr>
-          <w:sz w:val="32"/>
-          <w:szCs w:val="32"/>
-        </w:rPr>
-      </w:pPr>
-      <w:r>
-        <w:rPr>
-          <w:b/>
-          <w:bCs/>
-          <w:sz w:val="32"/>
-          <w:szCs w:val="32"/>
-        </w:rPr>
-        <w:t>7. mv</w:t>
-      </w:r>
-    </w:p>
-    <w:p>
-      <w:pPr>
-        <w:jc w:val="both"/>
-        <w:rPr>
-          <w:sz w:val="32"/>
-          <w:szCs w:val="32"/>
-        </w:rPr>
-      </w:pPr>
-      <w:r>
-        <w:rPr>
-          <w:sz w:val="32"/>
-          <w:szCs w:val="32"/>
-        </w:rPr>
-        <w:t xml:space="preserve">mv </w:t>
-      </w:r>
-      <w:proofErr w:type="spellStart"/>
-      <w:r>
-        <w:rPr>
-          <w:sz w:val="32"/>
-          <w:szCs w:val="32"/>
-        </w:rPr>
-        <w:t>website_old</w:t>
-      </w:r>
-      <w:proofErr w:type="spellEnd"/>
-      <w:r>
-        <w:rPr>
-          <w:sz w:val="32"/>
-          <w:szCs w:val="32"/>
-        </w:rPr>
-        <w:t xml:space="preserve"> </w:t>
-      </w:r>
-      <w:proofErr w:type="spellStart"/>
-      <w:r>
-        <w:rPr>
-          <w:sz w:val="32"/>
-          <w:szCs w:val="32"/>
-        </w:rPr>
-        <w:t>website_new</w:t>
-      </w:r>
-      <w:proofErr w:type="spellEnd"/>
-    </w:p>
-    <w:p>
-      <w:pPr>
-        <w:jc w:val="both"/>
-        <w:rPr>
-          <w:sz w:val="40"/>
-          <w:szCs w:val="40"/>
-        </w:rPr>
-      </w:pPr>
-    </w:p>
-    <w:p>
-      <w:pPr>
-        <w:jc w:val="both"/>
-        <w:rPr>
-          <w:sz w:val="40"/>
-          <w:szCs w:val="40"/>
-        </w:rPr>
-      </w:pPr>
-    </w:p>
-    <w:p>
-      <w:pPr>
-        <w:jc w:val="both"/>
-        <w:rPr>
-          <w:sz w:val="40"/>
-          <w:szCs w:val="40"/>
-        </w:rPr>
-      </w:pPr>
+        <w:t xml:space="preserve">S 3 SCENARIO </w:t>
+      </w:r>
     </w:p>
     <w:p>
       <w:pPr>
@@ -1590,39 +1412,7 @@
           <w:sz w:val="48"/>
           <w:szCs w:val="48"/>
         </w:rPr>
-        <w:lastRenderedPageBreak/>
-        <w:t xml:space="preserve">S 3 SCENARIO </w:t>
-      </w:r>
-    </w:p>
-    <w:p>
-      <w:pPr>
-        <w:jc w:val="both"/>
-        <w:rPr>
-          <w:b/>
-          <w:bCs/>
-          <w:sz w:val="48"/>
-          <w:szCs w:val="48"/>
-        </w:rPr>
-      </w:pPr>
-      <w:proofErr w:type="spellStart"/>
-      <w:r>
-        <w:rPr>
-          <w:b/>
-          <w:bCs/>
-          <w:sz w:val="48"/>
-          <w:szCs w:val="48"/>
-        </w:rPr>
-        <w:t>AlphaTech</w:t>
-      </w:r>
-      <w:proofErr w:type="spellEnd"/>
-      <w:r>
-        <w:rPr>
-          <w:b/>
-          <w:bCs/>
-          <w:sz w:val="48"/>
-          <w:szCs w:val="48"/>
-        </w:rPr>
-        <w:t xml:space="preserve"> wants to install its first Linux server using VirtualBox or VMware.</w:t>
+        <w:t>AlphaTech wants to install its first Linux server using VirtualBox or VMware.</w:t>
       </w:r>
     </w:p>
     <w:p>
@@ -1671,27 +1461,7 @@
           <w:sz w:val="32"/>
           <w:szCs w:val="32"/>
         </w:rPr>
-        <w:t xml:space="preserve">To install the first Linux server using VirtualBox or VMware, </w:t>
-      </w:r>
-      <w:proofErr w:type="spellStart"/>
-      <w:r>
-        <w:rPr>
-          <w:b/>
-          <w:bCs/>
-          <w:sz w:val="32"/>
-          <w:szCs w:val="32"/>
-        </w:rPr>
-        <w:t>AlphaTech</w:t>
-      </w:r>
-      <w:proofErr w:type="spellEnd"/>
-      <w:r>
-        <w:rPr>
-          <w:b/>
-          <w:bCs/>
-          <w:sz w:val="32"/>
-          <w:szCs w:val="32"/>
-        </w:rPr>
-        <w:t xml:space="preserve"> can use Ubuntu Server or CentOS. The basic process is as follows:</w:t>
+        <w:t>To install the first Linux server using VirtualBox or VMware, AlphaTech can use Ubuntu Server or CentOS. The basic process is as follows:</w:t>
       </w:r>
     </w:p>
     <w:p>
@@ -1939,7 +1709,356 @@
           <w:szCs w:val="32"/>
         </w:rPr>
       </w:pPr>
-      <w:proofErr w:type="spellStart"/>
+      <w:r>
+        <w:rPr>
+          <w:sz w:val="32"/>
+          <w:szCs w:val="32"/>
+        </w:rPr>
+        <w:t>hostnamectl set-hostname alphatech-server</w:t>
+      </w:r>
+    </w:p>
+    <w:p>
+      <w:pPr>
+        <w:jc w:val="both"/>
+        <w:rPr>
+          <w:sz w:val="32"/>
+          <w:szCs w:val="32"/>
+        </w:rPr>
+      </w:pPr>
+      <w:r>
+        <w:rPr>
+          <w:b/>
+          <w:bCs/>
+          <w:sz w:val="32"/>
+          <w:szCs w:val="32"/>
+        </w:rPr>
+        <w:t>Importance:</w:t>
+      </w:r>
+      <w:r>
+        <w:rPr>
+          <w:sz w:val="32"/>
+          <w:szCs w:val="32"/>
+        </w:rPr>
+        <w:t xml:space="preserve"> It makes the server easy to identify and manage, especially when AlphaTech has multiple servers.</w:t>
+      </w:r>
+    </w:p>
+    <w:p>
+      <w:pPr>
+        <w:jc w:val="both"/>
+        <w:rPr>
+          <w:b/>
+          <w:bCs/>
+          <w:sz w:val="32"/>
+          <w:szCs w:val="32"/>
+        </w:rPr>
+      </w:pPr>
+      <w:r>
+        <w:rPr>
+          <w:b/>
+          <w:bCs/>
+          <w:sz w:val="32"/>
+          <w:szCs w:val="32"/>
+        </w:rPr>
+        <w:t>4. Configure a Static IP</w:t>
+      </w:r>
+    </w:p>
+    <w:p>
+      <w:pPr>
+        <w:jc w:val="both"/>
+        <w:rPr>
+          <w:sz w:val="32"/>
+          <w:szCs w:val="32"/>
+        </w:rPr>
+      </w:pPr>
+      <w:r>
+        <w:rPr>
+          <w:sz w:val="32"/>
+          <w:szCs w:val="32"/>
+        </w:rPr>
+        <w:t>A static IP ensures that the server keeps the same network address.</w:t>
+      </w:r>
+    </w:p>
+    <w:p>
+      <w:pPr>
+        <w:jc w:val="both"/>
+        <w:rPr>
+          <w:sz w:val="32"/>
+          <w:szCs w:val="32"/>
+        </w:rPr>
+      </w:pPr>
+      <w:r>
+        <w:rPr>
+          <w:b/>
+          <w:bCs/>
+          <w:sz w:val="32"/>
+          <w:szCs w:val="32"/>
+        </w:rPr>
+        <w:t>Example:</w:t>
+      </w:r>
+    </w:p>
+    <w:p>
+      <w:pPr>
+        <w:jc w:val="both"/>
+        <w:rPr>
+          <w:sz w:val="32"/>
+          <w:szCs w:val="32"/>
+        </w:rPr>
+      </w:pPr>
+      <w:r>
+        <w:rPr>
+          <w:sz w:val="32"/>
+          <w:szCs w:val="32"/>
+        </w:rPr>
+        <w:t>IP Address: 192.168.1.50</w:t>
+      </w:r>
+    </w:p>
+    <w:p>
+      <w:pPr>
+        <w:jc w:val="both"/>
+        <w:rPr>
+          <w:sz w:val="32"/>
+          <w:szCs w:val="32"/>
+        </w:rPr>
+      </w:pPr>
+      <w:r>
+        <w:rPr>
+          <w:sz w:val="32"/>
+          <w:szCs w:val="32"/>
+        </w:rPr>
+        <w:t>Gateway:    192.168.1.1</w:t>
+      </w:r>
+    </w:p>
+    <w:p>
+      <w:pPr>
+        <w:jc w:val="both"/>
+        <w:rPr>
+          <w:sz w:val="32"/>
+          <w:szCs w:val="32"/>
+        </w:rPr>
+      </w:pPr>
+      <w:r>
+        <w:rPr>
+          <w:sz w:val="32"/>
+          <w:szCs w:val="32"/>
+        </w:rPr>
+        <w:t>DNS:        8.8.8.8</w:t>
+      </w:r>
+    </w:p>
+    <w:p>
+      <w:pPr>
+        <w:jc w:val="both"/>
+        <w:rPr>
+          <w:sz w:val="32"/>
+          <w:szCs w:val="32"/>
+        </w:rPr>
+      </w:pPr>
+      <w:r>
+        <w:rPr>
+          <w:b/>
+          <w:bCs/>
+          <w:sz w:val="32"/>
+          <w:szCs w:val="32"/>
+        </w:rPr>
+        <w:t>Importance:</w:t>
+      </w:r>
+      <w:r>
+        <w:rPr>
+          <w:sz w:val="32"/>
+          <w:szCs w:val="32"/>
+        </w:rPr>
+        <w:t xml:space="preserve"> Services such as SSH, websites, DNS, and databases need a predictable address so clients can reliably connect to the server.</w:t>
+      </w:r>
+    </w:p>
+    <w:p>
+      <w:pPr>
+        <w:jc w:val="both"/>
+        <w:rPr>
+          <w:b/>
+          <w:bCs/>
+          <w:sz w:val="32"/>
+          <w:szCs w:val="32"/>
+        </w:rPr>
+      </w:pPr>
+      <w:r>
+        <w:rPr>
+          <w:b/>
+          <w:bCs/>
+          <w:sz w:val="32"/>
+          <w:szCs w:val="32"/>
+        </w:rPr>
+        <w:t>5. Set Up SSH</w:t>
+      </w:r>
+    </w:p>
+    <w:p>
+      <w:pPr>
+        <w:jc w:val="both"/>
+        <w:rPr>
+          <w:sz w:val="32"/>
+          <w:szCs w:val="32"/>
+        </w:rPr>
+      </w:pPr>
+      <w:r>
+        <w:rPr>
+          <w:sz w:val="32"/>
+          <w:szCs w:val="32"/>
+        </w:rPr>
+        <w:t>SSH allows administrators to remotely access and manage the server.</w:t>
+      </w:r>
+    </w:p>
+    <w:p>
+      <w:pPr>
+        <w:jc w:val="both"/>
+        <w:rPr>
+          <w:sz w:val="32"/>
+          <w:szCs w:val="32"/>
+        </w:rPr>
+      </w:pPr>
+      <w:r>
+        <w:rPr>
+          <w:b/>
+          <w:bCs/>
+          <w:sz w:val="32"/>
+          <w:szCs w:val="32"/>
+        </w:rPr>
+        <w:t>Example:</w:t>
+      </w:r>
+    </w:p>
+    <w:p>
+      <w:pPr>
+        <w:jc w:val="both"/>
+        <w:rPr>
+          <w:sz w:val="32"/>
+          <w:szCs w:val="32"/>
+        </w:rPr>
+      </w:pPr>
+      <w:r>
+        <w:rPr>
+          <w:sz w:val="32"/>
+          <w:szCs w:val="32"/>
+        </w:rPr>
+        <w:t>sudo apt install openssh-server</w:t>
+      </w:r>
+    </w:p>
+    <w:p>
+      <w:pPr>
+        <w:jc w:val="both"/>
+        <w:rPr>
+          <w:sz w:val="32"/>
+          <w:szCs w:val="32"/>
+        </w:rPr>
+      </w:pPr>
+      <w:r>
+        <w:rPr>
+          <w:sz w:val="32"/>
+          <w:szCs w:val="32"/>
+        </w:rPr>
+        <w:t>sudo systemctl enable --now ssh</w:t>
+      </w:r>
+    </w:p>
+    <w:p>
+      <w:pPr>
+        <w:jc w:val="both"/>
+        <w:rPr>
+          <w:sz w:val="32"/>
+          <w:szCs w:val="32"/>
+        </w:rPr>
+      </w:pPr>
+      <w:r>
+        <w:rPr>
+          <w:sz w:val="32"/>
+          <w:szCs w:val="32"/>
+        </w:rPr>
+        <w:lastRenderedPageBreak/>
+        <w:t>For CentOS/RHEL-based systems, the service is commonly named sshd.</w:t>
+      </w:r>
+    </w:p>
+    <w:p>
+      <w:pPr>
+        <w:jc w:val="both"/>
+        <w:rPr>
+          <w:sz w:val="32"/>
+          <w:szCs w:val="32"/>
+        </w:rPr>
+      </w:pPr>
+      <w:r>
+        <w:rPr>
+          <w:b/>
+          <w:bCs/>
+          <w:sz w:val="32"/>
+          <w:szCs w:val="32"/>
+        </w:rPr>
+        <w:t>Importance:</w:t>
+      </w:r>
+      <w:r>
+        <w:rPr>
+          <w:sz w:val="32"/>
+          <w:szCs w:val="32"/>
+        </w:rPr>
+        <w:t xml:space="preserve"> Administrators can securely manage the server remotely without needing a GUI or physical access.</w:t>
+      </w:r>
+    </w:p>
+    <w:p>
+      <w:pPr>
+        <w:jc w:val="both"/>
+        <w:rPr>
+          <w:b/>
+          <w:bCs/>
+          <w:sz w:val="32"/>
+          <w:szCs w:val="32"/>
+        </w:rPr>
+      </w:pPr>
+      <w:r>
+        <w:rPr>
+          <w:b/>
+          <w:bCs/>
+          <w:sz w:val="32"/>
+          <w:szCs w:val="32"/>
+        </w:rPr>
+        <w:t>6. Perform Initial System Verification</w:t>
+      </w:r>
+    </w:p>
+    <w:p>
+      <w:pPr>
+        <w:jc w:val="both"/>
+        <w:rPr>
+          <w:sz w:val="32"/>
+          <w:szCs w:val="32"/>
+        </w:rPr>
+      </w:pPr>
+      <w:r>
+        <w:rPr>
+          <w:sz w:val="32"/>
+          <w:szCs w:val="32"/>
+        </w:rPr>
+        <w:t>Before putting the server into production, check that the basic configuration works.</w:t>
+      </w:r>
+    </w:p>
+    <w:p>
+      <w:pPr>
+        <w:jc w:val="both"/>
+        <w:rPr>
+          <w:sz w:val="32"/>
+          <w:szCs w:val="32"/>
+        </w:rPr>
+      </w:pPr>
+      <w:r>
+        <w:rPr>
+          <w:b/>
+          <w:bCs/>
+          <w:sz w:val="32"/>
+          <w:szCs w:val="32"/>
+        </w:rPr>
+        <w:t>Examples:</w:t>
+      </w:r>
+    </w:p>
+    <w:p>
+      <w:pPr>
+        <w:jc w:val="both"/>
+        <w:rPr>
+          <w:sz w:val="32"/>
+          <w:szCs w:val="32"/>
+        </w:rPr>
+      </w:pPr>
       <w:r>
         <w:rPr>
           <w:sz w:val="32"/>
@@ -1947,522 +2066,37 @@
         </w:rPr>
         <w:t>hostnamectl</w:t>
       </w:r>
-      <w:proofErr w:type="spellEnd"/>
-      <w:r>
-        <w:rPr>
-          <w:sz w:val="32"/>
-          <w:szCs w:val="32"/>
-        </w:rPr>
-        <w:t xml:space="preserve"> set-hostname </w:t>
-      </w:r>
-      <w:proofErr w:type="spellStart"/>
-      <w:r>
-        <w:rPr>
-          <w:sz w:val="32"/>
-          <w:szCs w:val="32"/>
-        </w:rPr>
-        <w:t>alphatech</w:t>
-      </w:r>
-      <w:proofErr w:type="spellEnd"/>
-      <w:r>
-        <w:rPr>
-          <w:sz w:val="32"/>
-          <w:szCs w:val="32"/>
-        </w:rPr>
-        <w:t>-server</w:t>
-      </w:r>
-    </w:p>
-    <w:p>
-      <w:pPr>
-        <w:jc w:val="both"/>
-        <w:rPr>
-          <w:sz w:val="32"/>
-          <w:szCs w:val="32"/>
-        </w:rPr>
-      </w:pPr>
-      <w:r>
-        <w:rPr>
-          <w:b/>
-          <w:bCs/>
-          <w:sz w:val="32"/>
-          <w:szCs w:val="32"/>
-        </w:rPr>
-        <w:t>Importance:</w:t>
-      </w:r>
-      <w:r>
-        <w:rPr>
-          <w:sz w:val="32"/>
-          <w:szCs w:val="32"/>
-        </w:rPr>
-        <w:t xml:space="preserve"> It makes the server easy to identify and manage, especially when </w:t>
-      </w:r>
-      <w:proofErr w:type="spellStart"/>
-      <w:r>
-        <w:rPr>
-          <w:sz w:val="32"/>
-          <w:szCs w:val="32"/>
-        </w:rPr>
-        <w:t>AlphaTech</w:t>
-      </w:r>
-      <w:proofErr w:type="spellEnd"/>
-      <w:r>
-        <w:rPr>
-          <w:sz w:val="32"/>
-          <w:szCs w:val="32"/>
-        </w:rPr>
-        <w:t xml:space="preserve"> has multiple servers.</w:t>
-      </w:r>
-    </w:p>
-    <w:p>
-      <w:pPr>
-        <w:jc w:val="both"/>
-        <w:rPr>
-          <w:b/>
-          <w:bCs/>
-          <w:sz w:val="32"/>
-          <w:szCs w:val="32"/>
-        </w:rPr>
-      </w:pPr>
-      <w:r>
-        <w:rPr>
-          <w:b/>
-          <w:bCs/>
-          <w:sz w:val="32"/>
-          <w:szCs w:val="32"/>
-        </w:rPr>
-        <w:t>4. Configure a Static IP</w:t>
-      </w:r>
-    </w:p>
-    <w:p>
-      <w:pPr>
-        <w:jc w:val="both"/>
-        <w:rPr>
-          <w:sz w:val="32"/>
-          <w:szCs w:val="32"/>
-        </w:rPr>
-      </w:pPr>
-      <w:r>
-        <w:rPr>
-          <w:sz w:val="32"/>
-          <w:szCs w:val="32"/>
-        </w:rPr>
-        <w:t>A static IP ensures that the server keeps the same network address.</w:t>
-      </w:r>
-    </w:p>
-    <w:p>
-      <w:pPr>
-        <w:jc w:val="both"/>
-        <w:rPr>
-          <w:sz w:val="32"/>
-          <w:szCs w:val="32"/>
-        </w:rPr>
-      </w:pPr>
-      <w:r>
-        <w:rPr>
-          <w:b/>
-          <w:bCs/>
-          <w:sz w:val="32"/>
-          <w:szCs w:val="32"/>
-        </w:rPr>
-        <w:t>Example:</w:t>
-      </w:r>
-    </w:p>
-    <w:p>
-      <w:pPr>
-        <w:jc w:val="both"/>
-        <w:rPr>
-          <w:sz w:val="32"/>
-          <w:szCs w:val="32"/>
-        </w:rPr>
-      </w:pPr>
-      <w:r>
-        <w:rPr>
-          <w:sz w:val="32"/>
-          <w:szCs w:val="32"/>
-        </w:rPr>
-        <w:t>IP Address: 192.168.1.50</w:t>
-      </w:r>
-    </w:p>
-    <w:p>
-      <w:pPr>
-        <w:jc w:val="both"/>
-        <w:rPr>
-          <w:sz w:val="32"/>
-          <w:szCs w:val="32"/>
-        </w:rPr>
-      </w:pPr>
-      <w:r>
-        <w:rPr>
-          <w:sz w:val="32"/>
-          <w:szCs w:val="32"/>
-        </w:rPr>
-        <w:t>Gateway:    192.168.1.1</w:t>
-      </w:r>
-    </w:p>
-    <w:p>
-      <w:pPr>
-        <w:jc w:val="both"/>
-        <w:rPr>
-          <w:sz w:val="32"/>
-          <w:szCs w:val="32"/>
-        </w:rPr>
-      </w:pPr>
-      <w:r>
-        <w:rPr>
-          <w:sz w:val="32"/>
-          <w:szCs w:val="32"/>
-        </w:rPr>
-        <w:t>DNS:        8.8.8.8</w:t>
-      </w:r>
-    </w:p>
-    <w:p>
-      <w:pPr>
-        <w:jc w:val="both"/>
-        <w:rPr>
-          <w:sz w:val="32"/>
-          <w:szCs w:val="32"/>
-        </w:rPr>
-      </w:pPr>
-      <w:r>
-        <w:rPr>
-          <w:b/>
-          <w:bCs/>
-          <w:sz w:val="32"/>
-          <w:szCs w:val="32"/>
-        </w:rPr>
-        <w:t>Importance:</w:t>
-      </w:r>
-      <w:r>
-        <w:rPr>
-          <w:sz w:val="32"/>
-          <w:szCs w:val="32"/>
-        </w:rPr>
-        <w:t xml:space="preserve"> Services such as SSH, websites, DNS, and databases need a predictable address so clients can reliably connect to the server.</w:t>
-      </w:r>
-    </w:p>
-    <w:p>
-      <w:pPr>
-        <w:jc w:val="both"/>
-        <w:rPr>
-          <w:b/>
-          <w:bCs/>
-          <w:sz w:val="32"/>
-          <w:szCs w:val="32"/>
-        </w:rPr>
-      </w:pPr>
-      <w:r>
-        <w:rPr>
-          <w:b/>
-          <w:bCs/>
-          <w:sz w:val="32"/>
-          <w:szCs w:val="32"/>
-        </w:rPr>
-        <w:t>5. Set Up SSH</w:t>
-      </w:r>
-    </w:p>
-    <w:p>
-      <w:pPr>
-        <w:jc w:val="both"/>
-        <w:rPr>
-          <w:sz w:val="32"/>
-          <w:szCs w:val="32"/>
-        </w:rPr>
-      </w:pPr>
-      <w:r>
-        <w:rPr>
-          <w:sz w:val="32"/>
-          <w:szCs w:val="32"/>
-        </w:rPr>
-        <w:t>SSH allows administrators to remotely access and manage the server.</w:t>
-      </w:r>
-    </w:p>
-    <w:p>
-      <w:pPr>
-        <w:jc w:val="both"/>
-        <w:rPr>
-          <w:sz w:val="32"/>
-          <w:szCs w:val="32"/>
-        </w:rPr>
-      </w:pPr>
-      <w:r>
-        <w:rPr>
-          <w:b/>
-          <w:bCs/>
-          <w:sz w:val="32"/>
-          <w:szCs w:val="32"/>
-        </w:rPr>
-        <w:t>Example:</w:t>
-      </w:r>
-    </w:p>
-    <w:p>
-      <w:pPr>
-        <w:jc w:val="both"/>
-        <w:rPr>
-          <w:sz w:val="32"/>
-          <w:szCs w:val="32"/>
-        </w:rPr>
-      </w:pPr>
-      <w:proofErr w:type="spellStart"/>
-      <w:r>
-        <w:rPr>
-          <w:sz w:val="32"/>
-          <w:szCs w:val="32"/>
-        </w:rPr>
-        <w:t>sudo</w:t>
-      </w:r>
-      <w:proofErr w:type="spellEnd"/>
-      <w:r>
-        <w:rPr>
-          <w:sz w:val="32"/>
-          <w:szCs w:val="32"/>
-        </w:rPr>
-        <w:t xml:space="preserve"> apt install </w:t>
-      </w:r>
-      <w:proofErr w:type="spellStart"/>
-      <w:r>
-        <w:rPr>
-          <w:sz w:val="32"/>
-          <w:szCs w:val="32"/>
-        </w:rPr>
-        <w:t>openssh</w:t>
-      </w:r>
-      <w:proofErr w:type="spellEnd"/>
-      <w:r>
-        <w:rPr>
-          <w:sz w:val="32"/>
-          <w:szCs w:val="32"/>
-        </w:rPr>
-        <w:t>-server</w:t>
-      </w:r>
-    </w:p>
-    <w:p>
-      <w:pPr>
-        <w:jc w:val="both"/>
-        <w:rPr>
-          <w:sz w:val="32"/>
-          <w:szCs w:val="32"/>
-        </w:rPr>
-      </w:pPr>
-      <w:proofErr w:type="spellStart"/>
-      <w:r>
-        <w:rPr>
-          <w:sz w:val="32"/>
-          <w:szCs w:val="32"/>
-        </w:rPr>
-        <w:t>sudo</w:t>
-      </w:r>
-      <w:proofErr w:type="spellEnd"/>
-      <w:r>
-        <w:rPr>
-          <w:sz w:val="32"/>
-          <w:szCs w:val="32"/>
-        </w:rPr>
-        <w:t xml:space="preserve"> </w:t>
-      </w:r>
-      <w:proofErr w:type="spellStart"/>
-      <w:r>
-        <w:rPr>
-          <w:sz w:val="32"/>
-          <w:szCs w:val="32"/>
-        </w:rPr>
-        <w:t>systemctl</w:t>
-      </w:r>
-      <w:proofErr w:type="spellEnd"/>
-      <w:r>
-        <w:rPr>
-          <w:sz w:val="32"/>
-          <w:szCs w:val="32"/>
-        </w:rPr>
-        <w:t xml:space="preserve"> enable --now ssh</w:t>
-      </w:r>
-    </w:p>
-    <w:p>
-      <w:pPr>
-        <w:jc w:val="both"/>
-        <w:rPr>
-          <w:sz w:val="32"/>
-          <w:szCs w:val="32"/>
-        </w:rPr>
-      </w:pPr>
-      <w:r>
-        <w:rPr>
-          <w:sz w:val="32"/>
-          <w:szCs w:val="32"/>
-        </w:rPr>
-        <w:lastRenderedPageBreak/>
-        <w:t xml:space="preserve">For CentOS/RHEL-based systems, the service is commonly named </w:t>
-      </w:r>
-      <w:proofErr w:type="spellStart"/>
-      <w:r>
-        <w:rPr>
-          <w:sz w:val="32"/>
-          <w:szCs w:val="32"/>
-        </w:rPr>
-        <w:t>sshd</w:t>
-      </w:r>
-      <w:proofErr w:type="spellEnd"/>
-      <w:r>
-        <w:rPr>
-          <w:sz w:val="32"/>
-          <w:szCs w:val="32"/>
-        </w:rPr>
-        <w:t>.</w:t>
-      </w:r>
-    </w:p>
-    <w:p>
-      <w:pPr>
-        <w:jc w:val="both"/>
-        <w:rPr>
-          <w:sz w:val="32"/>
-          <w:szCs w:val="32"/>
-        </w:rPr>
-      </w:pPr>
-      <w:r>
-        <w:rPr>
-          <w:b/>
-          <w:bCs/>
-          <w:sz w:val="32"/>
-          <w:szCs w:val="32"/>
-        </w:rPr>
-        <w:t>Importance:</w:t>
-      </w:r>
-      <w:r>
-        <w:rPr>
-          <w:sz w:val="32"/>
-          <w:szCs w:val="32"/>
-        </w:rPr>
-        <w:t xml:space="preserve"> Administrators can securely manage the server remotely without needing a GUI or physical access.</w:t>
-      </w:r>
-    </w:p>
-    <w:p>
-      <w:pPr>
-        <w:jc w:val="both"/>
-        <w:rPr>
-          <w:b/>
-          <w:bCs/>
-          <w:sz w:val="32"/>
-          <w:szCs w:val="32"/>
-        </w:rPr>
-      </w:pPr>
-      <w:r>
-        <w:rPr>
-          <w:b/>
-          <w:bCs/>
-          <w:sz w:val="32"/>
-          <w:szCs w:val="32"/>
-        </w:rPr>
-        <w:t>6. Perform Initial System Verification</w:t>
-      </w:r>
-    </w:p>
-    <w:p>
-      <w:pPr>
-        <w:jc w:val="both"/>
-        <w:rPr>
-          <w:sz w:val="32"/>
-          <w:szCs w:val="32"/>
-        </w:rPr>
-      </w:pPr>
-      <w:r>
-        <w:rPr>
-          <w:sz w:val="32"/>
-          <w:szCs w:val="32"/>
-        </w:rPr>
-        <w:t>Before putting the server into production, check that the basic configuration works.</w:t>
-      </w:r>
-    </w:p>
-    <w:p>
-      <w:pPr>
-        <w:jc w:val="both"/>
-        <w:rPr>
-          <w:sz w:val="32"/>
-          <w:szCs w:val="32"/>
-        </w:rPr>
-      </w:pPr>
-      <w:r>
-        <w:rPr>
-          <w:b/>
-          <w:bCs/>
-          <w:sz w:val="32"/>
-          <w:szCs w:val="32"/>
-        </w:rPr>
-        <w:t>Examples:</w:t>
-      </w:r>
-    </w:p>
-    <w:p>
-      <w:pPr>
-        <w:jc w:val="both"/>
-        <w:rPr>
-          <w:sz w:val="32"/>
-          <w:szCs w:val="32"/>
-        </w:rPr>
-      </w:pPr>
-      <w:proofErr w:type="spellStart"/>
-      <w:r>
-        <w:rPr>
-          <w:sz w:val="32"/>
-          <w:szCs w:val="32"/>
-        </w:rPr>
-        <w:t>hostnamectl</w:t>
-      </w:r>
-      <w:proofErr w:type="spellEnd"/>
-    </w:p>
-    <w:p>
-      <w:pPr>
-        <w:jc w:val="both"/>
-        <w:rPr>
-          <w:sz w:val="32"/>
-          <w:szCs w:val="32"/>
-        </w:rPr>
-      </w:pPr>
-      <w:proofErr w:type="spellStart"/>
-      <w:r>
-        <w:rPr>
-          <w:sz w:val="32"/>
-          <w:szCs w:val="32"/>
-        </w:rPr>
-        <w:t>ip</w:t>
-      </w:r>
-      <w:proofErr w:type="spellEnd"/>
-      <w:r>
-        <w:rPr>
-          <w:sz w:val="32"/>
-          <w:szCs w:val="32"/>
-        </w:rPr>
-        <w:t xml:space="preserve"> </w:t>
-      </w:r>
-      <w:proofErr w:type="spellStart"/>
-      <w:r>
-        <w:rPr>
-          <w:sz w:val="32"/>
-          <w:szCs w:val="32"/>
-        </w:rPr>
-        <w:t>addr</w:t>
-      </w:r>
-      <w:proofErr w:type="spellEnd"/>
-    </w:p>
-    <w:p>
-      <w:pPr>
-        <w:jc w:val="both"/>
-        <w:rPr>
-          <w:sz w:val="32"/>
-          <w:szCs w:val="32"/>
-        </w:rPr>
-      </w:pPr>
-      <w:proofErr w:type="spellStart"/>
-      <w:r>
-        <w:rPr>
-          <w:sz w:val="32"/>
-          <w:szCs w:val="32"/>
-        </w:rPr>
-        <w:t>systemctl</w:t>
-      </w:r>
-      <w:proofErr w:type="spellEnd"/>
-      <w:r>
-        <w:rPr>
-          <w:sz w:val="32"/>
-          <w:szCs w:val="32"/>
-        </w:rPr>
-        <w:t xml:space="preserve"> status ssh</w:t>
+    </w:p>
+    <w:p>
+      <w:pPr>
+        <w:jc w:val="both"/>
+        <w:rPr>
+          <w:sz w:val="32"/>
+          <w:szCs w:val="32"/>
+        </w:rPr>
+      </w:pPr>
+      <w:r>
+        <w:rPr>
+          <w:sz w:val="32"/>
+          <w:szCs w:val="32"/>
+        </w:rPr>
+        <w:t>ip addr</w:t>
+      </w:r>
+    </w:p>
+    <w:p>
+      <w:pPr>
+        <w:jc w:val="both"/>
+        <w:rPr>
+          <w:sz w:val="32"/>
+          <w:szCs w:val="32"/>
+        </w:rPr>
+      </w:pPr>
+      <w:r>
+        <w:rPr>
+          <w:sz w:val="32"/>
+          <w:szCs w:val="32"/>
+        </w:rPr>
+        <w:t>systemctl status ssh</w:t>
       </w:r>
     </w:p>
     <w:p>
@@ -2505,37 +2139,12 @@
           <w:szCs w:val="32"/>
         </w:rPr>
       </w:pPr>
-      <w:proofErr w:type="spellStart"/>
-      <w:r>
-        <w:rPr>
-          <w:sz w:val="32"/>
-          <w:szCs w:val="32"/>
-        </w:rPr>
-        <w:t>sudo</w:t>
-      </w:r>
-      <w:proofErr w:type="spellEnd"/>
-      <w:r>
-        <w:rPr>
-          <w:sz w:val="32"/>
-          <w:szCs w:val="32"/>
-        </w:rPr>
-        <w:t xml:space="preserve"> apt update &amp;&amp; </w:t>
-      </w:r>
-      <w:proofErr w:type="spellStart"/>
-      <w:r>
-        <w:rPr>
-          <w:sz w:val="32"/>
-          <w:szCs w:val="32"/>
-        </w:rPr>
-        <w:t>sudo</w:t>
-      </w:r>
-      <w:proofErr w:type="spellEnd"/>
-      <w:r>
-        <w:rPr>
-          <w:sz w:val="32"/>
-          <w:szCs w:val="32"/>
-        </w:rPr>
-        <w:t xml:space="preserve"> apt upgrade</w:t>
+      <w:r>
+        <w:rPr>
+          <w:sz w:val="32"/>
+          <w:szCs w:val="32"/>
+        </w:rPr>
+        <w:t>sudo apt update &amp;&amp; sudo apt upgrade</w:t>
       </w:r>
     </w:p>
     <w:p>
@@ -2630,87 +2239,27 @@
           <w:sz w:val="48"/>
           <w:szCs w:val="48"/>
         </w:rPr>
-        <w:t xml:space="preserve">Multiple employees will need access to the </w:t>
-      </w:r>
-      <w:proofErr w:type="spellStart"/>
-      <w:r>
-        <w:rPr>
-          <w:b/>
-          <w:bCs/>
-          <w:sz w:val="48"/>
-          <w:szCs w:val="48"/>
-        </w:rPr>
-        <w:t>AlphaTech</w:t>
-      </w:r>
-      <w:proofErr w:type="spellEnd"/>
-      <w:r>
-        <w:rPr>
-          <w:b/>
-          <w:bCs/>
-          <w:sz w:val="48"/>
-          <w:szCs w:val="48"/>
-        </w:rPr>
-        <w:t xml:space="preserve"> Linux server.</w:t>
-      </w:r>
-    </w:p>
-    <w:p>
-      <w:pPr>
-        <w:jc w:val="both"/>
-        <w:rPr>
-          <w:b/>
-          <w:bCs/>
-          <w:sz w:val="40"/>
-          <w:szCs w:val="40"/>
-        </w:rPr>
-      </w:pPr>
-      <w:r>
-        <w:rPr>
-          <w:b/>
-          <w:bCs/>
-          <w:sz w:val="40"/>
-          <w:szCs w:val="40"/>
-        </w:rPr>
-        <w:t xml:space="preserve">Question: Explain how Linux users and groups work, the difference between user and group permissions, how </w:t>
-      </w:r>
-      <w:proofErr w:type="spellStart"/>
-      <w:r>
-        <w:rPr>
-          <w:b/>
-          <w:bCs/>
-          <w:sz w:val="40"/>
-          <w:szCs w:val="40"/>
-        </w:rPr>
-        <w:t>useradd</w:t>
-      </w:r>
-      <w:proofErr w:type="spellEnd"/>
-      <w:r>
-        <w:rPr>
-          <w:b/>
-          <w:bCs/>
-          <w:sz w:val="40"/>
-          <w:szCs w:val="40"/>
-        </w:rPr>
-        <w:t xml:space="preserve">, </w:t>
-      </w:r>
-      <w:proofErr w:type="spellStart"/>
-      <w:r>
-        <w:rPr>
-          <w:b/>
-          <w:bCs/>
-          <w:sz w:val="40"/>
-          <w:szCs w:val="40"/>
-        </w:rPr>
-        <w:t>groupadd</w:t>
-      </w:r>
-      <w:proofErr w:type="spellEnd"/>
-      <w:r>
-        <w:rPr>
-          <w:b/>
-          <w:bCs/>
-          <w:sz w:val="40"/>
-          <w:szCs w:val="40"/>
-        </w:rPr>
-        <w:t>, and passwd are used to manage them, and why user isolation matters on a multi-user system.</w:t>
+        <w:t>Multiple employees will need access to the AlphaTech Linux server.</w:t>
+      </w:r>
+    </w:p>
+    <w:p>
+      <w:pPr>
+        <w:jc w:val="both"/>
+        <w:rPr>
+          <w:b/>
+          <w:bCs/>
+          <w:sz w:val="40"/>
+          <w:szCs w:val="40"/>
+        </w:rPr>
+      </w:pPr>
+      <w:r>
+        <w:rPr>
+          <w:b/>
+          <w:bCs/>
+          <w:sz w:val="40"/>
+          <w:szCs w:val="40"/>
+        </w:rPr>
+        <w:t>Question: Explain how Linux users and groups work, the difference between user and group permissions, how useradd, groupadd, and passwd are used to manage them, and why user isolation matters on a multi-user system.</w:t>
       </w:r>
     </w:p>
     <w:p>
@@ -2843,22 +2392,7 @@
           <w:szCs w:val="40"/>
         </w:rPr>
         <w:br/>
-      </w:r>
-      <w:proofErr w:type="spellStart"/>
-      <w:r>
-        <w:rPr>
-          <w:sz w:val="40"/>
-          <w:szCs w:val="40"/>
-        </w:rPr>
-        <w:t>AlphaTech</w:t>
-      </w:r>
-      <w:proofErr w:type="spellEnd"/>
-      <w:r>
-        <w:rPr>
-          <w:sz w:val="40"/>
-          <w:szCs w:val="40"/>
-        </w:rPr>
-        <w:t xml:space="preserve"> can create a group called developers and add employees such as dev1 and dev2 to it.</w:t>
+        <w:t>AlphaTech can create a group called developers and add employees such as dev1 and dev2 to it.</w:t>
       </w:r>
     </w:p>
     <w:p>
@@ -3092,118 +2626,59 @@
           <w:sz w:val="40"/>
           <w:szCs w:val="40"/>
         </w:rPr>
-        <w:t>-</w:t>
-      </w:r>
-      <w:proofErr w:type="spellStart"/>
-      <w:r>
-        <w:rPr>
-          <w:sz w:val="40"/>
-          <w:szCs w:val="40"/>
-        </w:rPr>
-        <w:t>rwxr</w:t>
-      </w:r>
-      <w:proofErr w:type="spellEnd"/>
-      <w:r>
-        <w:rPr>
-          <w:sz w:val="40"/>
-          <w:szCs w:val="40"/>
-        </w:rPr>
-        <w:t>-x---</w:t>
-      </w:r>
-    </w:p>
-    <w:p>
-      <w:pPr>
-        <w:jc w:val="both"/>
-        <w:rPr>
-          <w:sz w:val="40"/>
-          <w:szCs w:val="40"/>
-        </w:rPr>
-      </w:pPr>
-      <w:r>
-        <w:rPr>
-          <w:sz w:val="40"/>
-          <w:szCs w:val="40"/>
-        </w:rPr>
-        <w:t xml:space="preserve">Here, the owner has </w:t>
-      </w:r>
-      <w:proofErr w:type="spellStart"/>
-      <w:r>
-        <w:rPr>
-          <w:sz w:val="40"/>
-          <w:szCs w:val="40"/>
-        </w:rPr>
-        <w:t>rwx</w:t>
-      </w:r>
-      <w:proofErr w:type="spellEnd"/>
-      <w:r>
-        <w:rPr>
-          <w:sz w:val="40"/>
-          <w:szCs w:val="40"/>
-        </w:rPr>
-        <w:t>, the group has r-x, and others have no permission.</w:t>
-      </w:r>
-    </w:p>
-    <w:p>
-      <w:pPr>
-        <w:jc w:val="both"/>
-        <w:rPr>
-          <w:b/>
-          <w:bCs/>
-          <w:sz w:val="40"/>
-          <w:szCs w:val="40"/>
-        </w:rPr>
-      </w:pPr>
-      <w:r>
-        <w:rPr>
-          <w:b/>
-          <w:bCs/>
-          <w:sz w:val="40"/>
-          <w:szCs w:val="40"/>
-        </w:rPr>
-        <w:t xml:space="preserve">3. </w:t>
-      </w:r>
-      <w:proofErr w:type="spellStart"/>
-      <w:r>
-        <w:rPr>
-          <w:b/>
-          <w:bCs/>
-          <w:sz w:val="40"/>
-          <w:szCs w:val="40"/>
-        </w:rPr>
-        <w:t>useradd</w:t>
-      </w:r>
-      <w:proofErr w:type="spellEnd"/>
-    </w:p>
-    <w:p>
-      <w:pPr>
-        <w:jc w:val="both"/>
-        <w:rPr>
-          <w:sz w:val="40"/>
-          <w:szCs w:val="40"/>
-        </w:rPr>
-      </w:pPr>
-      <w:r>
-        <w:rPr>
-          <w:sz w:val="40"/>
-          <w:szCs w:val="40"/>
-        </w:rPr>
-        <w:t xml:space="preserve">The </w:t>
-      </w:r>
-      <w:proofErr w:type="spellStart"/>
-      <w:r>
-        <w:rPr>
-          <w:sz w:val="40"/>
-          <w:szCs w:val="40"/>
-        </w:rPr>
-        <w:t>useradd</w:t>
-      </w:r>
-      <w:proofErr w:type="spellEnd"/>
-      <w:r>
-        <w:rPr>
-          <w:sz w:val="40"/>
-          <w:szCs w:val="40"/>
-        </w:rPr>
-        <w:t xml:space="preserve"> command creates a new user account.</w:t>
+        <w:t>-rwxr-x---</w:t>
+      </w:r>
+    </w:p>
+    <w:p>
+      <w:pPr>
+        <w:jc w:val="both"/>
+        <w:rPr>
+          <w:sz w:val="40"/>
+          <w:szCs w:val="40"/>
+        </w:rPr>
+      </w:pPr>
+      <w:r>
+        <w:rPr>
+          <w:sz w:val="40"/>
+          <w:szCs w:val="40"/>
+        </w:rPr>
+        <w:t>Here, the owner has rwx, the group has r-x, and others have no permission.</w:t>
+      </w:r>
+    </w:p>
+    <w:p>
+      <w:pPr>
+        <w:jc w:val="both"/>
+        <w:rPr>
+          <w:b/>
+          <w:bCs/>
+          <w:sz w:val="40"/>
+          <w:szCs w:val="40"/>
+        </w:rPr>
+      </w:pPr>
+      <w:r>
+        <w:rPr>
+          <w:b/>
+          <w:bCs/>
+          <w:sz w:val="40"/>
+          <w:szCs w:val="40"/>
+        </w:rPr>
+        <w:t>3. useradd</w:t>
+      </w:r>
+    </w:p>
+    <w:p>
+      <w:pPr>
+        <w:jc w:val="both"/>
+        <w:rPr>
+          <w:sz w:val="40"/>
+          <w:szCs w:val="40"/>
+        </w:rPr>
+      </w:pPr>
+      <w:r>
+        <w:rPr>
+          <w:sz w:val="40"/>
+          <w:szCs w:val="40"/>
+        </w:rPr>
+        <w:t>The useradd command creates a new user account.</w:t>
       </w:r>
     </w:p>
     <w:p>
@@ -3232,37 +2707,12 @@
           <w:szCs w:val="40"/>
         </w:rPr>
       </w:pPr>
-      <w:proofErr w:type="spellStart"/>
-      <w:r>
-        <w:rPr>
-          <w:sz w:val="40"/>
-          <w:szCs w:val="40"/>
-        </w:rPr>
-        <w:t>sudo</w:t>
-      </w:r>
-      <w:proofErr w:type="spellEnd"/>
-      <w:r>
-        <w:rPr>
-          <w:sz w:val="40"/>
-          <w:szCs w:val="40"/>
-        </w:rPr>
-        <w:t xml:space="preserve"> </w:t>
-      </w:r>
-      <w:proofErr w:type="spellStart"/>
-      <w:r>
-        <w:rPr>
-          <w:sz w:val="40"/>
-          <w:szCs w:val="40"/>
-        </w:rPr>
-        <w:t>useradd</w:t>
-      </w:r>
-      <w:proofErr w:type="spellEnd"/>
-      <w:r>
-        <w:rPr>
-          <w:sz w:val="40"/>
-          <w:szCs w:val="40"/>
-        </w:rPr>
-        <w:t xml:space="preserve"> -m dev1</w:t>
+      <w:r>
+        <w:rPr>
+          <w:sz w:val="40"/>
+          <w:szCs w:val="40"/>
+        </w:rPr>
+        <w:t>sudo useradd -m dev1</w:t>
       </w:r>
     </w:p>
     <w:p>
@@ -3299,50 +2749,23 @@
           <w:szCs w:val="40"/>
         </w:rPr>
         <w:lastRenderedPageBreak/>
-        <w:t xml:space="preserve">4. </w:t>
-      </w:r>
-      <w:proofErr w:type="spellStart"/>
-      <w:r>
-        <w:rPr>
-          <w:b/>
-          <w:bCs/>
-          <w:sz w:val="40"/>
-          <w:szCs w:val="40"/>
-        </w:rPr>
-        <w:t>groupadd</w:t>
-      </w:r>
-      <w:proofErr w:type="spellEnd"/>
-    </w:p>
-    <w:p>
-      <w:pPr>
-        <w:jc w:val="both"/>
-        <w:rPr>
-          <w:sz w:val="40"/>
-          <w:szCs w:val="40"/>
-        </w:rPr>
-      </w:pPr>
-      <w:r>
-        <w:rPr>
-          <w:sz w:val="40"/>
-          <w:szCs w:val="40"/>
-        </w:rPr>
-        <w:t xml:space="preserve">The </w:t>
-      </w:r>
-      <w:proofErr w:type="spellStart"/>
-      <w:r>
-        <w:rPr>
-          <w:sz w:val="40"/>
-          <w:szCs w:val="40"/>
-        </w:rPr>
-        <w:t>groupadd</w:t>
-      </w:r>
-      <w:proofErr w:type="spellEnd"/>
-      <w:r>
-        <w:rPr>
-          <w:sz w:val="40"/>
-          <w:szCs w:val="40"/>
-        </w:rPr>
-        <w:t xml:space="preserve"> command creates a new group.</w:t>
+        <w:t>4. groupadd</w:t>
+      </w:r>
+    </w:p>
+    <w:p>
+      <w:pPr>
+        <w:jc w:val="both"/>
+        <w:rPr>
+          <w:sz w:val="40"/>
+          <w:szCs w:val="40"/>
+        </w:rPr>
+      </w:pPr>
+      <w:r>
+        <w:rPr>
+          <w:sz w:val="40"/>
+          <w:szCs w:val="40"/>
+        </w:rPr>
+        <w:t>The groupadd command creates a new group.</w:t>
       </w:r>
     </w:p>
     <w:p>
@@ -3371,37 +2794,12 @@
           <w:szCs w:val="40"/>
         </w:rPr>
       </w:pPr>
-      <w:proofErr w:type="spellStart"/>
-      <w:r>
-        <w:rPr>
-          <w:sz w:val="40"/>
-          <w:szCs w:val="40"/>
-        </w:rPr>
-        <w:t>sudo</w:t>
-      </w:r>
-      <w:proofErr w:type="spellEnd"/>
-      <w:r>
-        <w:rPr>
-          <w:sz w:val="40"/>
-          <w:szCs w:val="40"/>
-        </w:rPr>
-        <w:t xml:space="preserve"> </w:t>
-      </w:r>
-      <w:proofErr w:type="spellStart"/>
-      <w:r>
-        <w:rPr>
-          <w:sz w:val="40"/>
-          <w:szCs w:val="40"/>
-        </w:rPr>
-        <w:t>groupadd</w:t>
-      </w:r>
-      <w:proofErr w:type="spellEnd"/>
-      <w:r>
-        <w:rPr>
-          <w:sz w:val="40"/>
-          <w:szCs w:val="40"/>
-        </w:rPr>
-        <w:t xml:space="preserve"> developers</w:t>
+      <w:r>
+        <w:rPr>
+          <w:sz w:val="40"/>
+          <w:szCs w:val="40"/>
+        </w:rPr>
+        <w:t>sudo groupadd developers</w:t>
       </w:r>
     </w:p>
     <w:p>
@@ -3444,53 +2842,12 @@
           <w:szCs w:val="40"/>
         </w:rPr>
       </w:pPr>
-      <w:proofErr w:type="spellStart"/>
-      <w:r>
-        <w:rPr>
-          <w:sz w:val="40"/>
-          <w:szCs w:val="40"/>
-        </w:rPr>
-        <w:t>sudo</w:t>
-      </w:r>
-      <w:proofErr w:type="spellEnd"/>
-      <w:r>
-        <w:rPr>
-          <w:sz w:val="40"/>
-          <w:szCs w:val="40"/>
-        </w:rPr>
-        <w:t xml:space="preserve"> </w:t>
-      </w:r>
-      <w:proofErr w:type="spellStart"/>
-      <w:r>
-        <w:rPr>
-          <w:sz w:val="40"/>
-          <w:szCs w:val="40"/>
-        </w:rPr>
-        <w:t>usermod</w:t>
-      </w:r>
-      <w:proofErr w:type="spellEnd"/>
-      <w:r>
-        <w:rPr>
-          <w:sz w:val="40"/>
-          <w:szCs w:val="40"/>
-        </w:rPr>
-        <w:t xml:space="preserve"> -</w:t>
-      </w:r>
-      <w:proofErr w:type="spellStart"/>
-      <w:r>
-        <w:rPr>
-          <w:sz w:val="40"/>
-          <w:szCs w:val="40"/>
-        </w:rPr>
-        <w:t>aG</w:t>
-      </w:r>
-      <w:proofErr w:type="spellEnd"/>
-      <w:r>
-        <w:rPr>
-          <w:sz w:val="40"/>
-          <w:szCs w:val="40"/>
-        </w:rPr>
-        <w:t xml:space="preserve"> developers dev1</w:t>
+      <w:r>
+        <w:rPr>
+          <w:sz w:val="40"/>
+          <w:szCs w:val="40"/>
+        </w:rPr>
+        <w:t>sudo usermod -aG developers dev1</w:t>
       </w:r>
     </w:p>
     <w:p>
@@ -3555,21 +2912,12 @@
           <w:szCs w:val="40"/>
         </w:rPr>
       </w:pPr>
-      <w:proofErr w:type="spellStart"/>
-      <w:r>
-        <w:rPr>
-          <w:sz w:val="40"/>
-          <w:szCs w:val="40"/>
-        </w:rPr>
-        <w:t>sudo</w:t>
-      </w:r>
-      <w:proofErr w:type="spellEnd"/>
-      <w:r>
-        <w:rPr>
-          <w:sz w:val="40"/>
-          <w:szCs w:val="40"/>
-        </w:rPr>
-        <w:t xml:space="preserve"> passwd dev1</w:t>
+      <w:r>
+        <w:rPr>
+          <w:sz w:val="40"/>
+          <w:szCs w:val="40"/>
+        </w:rPr>
+        <w:t>sudo passwd dev1</w:t>
       </w:r>
     </w:p>
     <w:p>
@@ -3823,27 +3171,7 @@
           <w:sz w:val="40"/>
           <w:szCs w:val="40"/>
         </w:rPr>
-        <w:t>Question: Explain the purpose of the /, /</w:t>
-      </w:r>
-      <w:proofErr w:type="spellStart"/>
-      <w:r>
-        <w:rPr>
-          <w:b/>
-          <w:bCs/>
-          <w:sz w:val="40"/>
-          <w:szCs w:val="40"/>
-        </w:rPr>
-        <w:t>etc</w:t>
-      </w:r>
-      <w:proofErr w:type="spellEnd"/>
-      <w:r>
-        <w:rPr>
-          <w:b/>
-          <w:bCs/>
-          <w:sz w:val="40"/>
-          <w:szCs w:val="40"/>
-        </w:rPr>
-        <w:t>, /var, and /home directories, and justify why the Linux directory structure separates files the way it does in server environments.</w:t>
+        <w:t>Question: Explain the purpose of the /, /etc, /var, and /home directories, and justify why the Linux directory structure separates files the way it does in server environments.</w:t>
       </w:r>
     </w:p>
     <w:p>
@@ -3977,49 +3305,53 @@
           <w:sz w:val="32"/>
           <w:szCs w:val="32"/>
         </w:rPr>
-        <w:t>It may show directories such as /</w:t>
-      </w:r>
-      <w:proofErr w:type="spellStart"/>
-      <w:r>
-        <w:rPr>
-          <w:sz w:val="32"/>
-          <w:szCs w:val="32"/>
-        </w:rPr>
-        <w:t>etc</w:t>
-      </w:r>
-      <w:proofErr w:type="spellEnd"/>
-      <w:r>
-        <w:rPr>
-          <w:sz w:val="32"/>
-          <w:szCs w:val="32"/>
-        </w:rPr>
-        <w:t>, /var, /home, /</w:t>
-      </w:r>
-      <w:proofErr w:type="spellStart"/>
-      <w:r>
-        <w:rPr>
-          <w:sz w:val="32"/>
-          <w:szCs w:val="32"/>
-        </w:rPr>
-        <w:t>usr</w:t>
-      </w:r>
-      <w:proofErr w:type="spellEnd"/>
-      <w:r>
-        <w:rPr>
-          <w:sz w:val="32"/>
-          <w:szCs w:val="32"/>
-        </w:rPr>
-        <w:t>, and /</w:t>
-      </w:r>
-      <w:proofErr w:type="spellStart"/>
-      <w:r>
-        <w:rPr>
-          <w:sz w:val="32"/>
-          <w:szCs w:val="32"/>
-        </w:rPr>
-        <w:t>tmp</w:t>
-      </w:r>
-      <w:proofErr w:type="spellEnd"/>
+        <w:t>It may show directories such as /etc, /var, /home, /usr, and /tmp.</w:t>
+      </w:r>
+    </w:p>
+    <w:p>
+      <w:pPr>
+        <w:jc w:val="both"/>
+        <w:rPr>
+          <w:b/>
+          <w:bCs/>
+          <w:sz w:val="32"/>
+          <w:szCs w:val="32"/>
+        </w:rPr>
+      </w:pPr>
+      <w:r>
+        <w:rPr>
+          <w:b/>
+          <w:bCs/>
+          <w:sz w:val="32"/>
+          <w:szCs w:val="32"/>
+        </w:rPr>
+        <w:t>2. /etc – Configuration Files</w:t>
+      </w:r>
+    </w:p>
+    <w:p>
+      <w:pPr>
+        <w:jc w:val="both"/>
+        <w:rPr>
+          <w:sz w:val="32"/>
+          <w:szCs w:val="32"/>
+        </w:rPr>
+      </w:pPr>
+      <w:r>
+        <w:rPr>
+          <w:sz w:val="32"/>
+          <w:szCs w:val="32"/>
+        </w:rPr>
+        <w:t xml:space="preserve">The /etc directory contains </w:t>
+      </w:r>
+      <w:r>
+        <w:rPr>
+          <w:b/>
+          <w:bCs/>
+          <w:sz w:val="32"/>
+          <w:szCs w:val="32"/>
+        </w:rPr>
+        <w:t>system and service configuration files</w:t>
+      </w:r>
       <w:r>
         <w:rPr>
           <w:sz w:val="32"/>
@@ -4032,94 +3364,6 @@
       <w:pPr>
         <w:jc w:val="both"/>
         <w:rPr>
-          <w:b/>
-          <w:bCs/>
-          <w:sz w:val="32"/>
-          <w:szCs w:val="32"/>
-        </w:rPr>
-      </w:pPr>
-      <w:r>
-        <w:rPr>
-          <w:b/>
-          <w:bCs/>
-          <w:sz w:val="32"/>
-          <w:szCs w:val="32"/>
-        </w:rPr>
-        <w:t>2. /</w:t>
-      </w:r>
-      <w:proofErr w:type="spellStart"/>
-      <w:r>
-        <w:rPr>
-          <w:b/>
-          <w:bCs/>
-          <w:sz w:val="32"/>
-          <w:szCs w:val="32"/>
-        </w:rPr>
-        <w:t>etc</w:t>
-      </w:r>
-      <w:proofErr w:type="spellEnd"/>
-      <w:r>
-        <w:rPr>
-          <w:b/>
-          <w:bCs/>
-          <w:sz w:val="32"/>
-          <w:szCs w:val="32"/>
-        </w:rPr>
-        <w:t xml:space="preserve"> – Configuration Files</w:t>
-      </w:r>
-    </w:p>
-    <w:p>
-      <w:pPr>
-        <w:jc w:val="both"/>
-        <w:rPr>
-          <w:sz w:val="32"/>
-          <w:szCs w:val="32"/>
-        </w:rPr>
-      </w:pPr>
-      <w:r>
-        <w:rPr>
-          <w:sz w:val="32"/>
-          <w:szCs w:val="32"/>
-        </w:rPr>
-        <w:t>The /</w:t>
-      </w:r>
-      <w:proofErr w:type="spellStart"/>
-      <w:r>
-        <w:rPr>
-          <w:sz w:val="32"/>
-          <w:szCs w:val="32"/>
-        </w:rPr>
-        <w:t>etc</w:t>
-      </w:r>
-      <w:proofErr w:type="spellEnd"/>
-      <w:r>
-        <w:rPr>
-          <w:sz w:val="32"/>
-          <w:szCs w:val="32"/>
-        </w:rPr>
-        <w:t xml:space="preserve"> directory contains </w:t>
-      </w:r>
-      <w:r>
-        <w:rPr>
-          <w:b/>
-          <w:bCs/>
-          <w:sz w:val="32"/>
-          <w:szCs w:val="32"/>
-        </w:rPr>
-        <w:t>system and service configuration files</w:t>
-      </w:r>
-      <w:r>
-        <w:rPr>
-          <w:sz w:val="32"/>
-          <w:szCs w:val="32"/>
-        </w:rPr>
-        <w:t>.</w:t>
-      </w:r>
-    </w:p>
-    <w:p>
-      <w:pPr>
-        <w:jc w:val="both"/>
-        <w:rPr>
           <w:sz w:val="32"/>
           <w:szCs w:val="32"/>
         </w:rPr>
@@ -4147,17 +3391,8 @@
           <w:sz w:val="32"/>
           <w:szCs w:val="32"/>
         </w:rPr>
-        <w:t>ls /</w:t>
-      </w:r>
-      <w:proofErr w:type="spellStart"/>
-      <w:r>
-        <w:rPr>
-          <w:sz w:val="32"/>
-          <w:szCs w:val="32"/>
-        </w:rPr>
-        <w:t>etc</w:t>
-      </w:r>
-      <w:proofErr w:type="spellEnd"/>
+        <w:t>ls /etc</w:t>
+      </w:r>
     </w:p>
     <w:p>
       <w:pPr>
@@ -4188,33 +3423,8 @@
           <w:sz w:val="32"/>
           <w:szCs w:val="32"/>
         </w:rPr>
-        <w:t>/</w:t>
-      </w:r>
-      <w:proofErr w:type="spellStart"/>
-      <w:r>
-        <w:rPr>
-          <w:sz w:val="32"/>
-          <w:szCs w:val="32"/>
-        </w:rPr>
-        <w:t>etc</w:t>
-      </w:r>
-      <w:proofErr w:type="spellEnd"/>
-      <w:r>
-        <w:rPr>
-          <w:sz w:val="32"/>
-          <w:szCs w:val="32"/>
-        </w:rPr>
-        <w:t>/ssh/</w:t>
-      </w:r>
-      <w:proofErr w:type="spellStart"/>
-      <w:r>
-        <w:rPr>
-          <w:sz w:val="32"/>
-          <w:szCs w:val="32"/>
-        </w:rPr>
-        <w:t>sshd_config</w:t>
-      </w:r>
-      <w:proofErr w:type="spellEnd"/>
+        <w:t>/etc/ssh/sshd_config</w:t>
+      </w:r>
     </w:p>
     <w:p>
       <w:pPr>
@@ -4486,23 +3696,7 @@
           <w:sz w:val="32"/>
           <w:szCs w:val="32"/>
         </w:rPr>
-        <w:t>. For example, configuration files are kept in /</w:t>
-      </w:r>
-      <w:proofErr w:type="spellStart"/>
-      <w:r>
-        <w:rPr>
-          <w:sz w:val="32"/>
-          <w:szCs w:val="32"/>
-        </w:rPr>
-        <w:t>etc</w:t>
-      </w:r>
-      <w:proofErr w:type="spellEnd"/>
-      <w:r>
-        <w:rPr>
-          <w:sz w:val="32"/>
-          <w:szCs w:val="32"/>
-        </w:rPr>
-        <w:t>, logs in /var, and user files in /home.</w:t>
+        <w:t>. For example, configuration files are kept in /etc, logs in /var, and user files in /home.</w:t>
       </w:r>
     </w:p>
     <w:p>
@@ -4567,7 +3761,6 @@
           <w:szCs w:val="48"/>
         </w:rPr>
       </w:pPr>
-      <w:proofErr w:type="spellStart"/>
       <w:r>
         <w:rPr>
           <w:b/>
@@ -4575,17 +3768,7 @@
           <w:sz w:val="48"/>
           <w:szCs w:val="48"/>
         </w:rPr>
-        <w:t>AlphaTech</w:t>
-      </w:r>
-      <w:proofErr w:type="spellEnd"/>
-      <w:r>
-        <w:rPr>
-          <w:b/>
-          <w:bCs/>
-          <w:sz w:val="48"/>
-          <w:szCs w:val="48"/>
-        </w:rPr>
-        <w:t xml:space="preserve"> needs storage that can grow without downtime as the company scales</w:t>
+        <w:t>AlphaTech needs storage that can grow without downtime as the company scales</w:t>
       </w:r>
     </w:p>
     <w:p>
@@ -4745,62 +3928,28 @@
           <w:szCs w:val="40"/>
         </w:rPr>
       </w:pPr>
-      <w:proofErr w:type="spellStart"/>
-      <w:r>
-        <w:rPr>
-          <w:sz w:val="40"/>
-          <w:szCs w:val="40"/>
-        </w:rPr>
-        <w:t>pvcreate</w:t>
-      </w:r>
-      <w:proofErr w:type="spellEnd"/>
-      <w:r>
-        <w:rPr>
-          <w:sz w:val="40"/>
-          <w:szCs w:val="40"/>
-        </w:rPr>
-        <w:t xml:space="preserve"> /dev/</w:t>
-      </w:r>
-      <w:proofErr w:type="spellStart"/>
-      <w:r>
-        <w:rPr>
-          <w:sz w:val="40"/>
-          <w:szCs w:val="40"/>
-        </w:rPr>
-        <w:t>sdb</w:t>
-      </w:r>
-      <w:proofErr w:type="spellEnd"/>
-    </w:p>
-    <w:p>
-      <w:pPr>
-        <w:jc w:val="both"/>
-        <w:rPr>
-          <w:sz w:val="40"/>
-          <w:szCs w:val="40"/>
-        </w:rPr>
-      </w:pPr>
-      <w:r>
-        <w:rPr>
-          <w:sz w:val="40"/>
-          <w:szCs w:val="40"/>
-        </w:rPr>
-        <w:t>Here, /dev/</w:t>
-      </w:r>
-      <w:proofErr w:type="spellStart"/>
-      <w:r>
-        <w:rPr>
-          <w:sz w:val="40"/>
-          <w:szCs w:val="40"/>
-        </w:rPr>
-        <w:t>sdb</w:t>
-      </w:r>
-      <w:proofErr w:type="spellEnd"/>
-      <w:r>
-        <w:rPr>
-          <w:sz w:val="40"/>
-          <w:szCs w:val="40"/>
-        </w:rPr>
-        <w:t xml:space="preserve"> becomes an LVM Physical Volume.</w:t>
+      <w:r>
+        <w:rPr>
+          <w:sz w:val="40"/>
+          <w:szCs w:val="40"/>
+        </w:rPr>
+        <w:t>pvcreate /dev/sdb</w:t>
+      </w:r>
+    </w:p>
+    <w:p>
+      <w:pPr>
+        <w:jc w:val="both"/>
+        <w:rPr>
+          <w:sz w:val="40"/>
+          <w:szCs w:val="40"/>
+        </w:rPr>
+      </w:pPr>
+      <w:r>
+        <w:rPr>
+          <w:sz w:val="40"/>
+          <w:szCs w:val="40"/>
+        </w:rPr>
+        <w:t>Here, /dev/sdb becomes an LVM Physical Volume.</w:t>
       </w:r>
     </w:p>
     <w:p>
@@ -4881,94 +4030,28 @@
           <w:szCs w:val="40"/>
         </w:rPr>
       </w:pPr>
-      <w:proofErr w:type="spellStart"/>
-      <w:r>
-        <w:rPr>
-          <w:sz w:val="40"/>
-          <w:szCs w:val="40"/>
-        </w:rPr>
-        <w:t>vgcreate</w:t>
-      </w:r>
-      <w:proofErr w:type="spellEnd"/>
-      <w:r>
-        <w:rPr>
-          <w:sz w:val="40"/>
-          <w:szCs w:val="40"/>
-        </w:rPr>
-        <w:t xml:space="preserve"> </w:t>
-      </w:r>
-      <w:proofErr w:type="spellStart"/>
-      <w:r>
-        <w:rPr>
-          <w:sz w:val="40"/>
-          <w:szCs w:val="40"/>
-        </w:rPr>
-        <w:t>datavg</w:t>
-      </w:r>
-      <w:proofErr w:type="spellEnd"/>
-      <w:r>
-        <w:rPr>
-          <w:sz w:val="40"/>
-          <w:szCs w:val="40"/>
-        </w:rPr>
-        <w:t xml:space="preserve"> /dev/</w:t>
-      </w:r>
-      <w:proofErr w:type="spellStart"/>
-      <w:r>
-        <w:rPr>
-          <w:sz w:val="40"/>
-          <w:szCs w:val="40"/>
-        </w:rPr>
-        <w:t>sdb</w:t>
-      </w:r>
-      <w:proofErr w:type="spellEnd"/>
-    </w:p>
-    <w:p>
-      <w:pPr>
-        <w:jc w:val="both"/>
-        <w:rPr>
-          <w:sz w:val="40"/>
-          <w:szCs w:val="40"/>
-        </w:rPr>
-      </w:pPr>
-      <w:r>
-        <w:rPr>
-          <w:sz w:val="40"/>
-          <w:szCs w:val="40"/>
-        </w:rPr>
-        <w:t>The storage from /dev/</w:t>
-      </w:r>
-      <w:proofErr w:type="spellStart"/>
-      <w:r>
-        <w:rPr>
-          <w:sz w:val="40"/>
-          <w:szCs w:val="40"/>
-        </w:rPr>
-        <w:t>sdb</w:t>
-      </w:r>
-      <w:proofErr w:type="spellEnd"/>
-      <w:r>
-        <w:rPr>
-          <w:sz w:val="40"/>
-          <w:szCs w:val="40"/>
-        </w:rPr>
-        <w:t xml:space="preserve"> is now part of the </w:t>
-      </w:r>
-      <w:proofErr w:type="spellStart"/>
-      <w:r>
-        <w:rPr>
-          <w:sz w:val="40"/>
-          <w:szCs w:val="40"/>
-        </w:rPr>
-        <w:t>datavg</w:t>
-      </w:r>
-      <w:proofErr w:type="spellEnd"/>
-      <w:r>
-        <w:rPr>
-          <w:sz w:val="40"/>
-          <w:szCs w:val="40"/>
-        </w:rPr>
-        <w:t xml:space="preserve"> Volume Group.</w:t>
+      <w:r>
+        <w:rPr>
+          <w:sz w:val="40"/>
+          <w:szCs w:val="40"/>
+        </w:rPr>
+        <w:t>vgcreate datavg /dev/sdb</w:t>
+      </w:r>
+    </w:p>
+    <w:p>
+      <w:pPr>
+        <w:jc w:val="both"/>
+        <w:rPr>
+          <w:sz w:val="40"/>
+          <w:szCs w:val="40"/>
+        </w:rPr>
+      </w:pPr>
+      <w:r>
+        <w:rPr>
+          <w:sz w:val="40"/>
+          <w:szCs w:val="40"/>
+        </w:rPr>
+        <w:t>The storage from /dev/sdb is now part of the datavg Volume Group.</w:t>
       </w:r>
     </w:p>
     <w:p>
@@ -5049,78 +4132,28 @@
           <w:szCs w:val="40"/>
         </w:rPr>
       </w:pPr>
-      <w:proofErr w:type="spellStart"/>
-      <w:r>
-        <w:rPr>
-          <w:sz w:val="40"/>
-          <w:szCs w:val="40"/>
-        </w:rPr>
-        <w:t>lvcreate</w:t>
-      </w:r>
-      <w:proofErr w:type="spellEnd"/>
-      <w:r>
-        <w:rPr>
-          <w:sz w:val="40"/>
-          <w:szCs w:val="40"/>
-        </w:rPr>
-        <w:t xml:space="preserve"> -L 10G -n </w:t>
-      </w:r>
-      <w:proofErr w:type="spellStart"/>
-      <w:r>
-        <w:rPr>
-          <w:sz w:val="40"/>
-          <w:szCs w:val="40"/>
-        </w:rPr>
-        <w:t>datalv</w:t>
-      </w:r>
-      <w:proofErr w:type="spellEnd"/>
-      <w:r>
-        <w:rPr>
-          <w:sz w:val="40"/>
-          <w:szCs w:val="40"/>
-        </w:rPr>
-        <w:t xml:space="preserve"> </w:t>
-      </w:r>
-      <w:proofErr w:type="spellStart"/>
-      <w:r>
-        <w:rPr>
-          <w:sz w:val="40"/>
-          <w:szCs w:val="40"/>
-        </w:rPr>
-        <w:t>datavg</w:t>
-      </w:r>
-      <w:proofErr w:type="spellEnd"/>
-    </w:p>
-    <w:p>
-      <w:pPr>
-        <w:jc w:val="both"/>
-        <w:rPr>
-          <w:sz w:val="40"/>
-          <w:szCs w:val="40"/>
-        </w:rPr>
-      </w:pPr>
-      <w:r>
-        <w:rPr>
-          <w:sz w:val="40"/>
-          <w:szCs w:val="40"/>
-        </w:rPr>
-        <w:t xml:space="preserve">This creates a 10 GB Logical Volume named </w:t>
-      </w:r>
-      <w:proofErr w:type="spellStart"/>
-      <w:r>
-        <w:rPr>
-          <w:sz w:val="40"/>
-          <w:szCs w:val="40"/>
-        </w:rPr>
-        <w:t>datalv</w:t>
-      </w:r>
-      <w:proofErr w:type="spellEnd"/>
-      <w:r>
-        <w:rPr>
-          <w:sz w:val="40"/>
-          <w:szCs w:val="40"/>
-        </w:rPr>
-        <w:t>.</w:t>
+      <w:r>
+        <w:rPr>
+          <w:sz w:val="40"/>
+          <w:szCs w:val="40"/>
+        </w:rPr>
+        <w:t>lvcreate -L 10G -n datalv datavg</w:t>
+      </w:r>
+    </w:p>
+    <w:p>
+      <w:pPr>
+        <w:jc w:val="both"/>
+        <w:rPr>
+          <w:sz w:val="40"/>
+          <w:szCs w:val="40"/>
+        </w:rPr>
+      </w:pPr>
+      <w:r>
+        <w:rPr>
+          <w:sz w:val="40"/>
+          <w:szCs w:val="40"/>
+        </w:rPr>
+        <w:t>This creates a 10 GB Logical Volume named datalv.</w:t>
       </w:r>
     </w:p>
     <w:p>
@@ -5148,94 +4181,28 @@
           <w:szCs w:val="40"/>
         </w:rPr>
       </w:pPr>
-      <w:proofErr w:type="gramStart"/>
-      <w:r>
-        <w:rPr>
-          <w:sz w:val="40"/>
-          <w:szCs w:val="40"/>
-        </w:rPr>
-        <w:t>mkfs.ext</w:t>
-      </w:r>
-      <w:proofErr w:type="gramEnd"/>
-      <w:r>
-        <w:rPr>
-          <w:sz w:val="40"/>
-          <w:szCs w:val="40"/>
-        </w:rPr>
-        <w:t>4 /dev/</w:t>
-      </w:r>
-      <w:proofErr w:type="spellStart"/>
-      <w:r>
-        <w:rPr>
-          <w:sz w:val="40"/>
-          <w:szCs w:val="40"/>
-        </w:rPr>
-        <w:t>datavg</w:t>
-      </w:r>
-      <w:proofErr w:type="spellEnd"/>
-      <w:r>
-        <w:rPr>
-          <w:sz w:val="40"/>
-          <w:szCs w:val="40"/>
-        </w:rPr>
-        <w:t>/</w:t>
-      </w:r>
-      <w:proofErr w:type="spellStart"/>
-      <w:r>
-        <w:rPr>
-          <w:sz w:val="40"/>
-          <w:szCs w:val="40"/>
-        </w:rPr>
-        <w:t>datalv</w:t>
-      </w:r>
-      <w:proofErr w:type="spellEnd"/>
-    </w:p>
-    <w:p>
-      <w:pPr>
-        <w:jc w:val="both"/>
-        <w:rPr>
-          <w:sz w:val="40"/>
-          <w:szCs w:val="40"/>
-        </w:rPr>
-      </w:pPr>
-      <w:r>
-        <w:rPr>
-          <w:sz w:val="40"/>
-          <w:szCs w:val="40"/>
-        </w:rPr>
-        <w:t>mount /dev/</w:t>
-      </w:r>
-      <w:proofErr w:type="spellStart"/>
-      <w:r>
-        <w:rPr>
-          <w:sz w:val="40"/>
-          <w:szCs w:val="40"/>
-        </w:rPr>
-        <w:t>datavg</w:t>
-      </w:r>
-      <w:proofErr w:type="spellEnd"/>
-      <w:r>
-        <w:rPr>
-          <w:sz w:val="40"/>
-          <w:szCs w:val="40"/>
-        </w:rPr>
-        <w:t>/</w:t>
-      </w:r>
-      <w:proofErr w:type="spellStart"/>
-      <w:r>
-        <w:rPr>
-          <w:sz w:val="40"/>
-          <w:szCs w:val="40"/>
-        </w:rPr>
-        <w:t>datalv</w:t>
-      </w:r>
-      <w:proofErr w:type="spellEnd"/>
-      <w:r>
-        <w:rPr>
-          <w:sz w:val="40"/>
-          <w:szCs w:val="40"/>
-        </w:rPr>
-        <w:t xml:space="preserve"> /data</w:t>
+      <w:r>
+        <w:rPr>
+          <w:sz w:val="40"/>
+          <w:szCs w:val="40"/>
+        </w:rPr>
+        <w:t>mkfs.ext4 /dev/datavg/datalv</w:t>
+      </w:r>
+    </w:p>
+    <w:p>
+      <w:pPr>
+        <w:jc w:val="both"/>
+        <w:rPr>
+          <w:sz w:val="40"/>
+          <w:szCs w:val="40"/>
+        </w:rPr>
+      </w:pPr>
+      <w:r>
+        <w:rPr>
+          <w:sz w:val="40"/>
+          <w:szCs w:val="40"/>
+        </w:rPr>
+        <w:t>mount /dev/datavg/datalv /data</w:t>
       </w:r>
     </w:p>
     <w:p>
@@ -5823,27 +4790,7 @@
           <w:sz w:val="44"/>
           <w:szCs w:val="44"/>
         </w:rPr>
-        <w:t xml:space="preserve">Install Linux (Ubuntu Server or CentOS) on VirtualBox/VMware and set the hostname to </w:t>
-      </w:r>
-      <w:proofErr w:type="spellStart"/>
-      <w:r>
-        <w:rPr>
-          <w:b/>
-          <w:bCs/>
-          <w:sz w:val="44"/>
-          <w:szCs w:val="44"/>
-        </w:rPr>
-        <w:t>alphatech</w:t>
-      </w:r>
-      <w:proofErr w:type="spellEnd"/>
-      <w:r>
-        <w:rPr>
-          <w:b/>
-          <w:bCs/>
-          <w:sz w:val="44"/>
-          <w:szCs w:val="44"/>
-        </w:rPr>
-        <w:t>-server</w:t>
+        <w:t>Install Linux (Ubuntu Server or CentOS) on VirtualBox/VMware and set the hostname to alphatech-server</w:t>
       </w:r>
     </w:p>
     <w:p>
@@ -6172,73 +5119,7 @@
           <w:sz w:val="44"/>
           <w:szCs w:val="44"/>
         </w:rPr>
-        <w:t xml:space="preserve">Use ls, </w:t>
-      </w:r>
-      <w:proofErr w:type="spellStart"/>
-      <w:r>
-        <w:rPr>
-          <w:rFonts w:asciiTheme="majorHAnsi" w:hAnsiTheme="majorHAnsi"/>
-          <w:b/>
-          <w:bCs/>
-          <w:sz w:val="44"/>
-          <w:szCs w:val="44"/>
-        </w:rPr>
-        <w:t>mkdir</w:t>
-      </w:r>
-      <w:proofErr w:type="spellEnd"/>
-      <w:r>
-        <w:rPr>
-          <w:rFonts w:asciiTheme="majorHAnsi" w:hAnsiTheme="majorHAnsi"/>
-          <w:b/>
-          <w:bCs/>
-          <w:sz w:val="44"/>
-          <w:szCs w:val="44"/>
-        </w:rPr>
-        <w:t>, cp, mv, and rm to list /</w:t>
-      </w:r>
-      <w:proofErr w:type="spellStart"/>
-      <w:r>
-        <w:rPr>
-          <w:rFonts w:asciiTheme="majorHAnsi" w:hAnsiTheme="majorHAnsi"/>
-          <w:b/>
-          <w:bCs/>
-          <w:sz w:val="44"/>
-          <w:szCs w:val="44"/>
-        </w:rPr>
-        <w:t>etc</w:t>
-      </w:r>
-      <w:proofErr w:type="spellEnd"/>
-      <w:r>
-        <w:rPr>
-          <w:rFonts w:asciiTheme="majorHAnsi" w:hAnsiTheme="majorHAnsi"/>
-          <w:b/>
-          <w:bCs/>
-          <w:sz w:val="44"/>
-          <w:szCs w:val="44"/>
-        </w:rPr>
-        <w:t xml:space="preserve"> contents, create /</w:t>
-      </w:r>
-      <w:proofErr w:type="spellStart"/>
-      <w:r>
-        <w:rPr>
-          <w:rFonts w:asciiTheme="majorHAnsi" w:hAnsiTheme="majorHAnsi"/>
-          <w:b/>
-          <w:bCs/>
-          <w:sz w:val="44"/>
-          <w:szCs w:val="44"/>
-        </w:rPr>
-        <w:t>testdir</w:t>
-      </w:r>
-      <w:proofErr w:type="spellEnd"/>
-      <w:r>
-        <w:rPr>
-          <w:rFonts w:asciiTheme="majorHAnsi" w:hAnsiTheme="majorHAnsi"/>
-          <w:b/>
-          <w:bCs/>
-          <w:sz w:val="44"/>
-          <w:szCs w:val="44"/>
-        </w:rPr>
-        <w:t>, and copy, move/rename, and delete test files</w:t>
+        <w:t>Use ls, mkdir, cp, mv, and rm to list /etc contents, create /testdir, and copy, move/rename, and delete test files</w:t>
       </w:r>
     </w:p>
     <w:p>
@@ -6588,29 +5469,7 @@
           <w:szCs w:val="44"/>
         </w:rPr>
         <w:lastRenderedPageBreak/>
-        <w:t xml:space="preserve">Add both users to the </w:t>
-      </w:r>
-      <w:proofErr w:type="spellStart"/>
-      <w:r>
-        <w:rPr>
-          <w:rFonts w:asciiTheme="majorHAnsi" w:hAnsiTheme="majorHAnsi"/>
-          <w:b/>
-          <w:bCs/>
-          <w:sz w:val="44"/>
-          <w:szCs w:val="44"/>
-        </w:rPr>
-        <w:t>devteam</w:t>
-      </w:r>
-      <w:proofErr w:type="spellEnd"/>
-      <w:r>
-        <w:rPr>
-          <w:rFonts w:asciiTheme="majorHAnsi" w:hAnsiTheme="majorHAnsi"/>
-          <w:b/>
-          <w:bCs/>
-          <w:sz w:val="44"/>
-          <w:szCs w:val="44"/>
-        </w:rPr>
-        <w:t xml:space="preserve"> group.</w:t>
+        <w:t>Add both users to the devteam group.</w:t>
       </w:r>
     </w:p>
     <w:p>
@@ -6817,29 +5676,7 @@
           <w:sz w:val="44"/>
           <w:szCs w:val="44"/>
         </w:rPr>
-        <w:t>Create /project with subdirectories /project/docs and /project/scripts, and set ownership to dev</w:t>
-      </w:r>
-      <w:proofErr w:type="gramStart"/>
-      <w:r>
-        <w:rPr>
-          <w:rFonts w:asciiTheme="majorHAnsi" w:hAnsiTheme="majorHAnsi"/>
-          <w:b/>
-          <w:bCs/>
-          <w:sz w:val="44"/>
-          <w:szCs w:val="44"/>
-        </w:rPr>
-        <w:t>1:devteam</w:t>
-      </w:r>
-      <w:proofErr w:type="gramEnd"/>
-      <w:r>
-        <w:rPr>
-          <w:rFonts w:asciiTheme="majorHAnsi" w:hAnsiTheme="majorHAnsi"/>
-          <w:b/>
-          <w:bCs/>
-          <w:sz w:val="44"/>
-          <w:szCs w:val="44"/>
-        </w:rPr>
-        <w:t>.</w:t>
+        <w:t>Create /project with subdirectories /project/docs and /project/scripts, and set ownership to dev1:devteam.</w:t>
       </w:r>
     </w:p>
     <w:p>
@@ -7056,73 +5893,7 @@
           <w:sz w:val="44"/>
           <w:szCs w:val="44"/>
         </w:rPr>
-        <w:t xml:space="preserve">Configure a static IP, gateway, and DNS, then verify connectivity using </w:t>
-      </w:r>
-      <w:proofErr w:type="spellStart"/>
-      <w:r>
-        <w:rPr>
-          <w:rFonts w:asciiTheme="majorHAnsi" w:hAnsiTheme="majorHAnsi"/>
-          <w:b/>
-          <w:bCs/>
-          <w:sz w:val="44"/>
-          <w:szCs w:val="44"/>
-        </w:rPr>
-        <w:t>ip</w:t>
-      </w:r>
-      <w:proofErr w:type="spellEnd"/>
-      <w:r>
-        <w:rPr>
-          <w:rFonts w:asciiTheme="majorHAnsi" w:hAnsiTheme="majorHAnsi"/>
-          <w:b/>
-          <w:bCs/>
-          <w:sz w:val="44"/>
-          <w:szCs w:val="44"/>
-        </w:rPr>
-        <w:t xml:space="preserve"> </w:t>
-      </w:r>
-      <w:proofErr w:type="spellStart"/>
-      <w:r>
-        <w:rPr>
-          <w:rFonts w:asciiTheme="majorHAnsi" w:hAnsiTheme="majorHAnsi"/>
-          <w:b/>
-          <w:bCs/>
-          <w:sz w:val="44"/>
-          <w:szCs w:val="44"/>
-        </w:rPr>
-        <w:t>addr</w:t>
-      </w:r>
-      <w:proofErr w:type="spellEnd"/>
-      <w:r>
-        <w:rPr>
-          <w:rFonts w:asciiTheme="majorHAnsi" w:hAnsiTheme="majorHAnsi"/>
-          <w:b/>
-          <w:bCs/>
-          <w:sz w:val="44"/>
-          <w:szCs w:val="44"/>
-        </w:rPr>
-        <w:t xml:space="preserve">, </w:t>
-      </w:r>
-      <w:proofErr w:type="spellStart"/>
-      <w:r>
-        <w:rPr>
-          <w:rFonts w:asciiTheme="majorHAnsi" w:hAnsiTheme="majorHAnsi"/>
-          <w:b/>
-          <w:bCs/>
-          <w:sz w:val="44"/>
-          <w:szCs w:val="44"/>
-        </w:rPr>
-        <w:t>ip</w:t>
-      </w:r>
-      <w:proofErr w:type="spellEnd"/>
-      <w:r>
-        <w:rPr>
-          <w:rFonts w:asciiTheme="majorHAnsi" w:hAnsiTheme="majorHAnsi"/>
-          <w:b/>
-          <w:bCs/>
-          <w:sz w:val="44"/>
-          <w:szCs w:val="44"/>
-        </w:rPr>
-        <w:t xml:space="preserve"> route, and ping google.com.</w:t>
+        <w:t>Configure a static IP, gateway, and DNS, then verify connectivity using ip addr, ip route, and ping google.com.</w:t>
       </w:r>
     </w:p>
     <w:p>
@@ -7138,19 +5909,177 @@
           <w:szCs w:val="44"/>
         </w:rPr>
       </w:pPr>
+      <w:r>
+        <w:rPr>
+          <w:noProof/>
+        </w:rPr>
+        <w:drawing>
+          <wp:inline distT="0" distB="0" distL="0" distR="0" wp14:anchorId="6E3B2F52" wp14:editId="52714DD6">
+            <wp:extent cx="5943600" cy="3581400"/>
+            <wp:effectExtent l="0" t="0" r="0" b="0"/>
+            <wp:docPr id="966340789" name="Picture 13"/>
+            <wp:cNvGraphicFramePr>
+              <a:graphicFrameLocks xmlns:a="http://schemas.openxmlformats.org/drawingml/2006/main" noChangeAspect="1"/>
+            </wp:cNvGraphicFramePr>
+            <a:graphic xmlns:a="http://schemas.openxmlformats.org/drawingml/2006/main">
+              <a:graphicData uri="http://schemas.openxmlformats.org/drawingml/2006/picture">
+                <pic:pic xmlns:pic="http://schemas.openxmlformats.org/drawingml/2006/picture">
+                  <pic:nvPicPr>
+                    <pic:cNvPr id="0" name="Picture 31"/>
+                    <pic:cNvPicPr>
+                      <a:picLocks noChangeAspect="1" noChangeArrowheads="1"/>
+                    </pic:cNvPicPr>
+                  </pic:nvPicPr>
+                  <pic:blipFill>
+                    <a:blip r:embed="rId17">
+                      <a:extLst>
+                        <a:ext uri="{28A0092B-C50C-407E-A947-70E740481C1C}">
+                          <a14:useLocalDpi xmlns:a14="http://schemas.microsoft.com/office/drawing/2010/main" val="0"/>
+                        </a:ext>
+                      </a:extLst>
+                    </a:blip>
+                    <a:srcRect/>
+                    <a:stretch>
+                      <a:fillRect/>
+                    </a:stretch>
+                  </pic:blipFill>
+                  <pic:spPr bwMode="auto">
+                    <a:xfrm>
+                      <a:off x="0" y="0"/>
+                      <a:ext cx="5943600" cy="3581400"/>
+                    </a:xfrm>
+                    <a:prstGeom prst="rect">
+                      <a:avLst/>
+                    </a:prstGeom>
+                    <a:noFill/>
+                    <a:ln>
+                      <a:noFill/>
+                    </a:ln>
+                  </pic:spPr>
+                </pic:pic>
+              </a:graphicData>
+            </a:graphic>
+          </wp:inline>
+        </w:drawing>
+      </w:r>
+    </w:p>
+    <w:p>
+      <w:pPr>
+        <w:pStyle w:val="NormalWeb"/>
+        <w:numPr>
+          <w:ilvl w:val="0"/>
+          <w:numId w:val="9"/>
+        </w:numPr>
+        <w:jc w:val="both"/>
+        <w:rPr>
+          <w:rFonts w:asciiTheme="majorHAnsi" w:hAnsiTheme="majorHAnsi"/>
+          <w:b/>
+          <w:bCs/>
+          <w:sz w:val="44"/>
+          <w:szCs w:val="44"/>
+        </w:rPr>
+      </w:pPr>
+      <w:r>
+        <w:rPr>
+          <w:rFonts w:asciiTheme="majorHAnsi" w:hAnsiTheme="majorHAnsi"/>
+          <w:b/>
+          <w:bCs/>
+          <w:sz w:val="44"/>
+          <w:szCs w:val="44"/>
+        </w:rPr>
+        <w:lastRenderedPageBreak/>
+        <w:t>Confirm the hostname configuration is correct.</w:t>
+      </w:r>
     </w:p>
     <w:p>
       <w:pPr>
         <w:pStyle w:val="NormalWeb"/>
         <w:ind w:left="720"/>
-        <w:rPr>
-          <w:rFonts w:asciiTheme="majorHAnsi" w:hAnsiTheme="majorHAnsi"/>
-          <w:b/>
-          <w:bCs/>
-          <w:sz w:val="44"/>
-          <w:szCs w:val="44"/>
-        </w:rPr>
-      </w:pPr>
+        <w:jc w:val="both"/>
+        <w:rPr>
+          <w:rFonts w:asciiTheme="majorHAnsi" w:hAnsiTheme="majorHAnsi"/>
+          <w:b/>
+          <w:bCs/>
+          <w:sz w:val="44"/>
+          <w:szCs w:val="44"/>
+        </w:rPr>
+      </w:pPr>
+      <w:r>
+        <w:rPr>
+          <w:noProof/>
+        </w:rPr>
+        <w:drawing>
+          <wp:inline distT="0" distB="0" distL="0" distR="0" wp14:anchorId="74C876B6" wp14:editId="7AF0D45C">
+            <wp:extent cx="5158740" cy="3627120"/>
+            <wp:effectExtent l="0" t="0" r="3810" b="0"/>
+            <wp:docPr id="722399251" name="Picture 14"/>
+            <wp:cNvGraphicFramePr>
+              <a:graphicFrameLocks xmlns:a="http://schemas.openxmlformats.org/drawingml/2006/main" noChangeAspect="1"/>
+            </wp:cNvGraphicFramePr>
+            <a:graphic xmlns:a="http://schemas.openxmlformats.org/drawingml/2006/main">
+              <a:graphicData uri="http://schemas.openxmlformats.org/drawingml/2006/picture">
+                <pic:pic xmlns:pic="http://schemas.openxmlformats.org/drawingml/2006/picture">
+                  <pic:nvPicPr>
+                    <pic:cNvPr id="0" name="Picture 33"/>
+                    <pic:cNvPicPr>
+                      <a:picLocks noChangeAspect="1" noChangeArrowheads="1"/>
+                    </pic:cNvPicPr>
+                  </pic:nvPicPr>
+                  <pic:blipFill>
+                    <a:blip r:embed="rId18">
+                      <a:extLst>
+                        <a:ext uri="{28A0092B-C50C-407E-A947-70E740481C1C}">
+                          <a14:useLocalDpi xmlns:a14="http://schemas.microsoft.com/office/drawing/2010/main" val="0"/>
+                        </a:ext>
+                      </a:extLst>
+                    </a:blip>
+                    <a:srcRect/>
+                    <a:stretch>
+                      <a:fillRect/>
+                    </a:stretch>
+                  </pic:blipFill>
+                  <pic:spPr bwMode="auto">
+                    <a:xfrm>
+                      <a:off x="0" y="0"/>
+                      <a:ext cx="5158740" cy="3627120"/>
+                    </a:xfrm>
+                    <a:prstGeom prst="rect">
+                      <a:avLst/>
+                    </a:prstGeom>
+                    <a:noFill/>
+                    <a:ln>
+                      <a:noFill/>
+                    </a:ln>
+                  </pic:spPr>
+                </pic:pic>
+              </a:graphicData>
+            </a:graphic>
+          </wp:inline>
+        </w:drawing>
+      </w:r>
+    </w:p>
+    <w:p>
+      <w:pPr>
+        <w:pStyle w:val="NormalWeb"/>
+        <w:jc w:val="both"/>
+        <w:rPr>
+          <w:rFonts w:asciiTheme="majorHAnsi" w:hAnsiTheme="majorHAnsi"/>
+          <w:b/>
+          <w:bCs/>
+          <w:sz w:val="44"/>
+          <w:szCs w:val="44"/>
+        </w:rPr>
+      </w:pPr>
+      <w:r>
+        <w:rPr>
+          <w:rFonts w:asciiTheme="majorHAnsi" w:hAnsiTheme="majorHAnsi"/>
+          <w:b/>
+          <w:bCs/>
+          <w:sz w:val="44"/>
+          <w:szCs w:val="44"/>
+        </w:rPr>
+        <w:t>Task 4: LVM Storage Configuration &amp; System Verification</w:t>
+      </w:r>
     </w:p>
     <w:p>
       <w:pPr>
@@ -7238,41 +6167,372 @@
           <w:rFonts w:asciiTheme="majorHAnsi" w:hAnsiTheme="majorHAnsi"/>
           <w:b/>
           <w:bCs/>
-          <w:sz w:val="44"/>
-          <w:szCs w:val="44"/>
-        </w:rPr>
-      </w:pPr>
+          <w:sz w:val="52"/>
+          <w:szCs w:val="52"/>
+        </w:rPr>
+      </w:pPr>
+      <w:r>
+        <w:rPr>
+          <w:rFonts w:asciiTheme="majorHAnsi" w:hAnsiTheme="majorHAnsi"/>
+          <w:b/>
+          <w:bCs/>
+          <w:sz w:val="52"/>
+          <w:szCs w:val="52"/>
+        </w:rPr>
+        <w:lastRenderedPageBreak/>
+        <w:t>Section C — Mini Capstone Project</w:t>
+      </w:r>
     </w:p>
     <w:p>
       <w:pPr>
         <w:pStyle w:val="NormalWeb"/>
         <w:ind w:left="360"/>
-        <w:rPr>
-          <w:rFonts w:asciiTheme="majorHAnsi" w:hAnsiTheme="majorHAnsi"/>
-          <w:b/>
-          <w:bCs/>
-          <w:sz w:val="44"/>
-          <w:szCs w:val="44"/>
-        </w:rPr>
-      </w:pPr>
+        <w:jc w:val="both"/>
+        <w:rPr>
+          <w:rFonts w:asciiTheme="majorHAnsi" w:hAnsiTheme="majorHAnsi"/>
+          <w:sz w:val="48"/>
+          <w:szCs w:val="48"/>
+        </w:rPr>
+      </w:pPr>
+      <w:r>
+        <w:rPr>
+          <w:rFonts w:asciiTheme="majorHAnsi" w:hAnsiTheme="majorHAnsi"/>
+          <w:sz w:val="48"/>
+          <w:szCs w:val="48"/>
+        </w:rPr>
+        <w:t>Mini Project: AlphaTech Server Recovery &amp; Troubleshooting Objective</w:t>
+      </w:r>
+      <w:r>
+        <w:rPr>
+          <w:rFonts w:asciiTheme="majorHAnsi" w:hAnsiTheme="majorHAnsi"/>
+          <w:sz w:val="48"/>
+          <w:szCs w:val="48"/>
+        </w:rPr>
+        <w:t>.</w:t>
+      </w:r>
     </w:p>
     <w:p>
       <w:pPr>
         <w:pStyle w:val="NormalWeb"/>
         <w:ind w:left="360"/>
-        <w:rPr>
-          <w:rFonts w:asciiTheme="majorHAnsi" w:hAnsiTheme="majorHAnsi"/>
-          <w:b/>
-          <w:bCs/>
-          <w:sz w:val="44"/>
-          <w:szCs w:val="44"/>
-        </w:rPr>
-      </w:pPr>
+        <w:jc w:val="both"/>
+        <w:rPr>
+          <w:rFonts w:asciiTheme="majorHAnsi" w:hAnsiTheme="majorHAnsi"/>
+          <w:b/>
+          <w:bCs/>
+          <w:sz w:val="48"/>
+          <w:szCs w:val="48"/>
+        </w:rPr>
+      </w:pPr>
+      <w:r>
+        <w:rPr>
+          <w:rFonts w:asciiTheme="majorHAnsi" w:hAnsiTheme="majorHAnsi"/>
+          <w:b/>
+          <w:bCs/>
+          <w:sz w:val="48"/>
+          <w:szCs w:val="48"/>
+        </w:rPr>
+        <w:t xml:space="preserve">Your project must: </w:t>
+      </w:r>
+    </w:p>
+    <w:p>
+      <w:pPr>
+        <w:pStyle w:val="NormalWeb"/>
+        <w:numPr>
+          <w:ilvl w:val="0"/>
+          <w:numId w:val="9"/>
+        </w:numPr>
+        <w:jc w:val="both"/>
+        <w:rPr>
+          <w:rFonts w:asciiTheme="majorHAnsi" w:hAnsiTheme="majorHAnsi"/>
+          <w:b/>
+          <w:bCs/>
+          <w:sz w:val="48"/>
+          <w:szCs w:val="48"/>
+        </w:rPr>
+      </w:pPr>
+      <w:r>
+        <w:rPr>
+          <w:rFonts w:asciiTheme="majorHAnsi" w:hAnsiTheme="majorHAnsi"/>
+          <w:b/>
+          <w:bCs/>
+          <w:sz w:val="48"/>
+          <w:szCs w:val="48"/>
+        </w:rPr>
+        <w:t>Diagnose and fix SSH failing to start after reboot: check service status, restart the service, and enable it at boot.</w:t>
+      </w:r>
+    </w:p>
+    <w:p>
+      <w:pPr>
+        <w:pStyle w:val="NormalWeb"/>
+        <w:ind w:left="720"/>
+        <w:jc w:val="both"/>
+        <w:rPr>
+          <w:rFonts w:asciiTheme="majorHAnsi" w:hAnsiTheme="majorHAnsi"/>
+          <w:b/>
+          <w:bCs/>
+          <w:sz w:val="48"/>
+          <w:szCs w:val="48"/>
+        </w:rPr>
+      </w:pPr>
+      <w:r>
+        <w:rPr>
+          <w:noProof/>
+        </w:rPr>
+        <w:drawing>
+          <wp:inline distT="0" distB="0" distL="0" distR="0" wp14:anchorId="7BC7C2ED" wp14:editId="3B1CE0CC">
+            <wp:extent cx="5943600" cy="3672840"/>
+            <wp:effectExtent l="0" t="0" r="0" b="3810"/>
+            <wp:docPr id="1649154824" name="Picture 15"/>
+            <wp:cNvGraphicFramePr>
+              <a:graphicFrameLocks xmlns:a="http://schemas.openxmlformats.org/drawingml/2006/main" noChangeAspect="1"/>
+            </wp:cNvGraphicFramePr>
+            <a:graphic xmlns:a="http://schemas.openxmlformats.org/drawingml/2006/main">
+              <a:graphicData uri="http://schemas.openxmlformats.org/drawingml/2006/picture">
+                <pic:pic xmlns:pic="http://schemas.openxmlformats.org/drawingml/2006/picture">
+                  <pic:nvPicPr>
+                    <pic:cNvPr id="0" name="Picture 35"/>
+                    <pic:cNvPicPr>
+                      <a:picLocks noChangeAspect="1" noChangeArrowheads="1"/>
+                    </pic:cNvPicPr>
+                  </pic:nvPicPr>
+                  <pic:blipFill>
+                    <a:blip r:embed="rId19">
+                      <a:extLst>
+                        <a:ext uri="{28A0092B-C50C-407E-A947-70E740481C1C}">
+                          <a14:useLocalDpi xmlns:a14="http://schemas.microsoft.com/office/drawing/2010/main" val="0"/>
+                        </a:ext>
+                      </a:extLst>
+                    </a:blip>
+                    <a:srcRect/>
+                    <a:stretch>
+                      <a:fillRect/>
+                    </a:stretch>
+                  </pic:blipFill>
+                  <pic:spPr bwMode="auto">
+                    <a:xfrm>
+                      <a:off x="0" y="0"/>
+                      <a:ext cx="5943600" cy="3672840"/>
+                    </a:xfrm>
+                    <a:prstGeom prst="rect">
+                      <a:avLst/>
+                    </a:prstGeom>
+                    <a:noFill/>
+                    <a:ln>
+                      <a:noFill/>
+                    </a:ln>
+                  </pic:spPr>
+                </pic:pic>
+              </a:graphicData>
+            </a:graphic>
+          </wp:inline>
+        </w:drawing>
+      </w:r>
+    </w:p>
+    <w:p>
+      <w:pPr>
+        <w:pStyle w:val="NormalWeb"/>
+        <w:ind w:left="720"/>
+        <w:jc w:val="both"/>
+        <w:rPr>
+          <w:rFonts w:asciiTheme="majorHAnsi" w:hAnsiTheme="majorHAnsi"/>
+          <w:b/>
+          <w:bCs/>
+          <w:sz w:val="48"/>
+          <w:szCs w:val="48"/>
+        </w:rPr>
+      </w:pPr>
+      <w:r>
+        <w:rPr>
+          <w:noProof/>
+        </w:rPr>
+        <w:drawing>
+          <wp:inline distT="0" distB="0" distL="0" distR="0" wp14:anchorId="6955B6E9" wp14:editId="730FFB89">
+            <wp:extent cx="5943600" cy="952500"/>
+            <wp:effectExtent l="0" t="0" r="0" b="0"/>
+            <wp:docPr id="249449912" name="Picture 17"/>
+            <wp:cNvGraphicFramePr>
+              <a:graphicFrameLocks xmlns:a="http://schemas.openxmlformats.org/drawingml/2006/main" noChangeAspect="1"/>
+            </wp:cNvGraphicFramePr>
+            <a:graphic xmlns:a="http://schemas.openxmlformats.org/drawingml/2006/main">
+              <a:graphicData uri="http://schemas.openxmlformats.org/drawingml/2006/picture">
+                <pic:pic xmlns:pic="http://schemas.openxmlformats.org/drawingml/2006/picture">
+                  <pic:nvPicPr>
+                    <pic:cNvPr id="0" name="Picture 39"/>
+                    <pic:cNvPicPr>
+                      <a:picLocks noChangeAspect="1" noChangeArrowheads="1"/>
+                    </pic:cNvPicPr>
+                  </pic:nvPicPr>
+                  <pic:blipFill>
+                    <a:blip r:embed="rId20">
+                      <a:extLst>
+                        <a:ext uri="{28A0092B-C50C-407E-A947-70E740481C1C}">
+                          <a14:useLocalDpi xmlns:a14="http://schemas.microsoft.com/office/drawing/2010/main" val="0"/>
+                        </a:ext>
+                      </a:extLst>
+                    </a:blip>
+                    <a:srcRect/>
+                    <a:stretch>
+                      <a:fillRect/>
+                    </a:stretch>
+                  </pic:blipFill>
+                  <pic:spPr bwMode="auto">
+                    <a:xfrm>
+                      <a:off x="0" y="0"/>
+                      <a:ext cx="5943600" cy="952500"/>
+                    </a:xfrm>
+                    <a:prstGeom prst="rect">
+                      <a:avLst/>
+                    </a:prstGeom>
+                    <a:noFill/>
+                    <a:ln>
+                      <a:noFill/>
+                    </a:ln>
+                  </pic:spPr>
+                </pic:pic>
+              </a:graphicData>
+            </a:graphic>
+          </wp:inline>
+        </w:drawing>
+      </w:r>
+    </w:p>
+    <w:p>
+      <w:pPr>
+        <w:pStyle w:val="NormalWeb"/>
+        <w:numPr>
+          <w:ilvl w:val="0"/>
+          <w:numId w:val="9"/>
+        </w:numPr>
+        <w:jc w:val="both"/>
+        <w:rPr>
+          <w:rFonts w:asciiTheme="majorHAnsi" w:hAnsiTheme="majorHAnsi"/>
+          <w:b/>
+          <w:bCs/>
+          <w:sz w:val="44"/>
+          <w:szCs w:val="44"/>
+        </w:rPr>
+      </w:pPr>
+      <w:r>
+        <w:rPr>
+          <w:rFonts w:asciiTheme="majorHAnsi" w:hAnsiTheme="majorHAnsi"/>
+          <w:b/>
+          <w:bCs/>
+          <w:sz w:val="44"/>
+          <w:szCs w:val="44"/>
+        </w:rPr>
+        <w:lastRenderedPageBreak/>
+        <w:t>Resolve a Permission Denied error on /project by checking and correcting ownership and permissions, then validating access</w:t>
+      </w:r>
+    </w:p>
+    <w:p>
+      <w:pPr>
+        <w:pStyle w:val="NormalWeb"/>
+        <w:ind w:left="720"/>
+        <w:jc w:val="both"/>
+        <w:rPr>
+          <w:rFonts w:asciiTheme="majorHAnsi" w:hAnsiTheme="majorHAnsi"/>
+          <w:b/>
+          <w:bCs/>
+          <w:sz w:val="44"/>
+          <w:szCs w:val="44"/>
+        </w:rPr>
+      </w:pPr>
+      <w:r>
+        <w:rPr>
+          <w:noProof/>
+        </w:rPr>
+        <w:drawing>
+          <wp:inline distT="0" distB="0" distL="0" distR="0" wp14:anchorId="3AB6D0D9" wp14:editId="40C69E9B">
+            <wp:extent cx="5943600" cy="1266190"/>
+            <wp:effectExtent l="0" t="0" r="0" b="0"/>
+            <wp:docPr id="1983481553" name="Picture 18"/>
+            <wp:cNvGraphicFramePr>
+              <a:graphicFrameLocks xmlns:a="http://schemas.openxmlformats.org/drawingml/2006/main" noChangeAspect="1"/>
+            </wp:cNvGraphicFramePr>
+            <a:graphic xmlns:a="http://schemas.openxmlformats.org/drawingml/2006/main">
+              <a:graphicData uri="http://schemas.openxmlformats.org/drawingml/2006/picture">
+                <pic:pic xmlns:pic="http://schemas.openxmlformats.org/drawingml/2006/picture">
+                  <pic:nvPicPr>
+                    <pic:cNvPr id="0" name="Picture 41"/>
+                    <pic:cNvPicPr>
+                      <a:picLocks noChangeAspect="1" noChangeArrowheads="1"/>
+                    </pic:cNvPicPr>
+                  </pic:nvPicPr>
+                  <pic:blipFill>
+                    <a:blip r:embed="rId21">
+                      <a:extLst>
+                        <a:ext uri="{28A0092B-C50C-407E-A947-70E740481C1C}">
+                          <a14:useLocalDpi xmlns:a14="http://schemas.microsoft.com/office/drawing/2010/main" val="0"/>
+                        </a:ext>
+                      </a:extLst>
+                    </a:blip>
+                    <a:srcRect/>
+                    <a:stretch>
+                      <a:fillRect/>
+                    </a:stretch>
+                  </pic:blipFill>
+                  <pic:spPr bwMode="auto">
+                    <a:xfrm>
+                      <a:off x="0" y="0"/>
+                      <a:ext cx="5943600" cy="1266190"/>
+                    </a:xfrm>
+                    <a:prstGeom prst="rect">
+                      <a:avLst/>
+                    </a:prstGeom>
+                    <a:noFill/>
+                    <a:ln>
+                      <a:noFill/>
+                    </a:ln>
+                  </pic:spPr>
+                </pic:pic>
+              </a:graphicData>
+            </a:graphic>
+          </wp:inline>
+        </w:drawing>
+      </w:r>
+    </w:p>
+    <w:p>
+      <w:pPr>
+        <w:pStyle w:val="NormalWeb"/>
+        <w:numPr>
+          <w:ilvl w:val="0"/>
+          <w:numId w:val="9"/>
+        </w:numPr>
+        <w:jc w:val="both"/>
+        <w:rPr>
+          <w:rFonts w:asciiTheme="majorHAnsi" w:hAnsiTheme="majorHAnsi"/>
+          <w:b/>
+          <w:bCs/>
+          <w:sz w:val="44"/>
+          <w:szCs w:val="44"/>
+        </w:rPr>
+      </w:pPr>
+      <w:r>
+        <w:rPr>
+          <w:rFonts w:asciiTheme="majorHAnsi" w:hAnsiTheme="majorHAnsi"/>
+          <w:b/>
+          <w:bCs/>
+          <w:sz w:val="44"/>
+          <w:szCs w:val="44"/>
+        </w:rPr>
+        <w:t>Resolve a disk that is 100% full by checking usage and using LVM to extend storage without downtime</w:t>
+      </w:r>
+      <w:r>
+        <w:rPr>
+          <w:rFonts w:asciiTheme="majorHAnsi" w:hAnsiTheme="majorHAnsi"/>
+          <w:b/>
+          <w:bCs/>
+          <w:sz w:val="44"/>
+          <w:szCs w:val="44"/>
+        </w:rPr>
+        <w:t>.</w:t>
+      </w:r>
     </w:p>
     <w:p>
       <w:pPr>
         <w:pStyle w:val="NormalWeb"/>
         <w:ind w:left="360"/>
+        <w:jc w:val="both"/>
         <w:rPr>
           <w:rFonts w:asciiTheme="majorHAnsi" w:hAnsiTheme="majorHAnsi"/>
           <w:b/>
@@ -7286,6 +6546,77 @@
       <w:pPr>
         <w:pStyle w:val="NormalWeb"/>
         <w:ind w:left="360"/>
+        <w:jc w:val="both"/>
+        <w:rPr>
+          <w:rFonts w:asciiTheme="majorHAnsi" w:hAnsiTheme="majorHAnsi"/>
+          <w:b/>
+          <w:bCs/>
+          <w:sz w:val="44"/>
+          <w:szCs w:val="44"/>
+        </w:rPr>
+      </w:pPr>
+    </w:p>
+    <w:p>
+      <w:pPr>
+        <w:pStyle w:val="NormalWeb"/>
+        <w:ind w:left="720"/>
+        <w:jc w:val="both"/>
+        <w:rPr>
+          <w:rFonts w:asciiTheme="majorHAnsi" w:hAnsiTheme="majorHAnsi"/>
+          <w:b/>
+          <w:bCs/>
+          <w:sz w:val="44"/>
+          <w:szCs w:val="44"/>
+        </w:rPr>
+      </w:pPr>
+    </w:p>
+    <w:p>
+      <w:pPr>
+        <w:pStyle w:val="NormalWeb"/>
+        <w:ind w:left="720"/>
+        <w:jc w:val="both"/>
+        <w:rPr>
+          <w:rFonts w:asciiTheme="majorHAnsi" w:hAnsiTheme="majorHAnsi"/>
+          <w:b/>
+          <w:bCs/>
+          <w:sz w:val="44"/>
+          <w:szCs w:val="44"/>
+        </w:rPr>
+      </w:pPr>
+    </w:p>
+    <w:p>
+      <w:pPr>
+        <w:pStyle w:val="NormalWeb"/>
+        <w:ind w:left="720"/>
+        <w:jc w:val="both"/>
+        <w:rPr>
+          <w:rFonts w:asciiTheme="majorHAnsi" w:hAnsiTheme="majorHAnsi"/>
+          <w:b/>
+          <w:bCs/>
+          <w:sz w:val="44"/>
+          <w:szCs w:val="44"/>
+        </w:rPr>
+      </w:pPr>
+    </w:p>
+    <w:p>
+      <w:pPr>
+        <w:pStyle w:val="NormalWeb"/>
+        <w:ind w:left="720"/>
+        <w:jc w:val="both"/>
+        <w:rPr>
+          <w:rFonts w:asciiTheme="majorHAnsi" w:hAnsiTheme="majorHAnsi"/>
+          <w:b/>
+          <w:bCs/>
+          <w:sz w:val="44"/>
+          <w:szCs w:val="44"/>
+        </w:rPr>
+      </w:pPr>
+    </w:p>
+    <w:p>
+      <w:pPr>
+        <w:pStyle w:val="NormalWeb"/>
+        <w:ind w:left="720"/>
+        <w:jc w:val="both"/>
         <w:rPr>
           <w:rFonts w:asciiTheme="majorHAnsi" w:hAnsiTheme="majorHAnsi"/>
           <w:b/>
@@ -7299,14 +6630,947 @@
       <w:pPr>
         <w:pStyle w:val="NormalWeb"/>
         <w:ind w:left="360"/>
-        <w:rPr>
-          <w:rFonts w:asciiTheme="majorHAnsi" w:hAnsiTheme="majorHAnsi"/>
-          <w:b/>
-          <w:bCs/>
-          <w:sz w:val="44"/>
-          <w:szCs w:val="44"/>
-        </w:rPr>
-      </w:pPr>
+        <w:jc w:val="both"/>
+        <w:rPr>
+          <w:rFonts w:asciiTheme="majorHAnsi" w:hAnsiTheme="majorHAnsi"/>
+          <w:b/>
+          <w:bCs/>
+          <w:sz w:val="44"/>
+          <w:szCs w:val="44"/>
+        </w:rPr>
+      </w:pPr>
+    </w:p>
+    <w:p>
+      <w:pPr>
+        <w:pStyle w:val="NormalWeb"/>
+        <w:ind w:left="720"/>
+        <w:jc w:val="both"/>
+        <w:rPr>
+          <w:rFonts w:asciiTheme="majorHAnsi" w:hAnsiTheme="majorHAnsi"/>
+          <w:b/>
+          <w:bCs/>
+          <w:sz w:val="44"/>
+          <w:szCs w:val="44"/>
+        </w:rPr>
+      </w:pPr>
+    </w:p>
+    <w:p>
+      <w:pPr>
+        <w:pStyle w:val="NormalWeb"/>
+        <w:numPr>
+          <w:ilvl w:val="0"/>
+          <w:numId w:val="9"/>
+        </w:numPr>
+        <w:jc w:val="both"/>
+        <w:rPr>
+          <w:rFonts w:asciiTheme="majorHAnsi" w:hAnsiTheme="majorHAnsi"/>
+          <w:b/>
+          <w:bCs/>
+          <w:sz w:val="44"/>
+          <w:szCs w:val="44"/>
+        </w:rPr>
+      </w:pPr>
+      <w:r>
+        <w:rPr>
+          <w:rFonts w:asciiTheme="majorHAnsi" w:hAnsiTheme="majorHAnsi"/>
+          <w:b/>
+          <w:bCs/>
+          <w:sz w:val="44"/>
+          <w:szCs w:val="44"/>
+        </w:rPr>
+        <w:t>Diagnose a server that cannot reach the internet by checking IP configuration, DNS settings, gateway, and connectivity.</w:t>
+      </w:r>
+    </w:p>
+    <w:p>
+      <w:pPr>
+        <w:pStyle w:val="NormalWeb"/>
+        <w:ind w:left="720"/>
+        <w:jc w:val="both"/>
+        <w:rPr>
+          <w:rFonts w:asciiTheme="majorHAnsi" w:hAnsiTheme="majorHAnsi"/>
+          <w:b/>
+          <w:bCs/>
+          <w:sz w:val="44"/>
+          <w:szCs w:val="44"/>
+        </w:rPr>
+      </w:pPr>
+      <w:r>
+        <w:rPr>
+          <w:noProof/>
+        </w:rPr>
+        <w:drawing>
+          <wp:inline distT="0" distB="0" distL="0" distR="0" wp14:anchorId="261F4819" wp14:editId="00F8DE50">
+            <wp:extent cx="5943600" cy="5287010"/>
+            <wp:effectExtent l="0" t="0" r="0" b="8890"/>
+            <wp:docPr id="990729405" name="Picture 19"/>
+            <wp:cNvGraphicFramePr>
+              <a:graphicFrameLocks xmlns:a="http://schemas.openxmlformats.org/drawingml/2006/main" noChangeAspect="1"/>
+            </wp:cNvGraphicFramePr>
+            <a:graphic xmlns:a="http://schemas.openxmlformats.org/drawingml/2006/main">
+              <a:graphicData uri="http://schemas.openxmlformats.org/drawingml/2006/picture">
+                <pic:pic xmlns:pic="http://schemas.openxmlformats.org/drawingml/2006/picture">
+                  <pic:nvPicPr>
+                    <pic:cNvPr id="0" name="Picture 43"/>
+                    <pic:cNvPicPr>
+                      <a:picLocks noChangeAspect="1" noChangeArrowheads="1"/>
+                    </pic:cNvPicPr>
+                  </pic:nvPicPr>
+                  <pic:blipFill>
+                    <a:blip r:embed="rId22">
+                      <a:extLst>
+                        <a:ext uri="{28A0092B-C50C-407E-A947-70E740481C1C}">
+                          <a14:useLocalDpi xmlns:a14="http://schemas.microsoft.com/office/drawing/2010/main" val="0"/>
+                        </a:ext>
+                      </a:extLst>
+                    </a:blip>
+                    <a:srcRect/>
+                    <a:stretch>
+                      <a:fillRect/>
+                    </a:stretch>
+                  </pic:blipFill>
+                  <pic:spPr bwMode="auto">
+                    <a:xfrm>
+                      <a:off x="0" y="0"/>
+                      <a:ext cx="5943600" cy="5287010"/>
+                    </a:xfrm>
+                    <a:prstGeom prst="rect">
+                      <a:avLst/>
+                    </a:prstGeom>
+                    <a:noFill/>
+                    <a:ln>
+                      <a:noFill/>
+                    </a:ln>
+                  </pic:spPr>
+                </pic:pic>
+              </a:graphicData>
+            </a:graphic>
+          </wp:inline>
+        </w:drawing>
+      </w:r>
+    </w:p>
+    <w:p>
+      <w:pPr>
+        <w:pStyle w:val="NormalWeb"/>
+        <w:ind w:left="360"/>
+        <w:rPr>
+          <w:rFonts w:asciiTheme="majorHAnsi" w:hAnsiTheme="majorHAnsi"/>
+          <w:b/>
+          <w:bCs/>
+          <w:sz w:val="44"/>
+          <w:szCs w:val="44"/>
+        </w:rPr>
+      </w:pPr>
+    </w:p>
+    <w:p>
+      <w:pPr>
+        <w:pStyle w:val="NormalWeb"/>
+        <w:ind w:left="360"/>
+        <w:rPr>
+          <w:rFonts w:asciiTheme="majorHAnsi" w:hAnsiTheme="majorHAnsi"/>
+          <w:b/>
+          <w:bCs/>
+          <w:sz w:val="44"/>
+          <w:szCs w:val="44"/>
+        </w:rPr>
+      </w:pPr>
+    </w:p>
+    <w:p>
+      <w:pPr>
+        <w:pStyle w:val="NormalWeb"/>
+        <w:numPr>
+          <w:ilvl w:val="0"/>
+          <w:numId w:val="9"/>
+        </w:numPr>
+        <w:jc w:val="both"/>
+        <w:rPr>
+          <w:rFonts w:asciiTheme="majorHAnsi" w:hAnsiTheme="majorHAnsi"/>
+          <w:b/>
+          <w:bCs/>
+          <w:sz w:val="44"/>
+          <w:szCs w:val="44"/>
+        </w:rPr>
+      </w:pPr>
+      <w:r>
+        <w:rPr>
+          <w:rFonts w:asciiTheme="majorHAnsi" w:hAnsiTheme="majorHAnsi"/>
+          <w:b/>
+          <w:bCs/>
+          <w:sz w:val="44"/>
+          <w:szCs w:val="44"/>
+        </w:rPr>
+        <w:lastRenderedPageBreak/>
+        <w:t>Resolve new users being unable to log in by verifying user creation, password status, and group membership.</w:t>
+      </w:r>
+    </w:p>
+    <w:p>
+      <w:pPr>
+        <w:pStyle w:val="NormalWeb"/>
+        <w:ind w:left="720"/>
+        <w:jc w:val="both"/>
+        <w:rPr>
+          <w:rFonts w:asciiTheme="majorHAnsi" w:hAnsiTheme="majorHAnsi"/>
+          <w:b/>
+          <w:bCs/>
+          <w:sz w:val="44"/>
+          <w:szCs w:val="44"/>
+        </w:rPr>
+      </w:pPr>
+      <w:r>
+        <w:rPr>
+          <w:noProof/>
+        </w:rPr>
+        <w:drawing>
+          <wp:inline distT="0" distB="0" distL="0" distR="0" wp14:anchorId="1E9CDCB3" wp14:editId="13FD6AC8">
+            <wp:extent cx="5943600" cy="2845435"/>
+            <wp:effectExtent l="0" t="0" r="0" b="0"/>
+            <wp:docPr id="1983309441" name="Picture 20"/>
+            <wp:cNvGraphicFramePr>
+              <a:graphicFrameLocks xmlns:a="http://schemas.openxmlformats.org/drawingml/2006/main" noChangeAspect="1"/>
+            </wp:cNvGraphicFramePr>
+            <a:graphic xmlns:a="http://schemas.openxmlformats.org/drawingml/2006/main">
+              <a:graphicData uri="http://schemas.openxmlformats.org/drawingml/2006/picture">
+                <pic:pic xmlns:pic="http://schemas.openxmlformats.org/drawingml/2006/picture">
+                  <pic:nvPicPr>
+                    <pic:cNvPr id="0" name="Picture 45"/>
+                    <pic:cNvPicPr>
+                      <a:picLocks noChangeAspect="1" noChangeArrowheads="1"/>
+                    </pic:cNvPicPr>
+                  </pic:nvPicPr>
+                  <pic:blipFill>
+                    <a:blip r:embed="rId23">
+                      <a:extLst>
+                        <a:ext uri="{28A0092B-C50C-407E-A947-70E740481C1C}">
+                          <a14:useLocalDpi xmlns:a14="http://schemas.microsoft.com/office/drawing/2010/main" val="0"/>
+                        </a:ext>
+                      </a:extLst>
+                    </a:blip>
+                    <a:srcRect/>
+                    <a:stretch>
+                      <a:fillRect/>
+                    </a:stretch>
+                  </pic:blipFill>
+                  <pic:spPr bwMode="auto">
+                    <a:xfrm>
+                      <a:off x="0" y="0"/>
+                      <a:ext cx="5943600" cy="2845435"/>
+                    </a:xfrm>
+                    <a:prstGeom prst="rect">
+                      <a:avLst/>
+                    </a:prstGeom>
+                    <a:noFill/>
+                    <a:ln>
+                      <a:noFill/>
+                    </a:ln>
+                  </pic:spPr>
+                </pic:pic>
+              </a:graphicData>
+            </a:graphic>
+          </wp:inline>
+        </w:drawing>
+      </w:r>
+    </w:p>
+    <w:p>
+      <w:pPr>
+        <w:pStyle w:val="NormalWeb"/>
+        <w:ind w:left="720"/>
+        <w:jc w:val="both"/>
+        <w:rPr>
+          <w:rFonts w:asciiTheme="majorHAnsi" w:hAnsiTheme="majorHAnsi"/>
+          <w:b/>
+          <w:bCs/>
+          <w:sz w:val="44"/>
+          <w:szCs w:val="44"/>
+        </w:rPr>
+      </w:pPr>
+    </w:p>
+    <w:p>
+      <w:pPr>
+        <w:pStyle w:val="NormalWeb"/>
+        <w:ind w:left="720"/>
+        <w:jc w:val="both"/>
+        <w:rPr>
+          <w:rFonts w:asciiTheme="majorHAnsi" w:hAnsiTheme="majorHAnsi"/>
+          <w:b/>
+          <w:bCs/>
+          <w:sz w:val="44"/>
+          <w:szCs w:val="44"/>
+        </w:rPr>
+      </w:pPr>
+    </w:p>
+    <w:p>
+      <w:pPr>
+        <w:pStyle w:val="NormalWeb"/>
+        <w:ind w:left="720"/>
+        <w:jc w:val="both"/>
+        <w:rPr>
+          <w:rFonts w:asciiTheme="majorHAnsi" w:hAnsiTheme="majorHAnsi"/>
+          <w:b/>
+          <w:bCs/>
+          <w:sz w:val="44"/>
+          <w:szCs w:val="44"/>
+        </w:rPr>
+      </w:pPr>
+    </w:p>
+    <w:p>
+      <w:pPr>
+        <w:pStyle w:val="NormalWeb"/>
+        <w:ind w:left="720"/>
+        <w:jc w:val="both"/>
+        <w:rPr>
+          <w:rFonts w:asciiTheme="majorHAnsi" w:hAnsiTheme="majorHAnsi"/>
+          <w:b/>
+          <w:bCs/>
+          <w:sz w:val="44"/>
+          <w:szCs w:val="44"/>
+        </w:rPr>
+      </w:pPr>
+    </w:p>
+    <w:p>
+      <w:pPr>
+        <w:pStyle w:val="NormalWeb"/>
+        <w:ind w:left="720"/>
+        <w:jc w:val="both"/>
+        <w:rPr>
+          <w:rFonts w:asciiTheme="majorHAnsi" w:hAnsiTheme="majorHAnsi"/>
+          <w:b/>
+          <w:bCs/>
+          <w:sz w:val="44"/>
+          <w:szCs w:val="44"/>
+        </w:rPr>
+      </w:pPr>
+    </w:p>
+    <w:p>
+      <w:pPr>
+        <w:pStyle w:val="NormalWeb"/>
+        <w:ind w:left="720"/>
+        <w:jc w:val="both"/>
+        <w:rPr>
+          <w:rFonts w:asciiTheme="majorHAnsi" w:hAnsiTheme="majorHAnsi"/>
+          <w:b/>
+          <w:bCs/>
+          <w:sz w:val="44"/>
+          <w:szCs w:val="44"/>
+        </w:rPr>
+      </w:pPr>
+    </w:p>
+    <w:p>
+      <w:pPr>
+        <w:pStyle w:val="NormalWeb"/>
+        <w:ind w:left="720"/>
+        <w:jc w:val="both"/>
+        <w:rPr>
+          <w:rFonts w:asciiTheme="majorHAnsi" w:hAnsiTheme="majorHAnsi"/>
+          <w:b/>
+          <w:bCs/>
+          <w:sz w:val="44"/>
+          <w:szCs w:val="44"/>
+        </w:rPr>
+      </w:pPr>
+    </w:p>
+    <w:p>
+      <w:pPr>
+        <w:pStyle w:val="NormalWeb"/>
+        <w:ind w:left="720"/>
+        <w:jc w:val="both"/>
+        <w:rPr>
+          <w:rFonts w:asciiTheme="majorHAnsi" w:hAnsiTheme="majorHAnsi"/>
+          <w:b/>
+          <w:bCs/>
+          <w:sz w:val="44"/>
+          <w:szCs w:val="44"/>
+        </w:rPr>
+      </w:pPr>
+    </w:p>
+    <w:p>
+      <w:pPr>
+        <w:pStyle w:val="NormalWeb"/>
+        <w:ind w:left="720"/>
+        <w:jc w:val="both"/>
+        <w:rPr>
+          <w:rFonts w:asciiTheme="majorHAnsi" w:hAnsiTheme="majorHAnsi"/>
+          <w:b/>
+          <w:bCs/>
+          <w:sz w:val="44"/>
+          <w:szCs w:val="44"/>
+        </w:rPr>
+      </w:pPr>
+    </w:p>
+    <w:p>
+      <w:pPr>
+        <w:pStyle w:val="NormalWeb"/>
+        <w:ind w:left="720"/>
+        <w:jc w:val="both"/>
+        <w:rPr>
+          <w:rFonts w:asciiTheme="majorHAnsi" w:hAnsiTheme="majorHAnsi"/>
+          <w:b/>
+          <w:bCs/>
+          <w:sz w:val="48"/>
+          <w:szCs w:val="48"/>
+        </w:rPr>
+      </w:pPr>
+      <w:r>
+        <w:rPr>
+          <w:rFonts w:asciiTheme="majorHAnsi" w:hAnsiTheme="majorHAnsi"/>
+          <w:b/>
+          <w:bCs/>
+          <w:sz w:val="48"/>
+          <w:szCs w:val="48"/>
+        </w:rPr>
+        <w:t>Section D — AI-Augmented Learning</w:t>
+      </w:r>
+    </w:p>
+    <w:p>
+      <w:pPr>
+        <w:pStyle w:val="NormalWeb"/>
+        <w:ind w:left="720"/>
+        <w:jc w:val="both"/>
+        <w:rPr>
+          <w:rFonts w:asciiTheme="majorHAnsi" w:hAnsiTheme="majorHAnsi"/>
+          <w:b/>
+          <w:bCs/>
+          <w:sz w:val="44"/>
+          <w:szCs w:val="44"/>
+        </w:rPr>
+      </w:pPr>
+      <w:r>
+        <w:rPr>
+          <w:rFonts w:asciiTheme="majorHAnsi" w:hAnsiTheme="majorHAnsi"/>
+          <w:b/>
+          <w:bCs/>
+          <w:sz w:val="44"/>
+          <w:szCs w:val="44"/>
+        </w:rPr>
+        <w:t>STEP 1 · BUILD WITH AI</w:t>
+      </w:r>
+    </w:p>
+    <w:p>
+      <w:pPr>
+        <w:pStyle w:val="NormalWeb"/>
+        <w:numPr>
+          <w:ilvl w:val="0"/>
+          <w:numId w:val="9"/>
+        </w:numPr>
+        <w:jc w:val="both"/>
+        <w:rPr>
+          <w:rFonts w:asciiTheme="majorHAnsi" w:hAnsiTheme="majorHAnsi"/>
+          <w:b/>
+          <w:bCs/>
+          <w:sz w:val="44"/>
+          <w:szCs w:val="44"/>
+        </w:rPr>
+      </w:pPr>
+      <w:r>
+        <w:rPr>
+          <w:rFonts w:asciiTheme="majorHAnsi" w:hAnsiTheme="majorHAnsi"/>
+          <w:b/>
+          <w:bCs/>
+          <w:sz w:val="44"/>
+          <w:szCs w:val="44"/>
+        </w:rPr>
+        <w:t>Creates a new user and group, adds the user to the group, and sets a password.</w:t>
+      </w:r>
+    </w:p>
+    <w:p>
+      <w:pPr>
+        <w:pStyle w:val="NormalWeb"/>
+        <w:ind w:left="720"/>
+        <w:jc w:val="both"/>
+        <w:rPr>
+          <w:rFonts w:asciiTheme="majorHAnsi" w:hAnsiTheme="majorHAnsi"/>
+          <w:b/>
+          <w:bCs/>
+          <w:sz w:val="44"/>
+          <w:szCs w:val="44"/>
+        </w:rPr>
+      </w:pPr>
+      <w:r>
+        <w:rPr>
+          <w:noProof/>
+        </w:rPr>
+        <w:drawing>
+          <wp:inline distT="0" distB="0" distL="0" distR="0" wp14:anchorId="264E381D" wp14:editId="40D05FC0">
+            <wp:extent cx="5943600" cy="2005965"/>
+            <wp:effectExtent l="0" t="0" r="0" b="0"/>
+            <wp:docPr id="1652694587" name="Picture 21"/>
+            <wp:cNvGraphicFramePr>
+              <a:graphicFrameLocks xmlns:a="http://schemas.openxmlformats.org/drawingml/2006/main" noChangeAspect="1"/>
+            </wp:cNvGraphicFramePr>
+            <a:graphic xmlns:a="http://schemas.openxmlformats.org/drawingml/2006/main">
+              <a:graphicData uri="http://schemas.openxmlformats.org/drawingml/2006/picture">
+                <pic:pic xmlns:pic="http://schemas.openxmlformats.org/drawingml/2006/picture">
+                  <pic:nvPicPr>
+                    <pic:cNvPr id="0" name="Picture 47"/>
+                    <pic:cNvPicPr>
+                      <a:picLocks noChangeAspect="1" noChangeArrowheads="1"/>
+                    </pic:cNvPicPr>
+                  </pic:nvPicPr>
+                  <pic:blipFill>
+                    <a:blip r:embed="rId24">
+                      <a:extLst>
+                        <a:ext uri="{28A0092B-C50C-407E-A947-70E740481C1C}">
+                          <a14:useLocalDpi xmlns:a14="http://schemas.microsoft.com/office/drawing/2010/main" val="0"/>
+                        </a:ext>
+                      </a:extLst>
+                    </a:blip>
+                    <a:srcRect/>
+                    <a:stretch>
+                      <a:fillRect/>
+                    </a:stretch>
+                  </pic:blipFill>
+                  <pic:spPr bwMode="auto">
+                    <a:xfrm>
+                      <a:off x="0" y="0"/>
+                      <a:ext cx="5943600" cy="2005965"/>
+                    </a:xfrm>
+                    <a:prstGeom prst="rect">
+                      <a:avLst/>
+                    </a:prstGeom>
+                    <a:noFill/>
+                    <a:ln>
+                      <a:noFill/>
+                    </a:ln>
+                  </pic:spPr>
+                </pic:pic>
+              </a:graphicData>
+            </a:graphic>
+          </wp:inline>
+        </w:drawing>
+      </w:r>
+    </w:p>
+    <w:p>
+      <w:pPr>
+        <w:pStyle w:val="NormalWeb"/>
+        <w:numPr>
+          <w:ilvl w:val="0"/>
+          <w:numId w:val="9"/>
+        </w:numPr>
+        <w:jc w:val="both"/>
+        <w:rPr>
+          <w:rFonts w:asciiTheme="majorHAnsi" w:hAnsiTheme="majorHAnsi"/>
+          <w:b/>
+          <w:bCs/>
+          <w:sz w:val="44"/>
+          <w:szCs w:val="44"/>
+        </w:rPr>
+      </w:pPr>
+      <w:r>
+        <w:rPr>
+          <w:rFonts w:asciiTheme="majorHAnsi" w:hAnsiTheme="majorHAnsi"/>
+          <w:b/>
+          <w:bCs/>
+          <w:sz w:val="44"/>
+          <w:szCs w:val="44"/>
+        </w:rPr>
+        <w:t>Creates a project directory structure and applies the owner/group/other permissions used in Task 3.</w:t>
+      </w:r>
+    </w:p>
+    <w:p>
+      <w:pPr>
+        <w:pStyle w:val="NormalWeb"/>
+        <w:ind w:left="720"/>
+        <w:jc w:val="both"/>
+        <w:rPr>
+          <w:rFonts w:asciiTheme="majorHAnsi" w:hAnsiTheme="majorHAnsi"/>
+          <w:b/>
+          <w:bCs/>
+          <w:sz w:val="44"/>
+          <w:szCs w:val="44"/>
+        </w:rPr>
+      </w:pPr>
+      <w:r>
+        <w:rPr>
+          <w:noProof/>
+        </w:rPr>
+        <w:drawing>
+          <wp:inline distT="0" distB="0" distL="0" distR="0" wp14:anchorId="16673A0E" wp14:editId="05F4A28E">
+            <wp:extent cx="5943600" cy="2296795"/>
+            <wp:effectExtent l="0" t="0" r="0" b="8255"/>
+            <wp:docPr id="252681311" name="Picture 22"/>
+            <wp:cNvGraphicFramePr>
+              <a:graphicFrameLocks xmlns:a="http://schemas.openxmlformats.org/drawingml/2006/main" noChangeAspect="1"/>
+            </wp:cNvGraphicFramePr>
+            <a:graphic xmlns:a="http://schemas.openxmlformats.org/drawingml/2006/main">
+              <a:graphicData uri="http://schemas.openxmlformats.org/drawingml/2006/picture">
+                <pic:pic xmlns:pic="http://schemas.openxmlformats.org/drawingml/2006/picture">
+                  <pic:nvPicPr>
+                    <pic:cNvPr id="0" name="Picture 49"/>
+                    <pic:cNvPicPr>
+                      <a:picLocks noChangeAspect="1" noChangeArrowheads="1"/>
+                    </pic:cNvPicPr>
+                  </pic:nvPicPr>
+                  <pic:blipFill>
+                    <a:blip r:embed="rId25">
+                      <a:extLst>
+                        <a:ext uri="{28A0092B-C50C-407E-A947-70E740481C1C}">
+                          <a14:useLocalDpi xmlns:a14="http://schemas.microsoft.com/office/drawing/2010/main" val="0"/>
+                        </a:ext>
+                      </a:extLst>
+                    </a:blip>
+                    <a:srcRect/>
+                    <a:stretch>
+                      <a:fillRect/>
+                    </a:stretch>
+                  </pic:blipFill>
+                  <pic:spPr bwMode="auto">
+                    <a:xfrm>
+                      <a:off x="0" y="0"/>
+                      <a:ext cx="5943600" cy="2296795"/>
+                    </a:xfrm>
+                    <a:prstGeom prst="rect">
+                      <a:avLst/>
+                    </a:prstGeom>
+                    <a:noFill/>
+                    <a:ln>
+                      <a:noFill/>
+                    </a:ln>
+                  </pic:spPr>
+                </pic:pic>
+              </a:graphicData>
+            </a:graphic>
+          </wp:inline>
+        </w:drawing>
+      </w:r>
+    </w:p>
+    <w:p>
+      <w:pPr>
+        <w:pStyle w:val="NormalWeb"/>
+        <w:numPr>
+          <w:ilvl w:val="0"/>
+          <w:numId w:val="9"/>
+        </w:numPr>
+        <w:jc w:val="both"/>
+        <w:rPr>
+          <w:rFonts w:asciiTheme="majorHAnsi" w:hAnsiTheme="majorHAnsi"/>
+          <w:b/>
+          <w:bCs/>
+          <w:sz w:val="44"/>
+          <w:szCs w:val="44"/>
+        </w:rPr>
+      </w:pPr>
+      <w:r>
+        <w:rPr>
+          <w:rFonts w:asciiTheme="majorHAnsi" w:hAnsiTheme="majorHAnsi"/>
+          <w:b/>
+          <w:bCs/>
+          <w:sz w:val="44"/>
+          <w:szCs w:val="44"/>
+        </w:rPr>
+        <w:lastRenderedPageBreak/>
+        <w:t>Checks and reports current disk usage for all mounted volumes.</w:t>
+      </w:r>
+    </w:p>
+    <w:p>
+      <w:pPr>
+        <w:pStyle w:val="NormalWeb"/>
+        <w:ind w:left="720"/>
+        <w:jc w:val="both"/>
+        <w:rPr>
+          <w:rFonts w:asciiTheme="majorHAnsi" w:hAnsiTheme="majorHAnsi"/>
+          <w:b/>
+          <w:bCs/>
+          <w:sz w:val="44"/>
+          <w:szCs w:val="44"/>
+        </w:rPr>
+      </w:pPr>
+      <w:r>
+        <w:rPr>
+          <w:noProof/>
+        </w:rPr>
+        <w:drawing>
+          <wp:inline distT="0" distB="0" distL="0" distR="0" wp14:anchorId="5BBF7956" wp14:editId="250E4977">
+            <wp:extent cx="4358640" cy="2072640"/>
+            <wp:effectExtent l="0" t="0" r="3810" b="3810"/>
+            <wp:docPr id="554561998" name="Picture 23"/>
+            <wp:cNvGraphicFramePr>
+              <a:graphicFrameLocks xmlns:a="http://schemas.openxmlformats.org/drawingml/2006/main" noChangeAspect="1"/>
+            </wp:cNvGraphicFramePr>
+            <a:graphic xmlns:a="http://schemas.openxmlformats.org/drawingml/2006/main">
+              <a:graphicData uri="http://schemas.openxmlformats.org/drawingml/2006/picture">
+                <pic:pic xmlns:pic="http://schemas.openxmlformats.org/drawingml/2006/picture">
+                  <pic:nvPicPr>
+                    <pic:cNvPr id="0" name="Picture 51"/>
+                    <pic:cNvPicPr>
+                      <a:picLocks noChangeAspect="1" noChangeArrowheads="1"/>
+                    </pic:cNvPicPr>
+                  </pic:nvPicPr>
+                  <pic:blipFill>
+                    <a:blip r:embed="rId26">
+                      <a:extLst>
+                        <a:ext uri="{28A0092B-C50C-407E-A947-70E740481C1C}">
+                          <a14:useLocalDpi xmlns:a14="http://schemas.microsoft.com/office/drawing/2010/main" val="0"/>
+                        </a:ext>
+                      </a:extLst>
+                    </a:blip>
+                    <a:srcRect/>
+                    <a:stretch>
+                      <a:fillRect/>
+                    </a:stretch>
+                  </pic:blipFill>
+                  <pic:spPr bwMode="auto">
+                    <a:xfrm>
+                      <a:off x="0" y="0"/>
+                      <a:ext cx="4358640" cy="2072640"/>
+                    </a:xfrm>
+                    <a:prstGeom prst="rect">
+                      <a:avLst/>
+                    </a:prstGeom>
+                    <a:noFill/>
+                    <a:ln>
+                      <a:noFill/>
+                    </a:ln>
+                  </pic:spPr>
+                </pic:pic>
+              </a:graphicData>
+            </a:graphic>
+          </wp:inline>
+        </w:drawing>
+      </w:r>
+    </w:p>
+    <w:p>
+      <w:pPr>
+        <w:pStyle w:val="NormalWeb"/>
+        <w:numPr>
+          <w:ilvl w:val="0"/>
+          <w:numId w:val="9"/>
+        </w:numPr>
+        <w:jc w:val="both"/>
+        <w:rPr>
+          <w:rFonts w:asciiTheme="majorHAnsi" w:hAnsiTheme="majorHAnsi"/>
+          <w:b/>
+          <w:bCs/>
+          <w:sz w:val="44"/>
+          <w:szCs w:val="44"/>
+        </w:rPr>
+      </w:pPr>
+      <w:r>
+        <w:rPr>
+          <w:rFonts w:asciiTheme="majorHAnsi" w:hAnsiTheme="majorHAnsi"/>
+          <w:b/>
+          <w:bCs/>
+          <w:sz w:val="44"/>
+          <w:szCs w:val="44"/>
+        </w:rPr>
+        <w:t>Prints a summary confirming each step completed successfully</w:t>
+      </w:r>
+    </w:p>
+    <w:p>
+      <w:pPr>
+        <w:pStyle w:val="NormalWeb"/>
+        <w:ind w:left="720"/>
+        <w:jc w:val="both"/>
+        <w:rPr>
+          <w:rFonts w:asciiTheme="majorHAnsi" w:hAnsiTheme="majorHAnsi"/>
+          <w:b/>
+          <w:bCs/>
+          <w:sz w:val="44"/>
+          <w:szCs w:val="44"/>
+        </w:rPr>
+      </w:pPr>
+      <w:r>
+        <w:rPr>
+          <w:noProof/>
+        </w:rPr>
+        <w:drawing>
+          <wp:inline distT="0" distB="0" distL="0" distR="0" wp14:anchorId="43F52D5D" wp14:editId="4E59623B">
+            <wp:extent cx="4434840" cy="2644140"/>
+            <wp:effectExtent l="0" t="0" r="3810" b="3810"/>
+            <wp:docPr id="1096863006" name="Picture 24"/>
+            <wp:cNvGraphicFramePr>
+              <a:graphicFrameLocks xmlns:a="http://schemas.openxmlformats.org/drawingml/2006/main" noChangeAspect="1"/>
+            </wp:cNvGraphicFramePr>
+            <a:graphic xmlns:a="http://schemas.openxmlformats.org/drawingml/2006/main">
+              <a:graphicData uri="http://schemas.openxmlformats.org/drawingml/2006/picture">
+                <pic:pic xmlns:pic="http://schemas.openxmlformats.org/drawingml/2006/picture">
+                  <pic:nvPicPr>
+                    <pic:cNvPr id="0" name="Picture 53"/>
+                    <pic:cNvPicPr>
+                      <a:picLocks noChangeAspect="1" noChangeArrowheads="1"/>
+                    </pic:cNvPicPr>
+                  </pic:nvPicPr>
+                  <pic:blipFill>
+                    <a:blip r:embed="rId27">
+                      <a:extLst>
+                        <a:ext uri="{28A0092B-C50C-407E-A947-70E740481C1C}">
+                          <a14:useLocalDpi xmlns:a14="http://schemas.microsoft.com/office/drawing/2010/main" val="0"/>
+                        </a:ext>
+                      </a:extLst>
+                    </a:blip>
+                    <a:srcRect/>
+                    <a:stretch>
+                      <a:fillRect/>
+                    </a:stretch>
+                  </pic:blipFill>
+                  <pic:spPr bwMode="auto">
+                    <a:xfrm>
+                      <a:off x="0" y="0"/>
+                      <a:ext cx="4434840" cy="2644140"/>
+                    </a:xfrm>
+                    <a:prstGeom prst="rect">
+                      <a:avLst/>
+                    </a:prstGeom>
+                    <a:noFill/>
+                    <a:ln>
+                      <a:noFill/>
+                    </a:ln>
+                  </pic:spPr>
+                </pic:pic>
+              </a:graphicData>
+            </a:graphic>
+          </wp:inline>
+        </w:drawing>
+      </w:r>
+    </w:p>
+    <w:p>
+      <w:pPr>
+        <w:pStyle w:val="NormalWeb"/>
+        <w:jc w:val="both"/>
+        <w:rPr>
+          <w:rFonts w:asciiTheme="majorHAnsi" w:hAnsiTheme="majorHAnsi"/>
+          <w:b/>
+          <w:bCs/>
+          <w:sz w:val="44"/>
+          <w:szCs w:val="44"/>
+        </w:rPr>
+      </w:pPr>
+    </w:p>
+    <w:p>
+      <w:pPr>
+        <w:pStyle w:val="NormalWeb"/>
+        <w:jc w:val="both"/>
+        <w:rPr>
+          <w:rFonts w:asciiTheme="majorHAnsi" w:hAnsiTheme="majorHAnsi"/>
+          <w:b/>
+          <w:bCs/>
+          <w:sz w:val="44"/>
+          <w:szCs w:val="44"/>
+        </w:rPr>
+      </w:pPr>
+    </w:p>
+    <w:p>
+      <w:pPr>
+        <w:pStyle w:val="NormalWeb"/>
+        <w:jc w:val="both"/>
+        <w:rPr>
+          <w:rFonts w:asciiTheme="majorHAnsi" w:hAnsiTheme="majorHAnsi"/>
+          <w:b/>
+          <w:bCs/>
+          <w:sz w:val="44"/>
+          <w:szCs w:val="44"/>
+        </w:rPr>
+      </w:pPr>
+    </w:p>
+    <w:p>
+      <w:pPr>
+        <w:pStyle w:val="NormalWeb"/>
+        <w:jc w:val="both"/>
+        <w:rPr>
+          <w:rFonts w:asciiTheme="majorHAnsi" w:hAnsiTheme="majorHAnsi"/>
+          <w:b/>
+          <w:bCs/>
+          <w:sz w:val="44"/>
+          <w:szCs w:val="44"/>
+        </w:rPr>
+      </w:pPr>
+      <w:r>
+        <w:rPr>
+          <w:rFonts w:asciiTheme="majorHAnsi" w:hAnsiTheme="majorHAnsi"/>
+          <w:b/>
+          <w:bCs/>
+          <w:sz w:val="44"/>
+          <w:szCs w:val="44"/>
+        </w:rPr>
+        <w:lastRenderedPageBreak/>
+        <w:t>STEP 2 · TEST &amp; DEBUG (WITHOUT AI)</w:t>
+      </w:r>
+    </w:p>
+    <w:p>
+      <w:pPr>
+        <w:pStyle w:val="NormalWeb"/>
+        <w:jc w:val="both"/>
+        <w:rPr>
+          <w:rFonts w:asciiTheme="majorHAnsi" w:hAnsiTheme="majorHAnsi"/>
+          <w:b/>
+          <w:bCs/>
+          <w:sz w:val="44"/>
+          <w:szCs w:val="44"/>
+        </w:rPr>
+      </w:pPr>
+      <w:r>
+        <w:rPr>
+          <w:rFonts w:asciiTheme="majorHAnsi" w:hAnsiTheme="majorHAnsi"/>
+          <w:b/>
+          <w:bCs/>
+          <w:sz w:val="44"/>
+          <w:szCs w:val="44"/>
+        </w:rPr>
+        <w:t>Then, working without AI, test the script on a live server and find at least one bug, limitation, or unsafe assumption in the AI's solution (e.g. missing error handling, no check for existing users, incorrect permission bits, or unquoted variables). Fix it yourself.</w:t>
+      </w:r>
+    </w:p>
+    <w:p>
+      <w:pPr>
+        <w:pStyle w:val="NormalWeb"/>
+        <w:jc w:val="both"/>
+        <w:rPr>
+          <w:rFonts w:asciiTheme="majorHAnsi" w:hAnsiTheme="majorHAnsi"/>
+          <w:b/>
+          <w:bCs/>
+          <w:sz w:val="44"/>
+          <w:szCs w:val="44"/>
+        </w:rPr>
+      </w:pPr>
+      <w:r>
+        <w:rPr>
+          <w:noProof/>
+        </w:rPr>
+        <w:drawing>
+          <wp:inline distT="0" distB="0" distL="0" distR="0" wp14:anchorId="3427B539" wp14:editId="50899248">
+            <wp:extent cx="5943600" cy="3226435"/>
+            <wp:effectExtent l="0" t="0" r="0" b="0"/>
+            <wp:docPr id="2130070972" name="Picture 25"/>
+            <wp:cNvGraphicFramePr>
+              <a:graphicFrameLocks xmlns:a="http://schemas.openxmlformats.org/drawingml/2006/main" noChangeAspect="1"/>
+            </wp:cNvGraphicFramePr>
+            <a:graphic xmlns:a="http://schemas.openxmlformats.org/drawingml/2006/main">
+              <a:graphicData uri="http://schemas.openxmlformats.org/drawingml/2006/picture">
+                <pic:pic xmlns:pic="http://schemas.openxmlformats.org/drawingml/2006/picture">
+                  <pic:nvPicPr>
+                    <pic:cNvPr id="0" name="Picture 55"/>
+                    <pic:cNvPicPr>
+                      <a:picLocks noChangeAspect="1" noChangeArrowheads="1"/>
+                    </pic:cNvPicPr>
+                  </pic:nvPicPr>
+                  <pic:blipFill>
+                    <a:blip r:embed="rId28">
+                      <a:extLst>
+                        <a:ext uri="{28A0092B-C50C-407E-A947-70E740481C1C}">
+                          <a14:useLocalDpi xmlns:a14="http://schemas.microsoft.com/office/drawing/2010/main" val="0"/>
+                        </a:ext>
+                      </a:extLst>
+                    </a:blip>
+                    <a:srcRect/>
+                    <a:stretch>
+                      <a:fillRect/>
+                    </a:stretch>
+                  </pic:blipFill>
+                  <pic:spPr bwMode="auto">
+                    <a:xfrm>
+                      <a:off x="0" y="0"/>
+                      <a:ext cx="5943600" cy="3226435"/>
+                    </a:xfrm>
+                    <a:prstGeom prst="rect">
+                      <a:avLst/>
+                    </a:prstGeom>
+                    <a:noFill/>
+                    <a:ln>
+                      <a:noFill/>
+                    </a:ln>
+                  </pic:spPr>
+                </pic:pic>
+              </a:graphicData>
+            </a:graphic>
+          </wp:inline>
+        </w:drawing>
+      </w:r>
     </w:p>
     <w:sectPr>
       <w:pgSz w:w="12240" w:h="15840"/>
@@ -8515,7 +8779,7 @@
   <w:abstractNum w:abstractNumId="8" w15:restartNumberingAfterBreak="0">
     <w:nsid w:val="7B570567"/>
     <w:multiLevelType w:val="hybridMultilevel"/>
-    <w:tmpl w:val="0D6C403E"/>
+    <w:tmpl w:val="952AEC74"/>
     <w:lvl w:ilvl="0" w:tplc="04090001">
       <w:start w:val="1"/>
       <w:numFmt w:val="bullet"/>

--- a/Section A.docx
+++ b/Section A.docx
@@ -4181,12 +4181,21 @@
           <w:szCs w:val="40"/>
         </w:rPr>
       </w:pPr>
-      <w:r>
-        <w:rPr>
-          <w:sz w:val="40"/>
-          <w:szCs w:val="40"/>
-        </w:rPr>
-        <w:t>mkfs.ext4 /dev/datavg/datalv</w:t>
+      <w:proofErr w:type="gramStart"/>
+      <w:r>
+        <w:rPr>
+          <w:sz w:val="40"/>
+          <w:szCs w:val="40"/>
+        </w:rPr>
+        <w:t>mkfs.ext</w:t>
+      </w:r>
+      <w:proofErr w:type="gramEnd"/>
+      <w:r>
+        <w:rPr>
+          <w:sz w:val="40"/>
+          <w:szCs w:val="40"/>
+        </w:rPr>
+        <w:t>4 /dev/datavg/datalv</w:t>
       </w:r>
     </w:p>
     <w:p>
@@ -4974,6 +4983,9 @@
         <w:ind w:left="720"/>
       </w:pPr>
       <w:r>
+        <w:rPr>
+          <w:noProof/>
+        </w:rPr>
         <w:drawing>
           <wp:inline distT="0" distB="0" distL="0" distR="0" wp14:anchorId="28206FF1" wp14:editId="42F24023">
             <wp:extent cx="5943600" cy="2870835"/>
@@ -5055,6 +5067,7 @@
           <w:rFonts w:asciiTheme="majorHAnsi" w:hAnsiTheme="majorHAnsi"/>
           <w:b/>
           <w:bCs/>
+          <w:noProof/>
           <w:sz w:val="44"/>
           <w:szCs w:val="44"/>
         </w:rPr>
@@ -5140,6 +5153,7 @@
           <w:rFonts w:asciiTheme="majorHAnsi" w:hAnsiTheme="majorHAnsi"/>
           <w:b/>
           <w:bCs/>
+          <w:noProof/>
           <w:sz w:val="44"/>
           <w:szCs w:val="44"/>
         </w:rPr>
@@ -5197,6 +5211,7 @@
           <w:rFonts w:asciiTheme="majorHAnsi" w:hAnsiTheme="majorHAnsi"/>
           <w:b/>
           <w:bCs/>
+          <w:noProof/>
           <w:sz w:val="44"/>
           <w:szCs w:val="44"/>
         </w:rPr>
@@ -5676,7 +5691,29 @@
           <w:sz w:val="44"/>
           <w:szCs w:val="44"/>
         </w:rPr>
-        <w:t>Create /project with subdirectories /project/docs and /project/scripts, and set ownership to dev1:devteam.</w:t>
+        <w:t>Create /project with subdirectories /project/docs and /project/scripts, and set ownership to dev</w:t>
+      </w:r>
+      <w:proofErr w:type="gramStart"/>
+      <w:r>
+        <w:rPr>
+          <w:rFonts w:asciiTheme="majorHAnsi" w:hAnsiTheme="majorHAnsi"/>
+          <w:b/>
+          <w:bCs/>
+          <w:sz w:val="44"/>
+          <w:szCs w:val="44"/>
+        </w:rPr>
+        <w:t>1:devteam</w:t>
+      </w:r>
+      <w:proofErr w:type="gramEnd"/>
+      <w:r>
+        <w:rPr>
+          <w:rFonts w:asciiTheme="majorHAnsi" w:hAnsiTheme="majorHAnsi"/>
+          <w:b/>
+          <w:bCs/>
+          <w:sz w:val="44"/>
+          <w:szCs w:val="44"/>
+        </w:rPr>
+        <w:t>.</w:t>
       </w:r>
     </w:p>
     <w:p>
@@ -6084,46 +6121,170 @@
     <w:p>
       <w:pPr>
         <w:pStyle w:val="NormalWeb"/>
-        <w:ind w:left="720"/>
-        <w:rPr>
-          <w:rFonts w:asciiTheme="majorHAnsi" w:hAnsiTheme="majorHAnsi"/>
-          <w:b/>
-          <w:bCs/>
-          <w:sz w:val="44"/>
-          <w:szCs w:val="44"/>
-        </w:rPr>
-      </w:pPr>
+        <w:numPr>
+          <w:ilvl w:val="0"/>
+          <w:numId w:val="9"/>
+        </w:numPr>
+        <w:jc w:val="both"/>
+        <w:rPr>
+          <w:rFonts w:asciiTheme="majorHAnsi" w:hAnsiTheme="majorHAnsi"/>
+          <w:b/>
+          <w:bCs/>
+          <w:sz w:val="44"/>
+          <w:szCs w:val="44"/>
+        </w:rPr>
+      </w:pPr>
+      <w:r>
+        <w:rPr>
+          <w:rFonts w:asciiTheme="majorHAnsi" w:hAnsiTheme="majorHAnsi"/>
+          <w:b/>
+          <w:bCs/>
+          <w:sz w:val="44"/>
+          <w:szCs w:val="44"/>
+        </w:rPr>
+        <w:t>Create a Physical Volume, Volume Group, and Logical Volume, then format the LV with ext4 or xfs and mount it to /data.</w:t>
+      </w:r>
     </w:p>
     <w:p>
       <w:pPr>
         <w:pStyle w:val="NormalWeb"/>
         <w:ind w:left="720"/>
-        <w:rPr>
-          <w:rFonts w:asciiTheme="majorHAnsi" w:hAnsiTheme="majorHAnsi"/>
-          <w:b/>
-          <w:bCs/>
-          <w:sz w:val="44"/>
-          <w:szCs w:val="44"/>
-        </w:rPr>
-      </w:pPr>
+        <w:jc w:val="both"/>
+        <w:rPr>
+          <w:rFonts w:asciiTheme="majorHAnsi" w:hAnsiTheme="majorHAnsi"/>
+          <w:b/>
+          <w:bCs/>
+          <w:sz w:val="44"/>
+          <w:szCs w:val="44"/>
+        </w:rPr>
+      </w:pPr>
+      <w:r>
+        <w:rPr>
+          <w:noProof/>
+        </w:rPr>
+        <w:lastRenderedPageBreak/>
+        <w:drawing>
+          <wp:inline distT="0" distB="0" distL="0" distR="0" wp14:anchorId="62A784AA" wp14:editId="171A8279">
+            <wp:extent cx="5502910" cy="4588510"/>
+            <wp:effectExtent l="0" t="0" r="2540" b="2540"/>
+            <wp:docPr id="524344257" name="Picture 1"/>
+            <wp:cNvGraphicFramePr>
+              <a:graphicFrameLocks xmlns:a="http://schemas.openxmlformats.org/drawingml/2006/main" noChangeAspect="1"/>
+            </wp:cNvGraphicFramePr>
+            <a:graphic xmlns:a="http://schemas.openxmlformats.org/drawingml/2006/main">
+              <a:graphicData uri="http://schemas.openxmlformats.org/drawingml/2006/picture">
+                <pic:pic xmlns:pic="http://schemas.openxmlformats.org/drawingml/2006/picture">
+                  <pic:nvPicPr>
+                    <pic:cNvPr id="0" name="Picture 1"/>
+                    <pic:cNvPicPr>
+                      <a:picLocks noChangeAspect="1" noChangeArrowheads="1"/>
+                    </pic:cNvPicPr>
+                  </pic:nvPicPr>
+                  <pic:blipFill>
+                    <a:blip r:embed="rId19">
+                      <a:extLst>
+                        <a:ext uri="{28A0092B-C50C-407E-A947-70E740481C1C}">
+                          <a14:useLocalDpi xmlns:a14="http://schemas.microsoft.com/office/drawing/2010/main" val="0"/>
+                        </a:ext>
+                      </a:extLst>
+                    </a:blip>
+                    <a:srcRect/>
+                    <a:stretch>
+                      <a:fillRect/>
+                    </a:stretch>
+                  </pic:blipFill>
+                  <pic:spPr bwMode="auto">
+                    <a:xfrm>
+                      <a:off x="0" y="0"/>
+                      <a:ext cx="5502910" cy="4588510"/>
+                    </a:xfrm>
+                    <a:prstGeom prst="rect">
+                      <a:avLst/>
+                    </a:prstGeom>
+                    <a:noFill/>
+                    <a:ln>
+                      <a:noFill/>
+                    </a:ln>
+                  </pic:spPr>
+                </pic:pic>
+              </a:graphicData>
+            </a:graphic>
+          </wp:inline>
+        </w:drawing>
+      </w:r>
     </w:p>
     <w:p>
       <w:pPr>
         <w:pStyle w:val="NormalWeb"/>
         <w:ind w:left="720"/>
-        <w:rPr>
-          <w:rFonts w:asciiTheme="majorHAnsi" w:hAnsiTheme="majorHAnsi"/>
-          <w:b/>
-          <w:bCs/>
-          <w:sz w:val="44"/>
-          <w:szCs w:val="44"/>
-        </w:rPr>
-      </w:pPr>
+        <w:jc w:val="both"/>
+        <w:rPr>
+          <w:rFonts w:asciiTheme="majorHAnsi" w:hAnsiTheme="majorHAnsi"/>
+          <w:b/>
+          <w:bCs/>
+          <w:sz w:val="44"/>
+          <w:szCs w:val="44"/>
+        </w:rPr>
+      </w:pPr>
+      <w:r>
+        <w:rPr>
+          <w:noProof/>
+        </w:rPr>
+        <w:drawing>
+          <wp:inline distT="0" distB="0" distL="0" distR="0" wp14:anchorId="18AD33AC" wp14:editId="30872C1D">
+            <wp:extent cx="4283710" cy="2558415"/>
+            <wp:effectExtent l="0" t="0" r="2540" b="0"/>
+            <wp:docPr id="1156190865" name="Picture 2"/>
+            <wp:cNvGraphicFramePr>
+              <a:graphicFrameLocks xmlns:a="http://schemas.openxmlformats.org/drawingml/2006/main" noChangeAspect="1"/>
+            </wp:cNvGraphicFramePr>
+            <a:graphic xmlns:a="http://schemas.openxmlformats.org/drawingml/2006/main">
+              <a:graphicData uri="http://schemas.openxmlformats.org/drawingml/2006/picture">
+                <pic:pic xmlns:pic="http://schemas.openxmlformats.org/drawingml/2006/picture">
+                  <pic:nvPicPr>
+                    <pic:cNvPr id="0" name="Picture 3"/>
+                    <pic:cNvPicPr>
+                      <a:picLocks noChangeAspect="1" noChangeArrowheads="1"/>
+                    </pic:cNvPicPr>
+                  </pic:nvPicPr>
+                  <pic:blipFill>
+                    <a:blip r:embed="rId20">
+                      <a:extLst>
+                        <a:ext uri="{28A0092B-C50C-407E-A947-70E740481C1C}">
+                          <a14:useLocalDpi xmlns:a14="http://schemas.microsoft.com/office/drawing/2010/main" val="0"/>
+                        </a:ext>
+                      </a:extLst>
+                    </a:blip>
+                    <a:srcRect/>
+                    <a:stretch>
+                      <a:fillRect/>
+                    </a:stretch>
+                  </pic:blipFill>
+                  <pic:spPr bwMode="auto">
+                    <a:xfrm>
+                      <a:off x="0" y="0"/>
+                      <a:ext cx="4283710" cy="2558415"/>
+                    </a:xfrm>
+                    <a:prstGeom prst="rect">
+                      <a:avLst/>
+                    </a:prstGeom>
+                    <a:noFill/>
+                    <a:ln>
+                      <a:noFill/>
+                    </a:ln>
+                  </pic:spPr>
+                </pic:pic>
+              </a:graphicData>
+            </a:graphic>
+          </wp:inline>
+        </w:drawing>
+      </w:r>
     </w:p>
     <w:p>
       <w:pPr>
         <w:pStyle w:val="NormalWeb"/>
-        <w:ind w:left="360"/>
+        <w:ind w:left="720"/>
+        <w:jc w:val="both"/>
         <w:rPr>
           <w:rFonts w:asciiTheme="majorHAnsi" w:hAnsiTheme="majorHAnsi"/>
           <w:b/>
@@ -6136,20 +6297,535 @@
     <w:p>
       <w:pPr>
         <w:pStyle w:val="NormalWeb"/>
-        <w:ind w:left="360"/>
-        <w:rPr>
-          <w:rFonts w:asciiTheme="majorHAnsi" w:hAnsiTheme="majorHAnsi"/>
-          <w:b/>
-          <w:bCs/>
-          <w:sz w:val="44"/>
-          <w:szCs w:val="44"/>
-        </w:rPr>
-      </w:pPr>
+        <w:ind w:left="720"/>
+        <w:jc w:val="both"/>
+        <w:rPr>
+          <w:rFonts w:asciiTheme="majorHAnsi" w:hAnsiTheme="majorHAnsi"/>
+          <w:b/>
+          <w:bCs/>
+          <w:sz w:val="44"/>
+          <w:szCs w:val="44"/>
+        </w:rPr>
+      </w:pPr>
+      <w:r>
+        <w:rPr>
+          <w:noProof/>
+        </w:rPr>
+        <w:lastRenderedPageBreak/>
+        <w:drawing>
+          <wp:inline distT="0" distB="0" distL="0" distR="0" wp14:anchorId="58A09D6E" wp14:editId="2672396A">
+            <wp:extent cx="5845810" cy="3369310"/>
+            <wp:effectExtent l="0" t="0" r="2540" b="2540"/>
+            <wp:docPr id="1853384263" name="Picture 3"/>
+            <wp:cNvGraphicFramePr>
+              <a:graphicFrameLocks xmlns:a="http://schemas.openxmlformats.org/drawingml/2006/main" noChangeAspect="1"/>
+            </wp:cNvGraphicFramePr>
+            <a:graphic xmlns:a="http://schemas.openxmlformats.org/drawingml/2006/main">
+              <a:graphicData uri="http://schemas.openxmlformats.org/drawingml/2006/picture">
+                <pic:pic xmlns:pic="http://schemas.openxmlformats.org/drawingml/2006/picture">
+                  <pic:nvPicPr>
+                    <pic:cNvPr id="0" name="Picture 5"/>
+                    <pic:cNvPicPr>
+                      <a:picLocks noChangeAspect="1" noChangeArrowheads="1"/>
+                    </pic:cNvPicPr>
+                  </pic:nvPicPr>
+                  <pic:blipFill>
+                    <a:blip r:embed="rId21">
+                      <a:extLst>
+                        <a:ext uri="{28A0092B-C50C-407E-A947-70E740481C1C}">
+                          <a14:useLocalDpi xmlns:a14="http://schemas.microsoft.com/office/drawing/2010/main" val="0"/>
+                        </a:ext>
+                      </a:extLst>
+                    </a:blip>
+                    <a:srcRect/>
+                    <a:stretch>
+                      <a:fillRect/>
+                    </a:stretch>
+                  </pic:blipFill>
+                  <pic:spPr bwMode="auto">
+                    <a:xfrm>
+                      <a:off x="0" y="0"/>
+                      <a:ext cx="5845810" cy="3369310"/>
+                    </a:xfrm>
+                    <a:prstGeom prst="rect">
+                      <a:avLst/>
+                    </a:prstGeom>
+                    <a:noFill/>
+                    <a:ln>
+                      <a:noFill/>
+                    </a:ln>
+                  </pic:spPr>
+                </pic:pic>
+              </a:graphicData>
+            </a:graphic>
+          </wp:inline>
+        </w:drawing>
+      </w:r>
     </w:p>
     <w:p>
       <w:pPr>
         <w:pStyle w:val="NormalWeb"/>
-        <w:ind w:left="360"/>
+        <w:ind w:left="720"/>
+        <w:jc w:val="both"/>
+        <w:rPr>
+          <w:rFonts w:asciiTheme="majorHAnsi" w:hAnsiTheme="majorHAnsi"/>
+          <w:b/>
+          <w:bCs/>
+          <w:sz w:val="44"/>
+          <w:szCs w:val="44"/>
+        </w:rPr>
+      </w:pPr>
+    </w:p>
+    <w:p>
+      <w:pPr>
+        <w:pStyle w:val="NormalWeb"/>
+        <w:ind w:left="720"/>
+        <w:jc w:val="both"/>
+        <w:rPr>
+          <w:rFonts w:asciiTheme="majorHAnsi" w:hAnsiTheme="majorHAnsi"/>
+          <w:b/>
+          <w:bCs/>
+          <w:sz w:val="44"/>
+          <w:szCs w:val="44"/>
+        </w:rPr>
+      </w:pPr>
+    </w:p>
+    <w:p>
+      <w:pPr>
+        <w:pStyle w:val="NormalWeb"/>
+        <w:ind w:left="720"/>
+        <w:jc w:val="both"/>
+        <w:rPr>
+          <w:rFonts w:asciiTheme="majorHAnsi" w:hAnsiTheme="majorHAnsi"/>
+          <w:b/>
+          <w:bCs/>
+          <w:sz w:val="44"/>
+          <w:szCs w:val="44"/>
+        </w:rPr>
+      </w:pPr>
+    </w:p>
+    <w:p>
+      <w:pPr>
+        <w:pStyle w:val="NormalWeb"/>
+        <w:ind w:left="720"/>
+        <w:jc w:val="both"/>
+        <w:rPr>
+          <w:rFonts w:asciiTheme="majorHAnsi" w:hAnsiTheme="majorHAnsi"/>
+          <w:b/>
+          <w:bCs/>
+          <w:sz w:val="44"/>
+          <w:szCs w:val="44"/>
+        </w:rPr>
+      </w:pPr>
+    </w:p>
+    <w:p>
+      <w:pPr>
+        <w:pStyle w:val="NormalWeb"/>
+        <w:ind w:left="720"/>
+        <w:jc w:val="both"/>
+        <w:rPr>
+          <w:rFonts w:asciiTheme="majorHAnsi" w:hAnsiTheme="majorHAnsi"/>
+          <w:b/>
+          <w:bCs/>
+          <w:sz w:val="44"/>
+          <w:szCs w:val="44"/>
+        </w:rPr>
+      </w:pPr>
+    </w:p>
+    <w:p>
+      <w:pPr>
+        <w:pStyle w:val="NormalWeb"/>
+        <w:ind w:left="720"/>
+        <w:jc w:val="both"/>
+        <w:rPr>
+          <w:rFonts w:asciiTheme="majorHAnsi" w:hAnsiTheme="majorHAnsi"/>
+          <w:b/>
+          <w:bCs/>
+          <w:sz w:val="44"/>
+          <w:szCs w:val="44"/>
+        </w:rPr>
+      </w:pPr>
+    </w:p>
+    <w:p>
+      <w:pPr>
+        <w:pStyle w:val="NormalWeb"/>
+        <w:ind w:left="720"/>
+        <w:jc w:val="both"/>
+        <w:rPr>
+          <w:rFonts w:asciiTheme="majorHAnsi" w:hAnsiTheme="majorHAnsi"/>
+          <w:b/>
+          <w:bCs/>
+          <w:sz w:val="44"/>
+          <w:szCs w:val="44"/>
+        </w:rPr>
+      </w:pPr>
+    </w:p>
+    <w:p>
+      <w:pPr>
+        <w:pStyle w:val="NormalWeb"/>
+        <w:ind w:left="720"/>
+        <w:jc w:val="both"/>
+        <w:rPr>
+          <w:rFonts w:asciiTheme="majorHAnsi" w:hAnsiTheme="majorHAnsi"/>
+          <w:b/>
+          <w:bCs/>
+          <w:sz w:val="44"/>
+          <w:szCs w:val="44"/>
+        </w:rPr>
+      </w:pPr>
+    </w:p>
+    <w:p>
+      <w:pPr>
+        <w:pStyle w:val="NormalWeb"/>
+        <w:ind w:left="720"/>
+        <w:jc w:val="both"/>
+        <w:rPr>
+          <w:rFonts w:asciiTheme="majorHAnsi" w:hAnsiTheme="majorHAnsi"/>
+          <w:b/>
+          <w:bCs/>
+          <w:sz w:val="44"/>
+          <w:szCs w:val="44"/>
+        </w:rPr>
+      </w:pPr>
+      <w:r>
+        <w:rPr>
+          <w:rFonts w:asciiTheme="majorHAnsi" w:hAnsiTheme="majorHAnsi"/>
+          <w:b/>
+          <w:bCs/>
+          <w:sz w:val="44"/>
+          <w:szCs w:val="44"/>
+        </w:rPr>
+        <w:lastRenderedPageBreak/>
+        <w:t>Verify storage usage and extend the logical volume if space is available.</w:t>
+      </w:r>
+    </w:p>
+    <w:p>
+      <w:pPr>
+        <w:pStyle w:val="NormalWeb"/>
+        <w:ind w:left="720"/>
+        <w:jc w:val="both"/>
+        <w:rPr>
+          <w:rFonts w:asciiTheme="majorHAnsi" w:hAnsiTheme="majorHAnsi"/>
+          <w:b/>
+          <w:bCs/>
+          <w:sz w:val="44"/>
+          <w:szCs w:val="44"/>
+        </w:rPr>
+      </w:pPr>
+      <w:r>
+        <w:rPr>
+          <w:noProof/>
+        </w:rPr>
+        <w:drawing>
+          <wp:inline distT="0" distB="0" distL="0" distR="0" wp14:anchorId="3A8C5A34" wp14:editId="0755734F">
+            <wp:extent cx="5801995" cy="5372100"/>
+            <wp:effectExtent l="0" t="0" r="8255" b="0"/>
+            <wp:docPr id="1207523154" name="Picture 4"/>
+            <wp:cNvGraphicFramePr>
+              <a:graphicFrameLocks xmlns:a="http://schemas.openxmlformats.org/drawingml/2006/main" noChangeAspect="1"/>
+            </wp:cNvGraphicFramePr>
+            <a:graphic xmlns:a="http://schemas.openxmlformats.org/drawingml/2006/main">
+              <a:graphicData uri="http://schemas.openxmlformats.org/drawingml/2006/picture">
+                <pic:pic xmlns:pic="http://schemas.openxmlformats.org/drawingml/2006/picture">
+                  <pic:nvPicPr>
+                    <pic:cNvPr id="0" name="Picture 7"/>
+                    <pic:cNvPicPr>
+                      <a:picLocks noChangeAspect="1" noChangeArrowheads="1"/>
+                    </pic:cNvPicPr>
+                  </pic:nvPicPr>
+                  <pic:blipFill>
+                    <a:blip r:embed="rId22">
+                      <a:extLst>
+                        <a:ext uri="{28A0092B-C50C-407E-A947-70E740481C1C}">
+                          <a14:useLocalDpi xmlns:a14="http://schemas.microsoft.com/office/drawing/2010/main" val="0"/>
+                        </a:ext>
+                      </a:extLst>
+                    </a:blip>
+                    <a:srcRect/>
+                    <a:stretch>
+                      <a:fillRect/>
+                    </a:stretch>
+                  </pic:blipFill>
+                  <pic:spPr bwMode="auto">
+                    <a:xfrm>
+                      <a:off x="0" y="0"/>
+                      <a:ext cx="5801995" cy="5372100"/>
+                    </a:xfrm>
+                    <a:prstGeom prst="rect">
+                      <a:avLst/>
+                    </a:prstGeom>
+                    <a:noFill/>
+                    <a:ln>
+                      <a:noFill/>
+                    </a:ln>
+                  </pic:spPr>
+                </pic:pic>
+              </a:graphicData>
+            </a:graphic>
+          </wp:inline>
+        </w:drawing>
+      </w:r>
+    </w:p>
+    <w:p>
+      <w:pPr>
+        <w:pStyle w:val="NormalWeb"/>
+        <w:ind w:left="720"/>
+        <w:jc w:val="both"/>
+        <w:rPr>
+          <w:rFonts w:asciiTheme="majorHAnsi" w:hAnsiTheme="majorHAnsi"/>
+          <w:b/>
+          <w:bCs/>
+          <w:sz w:val="44"/>
+          <w:szCs w:val="44"/>
+        </w:rPr>
+      </w:pPr>
+      <w:r>
+        <w:rPr>
+          <w:noProof/>
+        </w:rPr>
+        <w:lastRenderedPageBreak/>
+        <w:drawing>
+          <wp:inline distT="0" distB="0" distL="0" distR="0" wp14:anchorId="627628A3" wp14:editId="6CE8E4E4">
+            <wp:extent cx="5943600" cy="5224780"/>
+            <wp:effectExtent l="0" t="0" r="0" b="0"/>
+            <wp:docPr id="1885418874" name="Picture 5"/>
+            <wp:cNvGraphicFramePr>
+              <a:graphicFrameLocks xmlns:a="http://schemas.openxmlformats.org/drawingml/2006/main" noChangeAspect="1"/>
+            </wp:cNvGraphicFramePr>
+            <a:graphic xmlns:a="http://schemas.openxmlformats.org/drawingml/2006/main">
+              <a:graphicData uri="http://schemas.openxmlformats.org/drawingml/2006/picture">
+                <pic:pic xmlns:pic="http://schemas.openxmlformats.org/drawingml/2006/picture">
+                  <pic:nvPicPr>
+                    <pic:cNvPr id="0" name="Picture 9"/>
+                    <pic:cNvPicPr>
+                      <a:picLocks noChangeAspect="1" noChangeArrowheads="1"/>
+                    </pic:cNvPicPr>
+                  </pic:nvPicPr>
+                  <pic:blipFill>
+                    <a:blip r:embed="rId23">
+                      <a:extLst>
+                        <a:ext uri="{28A0092B-C50C-407E-A947-70E740481C1C}">
+                          <a14:useLocalDpi xmlns:a14="http://schemas.microsoft.com/office/drawing/2010/main" val="0"/>
+                        </a:ext>
+                      </a:extLst>
+                    </a:blip>
+                    <a:srcRect/>
+                    <a:stretch>
+                      <a:fillRect/>
+                    </a:stretch>
+                  </pic:blipFill>
+                  <pic:spPr bwMode="auto">
+                    <a:xfrm>
+                      <a:off x="0" y="0"/>
+                      <a:ext cx="5943600" cy="5224780"/>
+                    </a:xfrm>
+                    <a:prstGeom prst="rect">
+                      <a:avLst/>
+                    </a:prstGeom>
+                    <a:noFill/>
+                    <a:ln>
+                      <a:noFill/>
+                    </a:ln>
+                  </pic:spPr>
+                </pic:pic>
+              </a:graphicData>
+            </a:graphic>
+          </wp:inline>
+        </w:drawing>
+      </w:r>
+    </w:p>
+    <w:p>
+      <w:pPr>
+        <w:pStyle w:val="NormalWeb"/>
+        <w:numPr>
+          <w:ilvl w:val="0"/>
+          <w:numId w:val="9"/>
+        </w:numPr>
+        <w:jc w:val="both"/>
+        <w:rPr>
+          <w:rFonts w:asciiTheme="majorHAnsi" w:hAnsiTheme="majorHAnsi"/>
+          <w:b/>
+          <w:bCs/>
+          <w:sz w:val="44"/>
+          <w:szCs w:val="44"/>
+        </w:rPr>
+      </w:pPr>
+      <w:r>
+        <w:rPr>
+          <w:rFonts w:asciiTheme="majorHAnsi" w:hAnsiTheme="majorHAnsi"/>
+          <w:b/>
+          <w:bCs/>
+          <w:sz w:val="44"/>
+          <w:szCs w:val="44"/>
+        </w:rPr>
+        <w:t>Verify that users were created correctly, the network is working, SSH is accessible, and storage is mounted.</w:t>
+      </w:r>
+    </w:p>
+    <w:p>
+      <w:pPr>
+        <w:pStyle w:val="NormalWeb"/>
+        <w:ind w:left="720"/>
+        <w:jc w:val="both"/>
+        <w:rPr>
+          <w:rFonts w:asciiTheme="majorHAnsi" w:hAnsiTheme="majorHAnsi"/>
+          <w:b/>
+          <w:bCs/>
+          <w:sz w:val="44"/>
+          <w:szCs w:val="44"/>
+        </w:rPr>
+      </w:pPr>
+      <w:r>
+        <w:rPr>
+          <w:noProof/>
+        </w:rPr>
+        <w:lastRenderedPageBreak/>
+        <w:drawing>
+          <wp:inline distT="0" distB="0" distL="0" distR="0" wp14:anchorId="265EB9D7" wp14:editId="0CEA3543">
+            <wp:extent cx="5807710" cy="4000500"/>
+            <wp:effectExtent l="0" t="0" r="2540" b="0"/>
+            <wp:docPr id="880077236" name="Picture 6"/>
+            <wp:cNvGraphicFramePr>
+              <a:graphicFrameLocks xmlns:a="http://schemas.openxmlformats.org/drawingml/2006/main" noChangeAspect="1"/>
+            </wp:cNvGraphicFramePr>
+            <a:graphic xmlns:a="http://schemas.openxmlformats.org/drawingml/2006/main">
+              <a:graphicData uri="http://schemas.openxmlformats.org/drawingml/2006/picture">
+                <pic:pic xmlns:pic="http://schemas.openxmlformats.org/drawingml/2006/picture">
+                  <pic:nvPicPr>
+                    <pic:cNvPr id="0" name="Picture 11"/>
+                    <pic:cNvPicPr>
+                      <a:picLocks noChangeAspect="1" noChangeArrowheads="1"/>
+                    </pic:cNvPicPr>
+                  </pic:nvPicPr>
+                  <pic:blipFill>
+                    <a:blip r:embed="rId24">
+                      <a:extLst>
+                        <a:ext uri="{28A0092B-C50C-407E-A947-70E740481C1C}">
+                          <a14:useLocalDpi xmlns:a14="http://schemas.microsoft.com/office/drawing/2010/main" val="0"/>
+                        </a:ext>
+                      </a:extLst>
+                    </a:blip>
+                    <a:srcRect/>
+                    <a:stretch>
+                      <a:fillRect/>
+                    </a:stretch>
+                  </pic:blipFill>
+                  <pic:spPr bwMode="auto">
+                    <a:xfrm>
+                      <a:off x="0" y="0"/>
+                      <a:ext cx="5807710" cy="4000500"/>
+                    </a:xfrm>
+                    <a:prstGeom prst="rect">
+                      <a:avLst/>
+                    </a:prstGeom>
+                    <a:noFill/>
+                    <a:ln>
+                      <a:noFill/>
+                    </a:ln>
+                  </pic:spPr>
+                </pic:pic>
+              </a:graphicData>
+            </a:graphic>
+          </wp:inline>
+        </w:drawing>
+      </w:r>
+    </w:p>
+    <w:p>
+      <w:pPr>
+        <w:pStyle w:val="NormalWeb"/>
+        <w:numPr>
+          <w:ilvl w:val="0"/>
+          <w:numId w:val="9"/>
+        </w:numPr>
+        <w:jc w:val="both"/>
+        <w:rPr>
+          <w:rFonts w:asciiTheme="majorHAnsi" w:hAnsiTheme="majorHAnsi"/>
+          <w:b/>
+          <w:bCs/>
+          <w:sz w:val="44"/>
+          <w:szCs w:val="44"/>
+        </w:rPr>
+      </w:pPr>
+      <w:r>
+        <w:rPr>
+          <w:rFonts w:asciiTheme="majorHAnsi" w:hAnsiTheme="majorHAnsi"/>
+          <w:b/>
+          <w:bCs/>
+          <w:sz w:val="44"/>
+          <w:szCs w:val="44"/>
+        </w:rPr>
+        <w:t>Confirm that all permissions configured in Task 3 were applied correctly.</w:t>
+      </w:r>
+    </w:p>
+    <w:p>
+      <w:pPr>
+        <w:pStyle w:val="NormalWeb"/>
+        <w:ind w:left="720"/>
+        <w:jc w:val="both"/>
+        <w:rPr>
+          <w:rFonts w:asciiTheme="majorHAnsi" w:hAnsiTheme="majorHAnsi"/>
+          <w:b/>
+          <w:bCs/>
+          <w:sz w:val="44"/>
+          <w:szCs w:val="44"/>
+        </w:rPr>
+      </w:pPr>
+      <w:r>
+        <w:rPr>
+          <w:noProof/>
+        </w:rPr>
+        <w:drawing>
+          <wp:inline distT="0" distB="0" distL="0" distR="0" wp14:anchorId="338AAF5E" wp14:editId="732E71F9">
+            <wp:extent cx="5845810" cy="2139315"/>
+            <wp:effectExtent l="0" t="0" r="2540" b="0"/>
+            <wp:docPr id="1263965443" name="Picture 7"/>
+            <wp:cNvGraphicFramePr>
+              <a:graphicFrameLocks xmlns:a="http://schemas.openxmlformats.org/drawingml/2006/main" noChangeAspect="1"/>
+            </wp:cNvGraphicFramePr>
+            <a:graphic xmlns:a="http://schemas.openxmlformats.org/drawingml/2006/main">
+              <a:graphicData uri="http://schemas.openxmlformats.org/drawingml/2006/picture">
+                <pic:pic xmlns:pic="http://schemas.openxmlformats.org/drawingml/2006/picture">
+                  <pic:nvPicPr>
+                    <pic:cNvPr id="0" name="Picture 13"/>
+                    <pic:cNvPicPr>
+                      <a:picLocks noChangeAspect="1" noChangeArrowheads="1"/>
+                    </pic:cNvPicPr>
+                  </pic:nvPicPr>
+                  <pic:blipFill>
+                    <a:blip r:embed="rId25">
+                      <a:extLst>
+                        <a:ext uri="{28A0092B-C50C-407E-A947-70E740481C1C}">
+                          <a14:useLocalDpi xmlns:a14="http://schemas.microsoft.com/office/drawing/2010/main" val="0"/>
+                        </a:ext>
+                      </a:extLst>
+                    </a:blip>
+                    <a:srcRect/>
+                    <a:stretch>
+                      <a:fillRect/>
+                    </a:stretch>
+                  </pic:blipFill>
+                  <pic:spPr bwMode="auto">
+                    <a:xfrm>
+                      <a:off x="0" y="0"/>
+                      <a:ext cx="5845810" cy="2139315"/>
+                    </a:xfrm>
+                    <a:prstGeom prst="rect">
+                      <a:avLst/>
+                    </a:prstGeom>
+                    <a:noFill/>
+                    <a:ln>
+                      <a:noFill/>
+                    </a:ln>
+                  </pic:spPr>
+                </pic:pic>
+              </a:graphicData>
+            </a:graphic>
+          </wp:inline>
+        </w:drawing>
+      </w:r>
+    </w:p>
+    <w:p>
+      <w:pPr>
+        <w:pStyle w:val="NormalWeb"/>
         <w:rPr>
           <w:rFonts w:asciiTheme="majorHAnsi" w:hAnsiTheme="majorHAnsi"/>
           <w:b/>
@@ -6297,7 +6973,7 @@
                     </pic:cNvPicPr>
                   </pic:nvPicPr>
                   <pic:blipFill>
-                    <a:blip r:embed="rId19">
+                    <a:blip r:embed="rId26">
                       <a:extLst>
                         <a:ext uri="{28A0092B-C50C-407E-A947-70E740481C1C}">
                           <a14:useLocalDpi xmlns:a14="http://schemas.microsoft.com/office/drawing/2010/main" val="0"/>
@@ -6364,7 +7040,7 @@
                     </pic:cNvPicPr>
                   </pic:nvPicPr>
                   <pic:blipFill>
-                    <a:blip r:embed="rId20">
+                    <a:blip r:embed="rId27">
                       <a:extLst>
                         <a:ext uri="{28A0092B-C50C-407E-A947-70E740481C1C}">
                           <a14:useLocalDpi xmlns:a14="http://schemas.microsoft.com/office/drawing/2010/main" val="0"/>
@@ -6459,7 +7135,7 @@
                     </pic:cNvPicPr>
                   </pic:nvPicPr>
                   <pic:blipFill>
-                    <a:blip r:embed="rId21">
+                    <a:blip r:embed="rId28">
                       <a:extLst>
                         <a:ext uri="{28A0092B-C50C-407E-A947-70E740481C1C}">
                           <a14:useLocalDpi xmlns:a14="http://schemas.microsoft.com/office/drawing/2010/main" val="0"/>
@@ -6531,16 +7207,60 @@
     <w:p>
       <w:pPr>
         <w:pStyle w:val="NormalWeb"/>
-        <w:ind w:left="360"/>
-        <w:jc w:val="both"/>
-        <w:rPr>
-          <w:rFonts w:asciiTheme="majorHAnsi" w:hAnsiTheme="majorHAnsi"/>
-          <w:b/>
-          <w:bCs/>
-          <w:sz w:val="44"/>
-          <w:szCs w:val="44"/>
-        </w:rPr>
-      </w:pPr>
+        <w:ind w:left="720"/>
+        <w:jc w:val="both"/>
+        <w:rPr>
+          <w:rFonts w:asciiTheme="majorHAnsi" w:hAnsiTheme="majorHAnsi"/>
+          <w:b/>
+          <w:bCs/>
+          <w:sz w:val="44"/>
+          <w:szCs w:val="44"/>
+        </w:rPr>
+      </w:pPr>
+      <w:r>
+        <w:rPr>
+          <w:rFonts w:asciiTheme="majorHAnsi" w:hAnsiTheme="majorHAnsi"/>
+          <w:b/>
+          <w:bCs/>
+          <w:sz w:val="44"/>
+          <w:szCs w:val="44"/>
+        </w:rPr>
+        <w:drawing>
+          <wp:inline distT="0" distB="0" distL="0" distR="0" wp14:anchorId="7B4F3435" wp14:editId="2087BF42">
+            <wp:extent cx="5943143" cy="3967843"/>
+            <wp:effectExtent l="0" t="0" r="635" b="0"/>
+            <wp:docPr id="1184023795" name="Picture 1"/>
+            <wp:cNvGraphicFramePr>
+              <a:graphicFrameLocks xmlns:a="http://schemas.openxmlformats.org/drawingml/2006/main" noChangeAspect="1"/>
+            </wp:cNvGraphicFramePr>
+            <a:graphic xmlns:a="http://schemas.openxmlformats.org/drawingml/2006/main">
+              <a:graphicData uri="http://schemas.openxmlformats.org/drawingml/2006/picture">
+                <pic:pic xmlns:pic="http://schemas.openxmlformats.org/drawingml/2006/picture">
+                  <pic:nvPicPr>
+                    <pic:cNvPr id="1184023795" name=""/>
+                    <pic:cNvPicPr/>
+                  </pic:nvPicPr>
+                  <pic:blipFill>
+                    <a:blip r:embed="rId29"/>
+                    <a:stretch>
+                      <a:fillRect/>
+                    </a:stretch>
+                  </pic:blipFill>
+                  <pic:spPr>
+                    <a:xfrm>
+                      <a:off x="0" y="0"/>
+                      <a:ext cx="5952709" cy="3974230"/>
+                    </a:xfrm>
+                    <a:prstGeom prst="rect">
+                      <a:avLst/>
+                    </a:prstGeom>
+                  </pic:spPr>
+                </pic:pic>
+              </a:graphicData>
+            </a:graphic>
+          </wp:inline>
+        </w:drawing>
+      </w:r>
     </w:p>
     <w:p>
       <w:pPr>
@@ -6555,104 +7275,51 @@
           <w:szCs w:val="44"/>
         </w:rPr>
       </w:pPr>
-    </w:p>
-    <w:p>
-      <w:pPr>
-        <w:pStyle w:val="NormalWeb"/>
-        <w:ind w:left="720"/>
-        <w:jc w:val="both"/>
-        <w:rPr>
-          <w:rFonts w:asciiTheme="majorHAnsi" w:hAnsiTheme="majorHAnsi"/>
-          <w:b/>
-          <w:bCs/>
-          <w:sz w:val="44"/>
-          <w:szCs w:val="44"/>
-        </w:rPr>
-      </w:pPr>
-    </w:p>
-    <w:p>
-      <w:pPr>
-        <w:pStyle w:val="NormalWeb"/>
-        <w:ind w:left="720"/>
-        <w:jc w:val="both"/>
-        <w:rPr>
-          <w:rFonts w:asciiTheme="majorHAnsi" w:hAnsiTheme="majorHAnsi"/>
-          <w:b/>
-          <w:bCs/>
-          <w:sz w:val="44"/>
-          <w:szCs w:val="44"/>
-        </w:rPr>
-      </w:pPr>
-    </w:p>
-    <w:p>
-      <w:pPr>
-        <w:pStyle w:val="NormalWeb"/>
-        <w:ind w:left="720"/>
-        <w:jc w:val="both"/>
-        <w:rPr>
-          <w:rFonts w:asciiTheme="majorHAnsi" w:hAnsiTheme="majorHAnsi"/>
-          <w:b/>
-          <w:bCs/>
-          <w:sz w:val="44"/>
-          <w:szCs w:val="44"/>
-        </w:rPr>
-      </w:pPr>
-    </w:p>
-    <w:p>
-      <w:pPr>
-        <w:pStyle w:val="NormalWeb"/>
-        <w:ind w:left="720"/>
-        <w:jc w:val="both"/>
-        <w:rPr>
-          <w:rFonts w:asciiTheme="majorHAnsi" w:hAnsiTheme="majorHAnsi"/>
-          <w:b/>
-          <w:bCs/>
-          <w:sz w:val="44"/>
-          <w:szCs w:val="44"/>
-        </w:rPr>
-      </w:pPr>
-    </w:p>
-    <w:p>
-      <w:pPr>
-        <w:pStyle w:val="NormalWeb"/>
-        <w:ind w:left="720"/>
-        <w:jc w:val="both"/>
-        <w:rPr>
-          <w:rFonts w:asciiTheme="majorHAnsi" w:hAnsiTheme="majorHAnsi"/>
-          <w:b/>
-          <w:bCs/>
-          <w:sz w:val="44"/>
-          <w:szCs w:val="44"/>
-        </w:rPr>
-      </w:pPr>
-    </w:p>
-    <w:p>
-      <w:pPr>
-        <w:pStyle w:val="NormalWeb"/>
-        <w:ind w:left="360"/>
-        <w:jc w:val="both"/>
-        <w:rPr>
-          <w:rFonts w:asciiTheme="majorHAnsi" w:hAnsiTheme="majorHAnsi"/>
-          <w:b/>
-          <w:bCs/>
-          <w:sz w:val="44"/>
-          <w:szCs w:val="44"/>
-        </w:rPr>
-      </w:pPr>
-    </w:p>
-    <w:p>
-      <w:pPr>
-        <w:pStyle w:val="NormalWeb"/>
-        <w:ind w:left="720"/>
-        <w:jc w:val="both"/>
-        <w:rPr>
-          <w:rFonts w:asciiTheme="majorHAnsi" w:hAnsiTheme="majorHAnsi"/>
-          <w:b/>
-          <w:bCs/>
-          <w:sz w:val="44"/>
-          <w:szCs w:val="44"/>
-        </w:rPr>
-      </w:pPr>
+      <w:r>
+        <w:rPr>
+          <w:rFonts w:asciiTheme="majorHAnsi" w:hAnsiTheme="majorHAnsi"/>
+          <w:b/>
+          <w:bCs/>
+          <w:sz w:val="44"/>
+          <w:szCs w:val="44"/>
+        </w:rPr>
+        <w:lastRenderedPageBreak/>
+        <w:drawing>
+          <wp:inline distT="0" distB="0" distL="0" distR="0" wp14:anchorId="46BBD63D" wp14:editId="2F16C3DE">
+            <wp:extent cx="5143946" cy="1714649"/>
+            <wp:effectExtent l="0" t="0" r="0" b="0"/>
+            <wp:docPr id="84373420" name="Picture 1"/>
+            <wp:cNvGraphicFramePr>
+              <a:graphicFrameLocks xmlns:a="http://schemas.openxmlformats.org/drawingml/2006/main" noChangeAspect="1"/>
+            </wp:cNvGraphicFramePr>
+            <a:graphic xmlns:a="http://schemas.openxmlformats.org/drawingml/2006/main">
+              <a:graphicData uri="http://schemas.openxmlformats.org/drawingml/2006/picture">
+                <pic:pic xmlns:pic="http://schemas.openxmlformats.org/drawingml/2006/picture">
+                  <pic:nvPicPr>
+                    <pic:cNvPr id="84373420" name=""/>
+                    <pic:cNvPicPr/>
+                  </pic:nvPicPr>
+                  <pic:blipFill>
+                    <a:blip r:embed="rId30"/>
+                    <a:stretch>
+                      <a:fillRect/>
+                    </a:stretch>
+                  </pic:blipFill>
+                  <pic:spPr>
+                    <a:xfrm>
+                      <a:off x="0" y="0"/>
+                      <a:ext cx="5143946" cy="1714649"/>
+                    </a:xfrm>
+                    <a:prstGeom prst="rect">
+                      <a:avLst/>
+                    </a:prstGeom>
+                  </pic:spPr>
+                </pic:pic>
+              </a:graphicData>
+            </a:graphic>
+          </wp:inline>
+        </w:drawing>
+      </w:r>
     </w:p>
     <w:p>
       <w:pPr>
@@ -6699,9 +7366,9 @@
           <w:noProof/>
         </w:rPr>
         <w:drawing>
-          <wp:inline distT="0" distB="0" distL="0" distR="0" wp14:anchorId="261F4819" wp14:editId="00F8DE50">
-            <wp:extent cx="5943600" cy="5287010"/>
-            <wp:effectExtent l="0" t="0" r="0" b="8890"/>
+          <wp:inline distT="0" distB="0" distL="0" distR="0" wp14:anchorId="261F4819" wp14:editId="04330749">
+            <wp:extent cx="5942834" cy="4849586"/>
+            <wp:effectExtent l="0" t="0" r="1270" b="8255"/>
             <wp:docPr id="990729405" name="Picture 19"/>
             <wp:cNvGraphicFramePr>
               <a:graphicFrameLocks xmlns:a="http://schemas.openxmlformats.org/drawingml/2006/main" noChangeAspect="1"/>
@@ -6716,7 +7383,7 @@
                     </pic:cNvPicPr>
                   </pic:nvPicPr>
                   <pic:blipFill>
-                    <a:blip r:embed="rId22">
+                    <a:blip r:embed="rId31">
                       <a:extLst>
                         <a:ext uri="{28A0092B-C50C-407E-A947-70E740481C1C}">
                           <a14:useLocalDpi xmlns:a14="http://schemas.microsoft.com/office/drawing/2010/main" val="0"/>
@@ -6731,7 +7398,7 @@
                   <pic:spPr bwMode="auto">
                     <a:xfrm>
                       <a:off x="0" y="0"/>
-                      <a:ext cx="5943600" cy="5287010"/>
+                      <a:ext cx="5958859" cy="4862663"/>
                     </a:xfrm>
                     <a:prstGeom prst="rect">
                       <a:avLst/>
@@ -6747,32 +7414,6 @@
           </wp:inline>
         </w:drawing>
       </w:r>
-    </w:p>
-    <w:p>
-      <w:pPr>
-        <w:pStyle w:val="NormalWeb"/>
-        <w:ind w:left="360"/>
-        <w:rPr>
-          <w:rFonts w:asciiTheme="majorHAnsi" w:hAnsiTheme="majorHAnsi"/>
-          <w:b/>
-          <w:bCs/>
-          <w:sz w:val="44"/>
-          <w:szCs w:val="44"/>
-        </w:rPr>
-      </w:pPr>
-    </w:p>
-    <w:p>
-      <w:pPr>
-        <w:pStyle w:val="NormalWeb"/>
-        <w:ind w:left="360"/>
-        <w:rPr>
-          <w:rFonts w:asciiTheme="majorHAnsi" w:hAnsiTheme="majorHAnsi"/>
-          <w:b/>
-          <w:bCs/>
-          <w:sz w:val="44"/>
-          <w:szCs w:val="44"/>
-        </w:rPr>
-      </w:pPr>
     </w:p>
     <w:p>
       <w:pPr>
@@ -6837,7 +7478,7 @@
                     </pic:cNvPicPr>
                   </pic:nvPicPr>
                   <pic:blipFill>
-                    <a:blip r:embed="rId23">
+                    <a:blip r:embed="rId32">
                       <a:extLst>
                         <a:ext uri="{28A0092B-C50C-407E-A947-70E740481C1C}">
                           <a14:useLocalDpi xmlns:a14="http://schemas.microsoft.com/office/drawing/2010/main" val="0"/>
@@ -7105,7 +7746,7 @@
                     </pic:cNvPicPr>
                   </pic:nvPicPr>
                   <pic:blipFill>
-                    <a:blip r:embed="rId24">
+                    <a:blip r:embed="rId33">
                       <a:extLst>
                         <a:ext uri="{28A0092B-C50C-407E-A947-70E740481C1C}">
                           <a14:useLocalDpi xmlns:a14="http://schemas.microsoft.com/office/drawing/2010/main" val="0"/>
@@ -7199,7 +7840,7 @@
                     </pic:cNvPicPr>
                   </pic:nvPicPr>
                   <pic:blipFill>
-                    <a:blip r:embed="rId25">
+                    <a:blip r:embed="rId34">
                       <a:extLst>
                         <a:ext uri="{28A0092B-C50C-407E-A947-70E740481C1C}">
                           <a14:useLocalDpi xmlns:a14="http://schemas.microsoft.com/office/drawing/2010/main" val="0"/>
@@ -7294,7 +7935,7 @@
                     </pic:cNvPicPr>
                   </pic:nvPicPr>
                   <pic:blipFill>
-                    <a:blip r:embed="rId26">
+                    <a:blip r:embed="rId35">
                       <a:extLst>
                         <a:ext uri="{28A0092B-C50C-407E-A947-70E740481C1C}">
                           <a14:useLocalDpi xmlns:a14="http://schemas.microsoft.com/office/drawing/2010/main" val="0"/>
@@ -7388,7 +8029,7 @@
                     </pic:cNvPicPr>
                   </pic:nvPicPr>
                   <pic:blipFill>
-                    <a:blip r:embed="rId27">
+                    <a:blip r:embed="rId36">
                       <a:extLst>
                         <a:ext uri="{28A0092B-C50C-407E-A947-70E740481C1C}">
                           <a14:useLocalDpi xmlns:a14="http://schemas.microsoft.com/office/drawing/2010/main" val="0"/>
@@ -7540,7 +8181,7 @@
                     </pic:cNvPicPr>
                   </pic:nvPicPr>
                   <pic:blipFill>
-                    <a:blip r:embed="rId28">
+                    <a:blip r:embed="rId37">
                       <a:extLst>
                         <a:ext uri="{28A0092B-C50C-407E-A947-70E740481C1C}">
                           <a14:useLocalDpi xmlns:a14="http://schemas.microsoft.com/office/drawing/2010/main" val="0"/>
@@ -8779,7 +9420,7 @@
   <w:abstractNum w:abstractNumId="8" w15:restartNumberingAfterBreak="0">
     <w:nsid w:val="7B570567"/>
     <w:multiLevelType w:val="hybridMultilevel"/>
-    <w:tmpl w:val="952AEC74"/>
+    <w:tmpl w:val="7478A6C6"/>
     <w:lvl w:ilvl="0" w:tplc="04090001">
       <w:start w:val="1"/>
       <w:numFmt w:val="bullet"/>
